--- a/entrega-templates/manuais/PCMD-W2-Manual-Estrategia-Manutencao-Exemplo.docx
+++ b/entrega-templates/manuais/PCMD-W2-Manual-Estrategia-Manutencao-Exemplo.docx
@@ -12,7 +12,7 @@
     </w:p>
     <w:p>
       <w:pPr>
-        <w:spacing w:before="120"/>
+        <w:spacing w:before="80" w:after="200"/>
       </w:pPr>
       <w:r>
         <w:rPr>
@@ -434,34 +434,14 @@
     </w:tbl>
     <w:p>
       <w:pPr>
-        <w:spacing w:after="40"/>
-      </w:pPr>
-    </w:p>
-    <w:p>
-      <w:pPr>
-        <w:pStyle w:val="DestaquePCMD"/>
-        <w:pBdr>
-          <w:left w:val="single" w:sz="24" w:space="8" w:color="B85C00"/>
-        </w:pBdr>
-        <w:shd w:val="clear" w:color="auto" w:fill="FFF4C2"/>
+        <w:spacing w:before="80"/>
       </w:pPr>
       <w:r>
         <w:rPr>
-          <w:b/>
-          <w:color w:val="B85C00"/>
+          <w:color w:val="8C96A0"/>
+          <w:sz w:val="16"/>
         </w:rPr>
-        <w:t xml:space="preserve">AVISO  </w:t>
-      </w:r>
-      <w:r>
-        <w:t>O material apoia a organização do PCM e não substitui a avaliação de profissional habilitado nem o texto oficial das normas. As periodicidades são base genérica e devem ser confirmadas com o manual do fabricante.</w:t>
-      </w:r>
-    </w:p>
-    <w:p>
-      <w:pPr>
-        <w:pStyle w:val="NotaPCMD"/>
-      </w:pPr>
-      <w:r>
-        <w:t>Aprovador: preencher somente após aprovação efetiva. Este modelo não registra nem presume aprovação. Modelo PCM Direto 1.0.0 (23/10/2026) · Thiago Oliveira Lima · pcmdireto@gmail.com · Licença MIT.</w:t>
+        <w:t>Modelo PCM Direto 1.0.0 · Thiago Oliveira Lima · pcmdireto@gmail.com · Licença MIT</w:t>
       </w:r>
     </w:p>
     <w:p>
@@ -487,17 +467,10 @@
       <w:pPr>
         <w:pStyle w:val="DestaquePCMD"/>
         <w:pBdr>
-          <w:left w:val="single" w:sz="24" w:space="8" w:color="0B3D63"/>
+          <w:left w:val="single" w:sz="18" w:space="8" w:color="0B3D63"/>
         </w:pBdr>
         <w:shd w:val="clear" w:color="auto" w:fill="F4F7FA"/>
       </w:pPr>
-      <w:r>
-        <w:rPr>
-          <w:b/>
-          <w:color w:val="0B3D63"/>
-        </w:rPr>
-        <w:t xml:space="preserve">IMPORTANTE  </w:t>
-      </w:r>
       <w:r>
         <w:t>Estratégias, prazos por classe e metas são definidos pelo profissional responsável. Enquanto não forem, aparecem como A definir: este manual não cria regras técnicas.</w:t>
       </w:r>
@@ -1863,17 +1836,10 @@
       <w:pPr>
         <w:pStyle w:val="DestaquePCMD"/>
         <w:pBdr>
-          <w:left w:val="single" w:sz="24" w:space="8" w:color="7A0019"/>
+          <w:left w:val="single" w:sz="18" w:space="8" w:color="0B3D63"/>
         </w:pBdr>
-        <w:shd w:val="clear" w:color="auto" w:fill="FBE7EA"/>
+        <w:shd w:val="clear" w:color="auto" w:fill="F4F7FA"/>
       </w:pPr>
-      <w:r>
-        <w:rPr>
-          <w:b/>
-          <w:color w:val="7A0019"/>
-        </w:rPr>
-        <w:t xml:space="preserve">SEGURANÇA  </w:t>
-      </w:r>
       <w:r>
         <w:t>Tarefa de segurança não pode ser excluída, desmarcada nem ter intervalo ampliado; só é permitido manter ou aumentar a frequência. Validações de planilha ajudam, mas podem ser contornadas e não substituem as travas do app.</w:t>
       </w:r>
@@ -2587,17 +2553,10 @@
       <w:pPr>
         <w:pStyle w:val="DestaquePCMD"/>
         <w:pBdr>
-          <w:left w:val="single" w:sz="24" w:space="8" w:color="0B3D63"/>
+          <w:left w:val="single" w:sz="18" w:space="8" w:color="0B3D63"/>
         </w:pBdr>
         <w:shd w:val="clear" w:color="auto" w:fill="F4F7FA"/>
       </w:pPr>
-      <w:r>
-        <w:rPr>
-          <w:b/>
-          <w:color w:val="0B3D63"/>
-        </w:rPr>
-        <w:t xml:space="preserve">REGRA  </w:t>
-      </w:r>
       <w:r>
         <w:t>Cada referência começa Não verificado. Verificado exige fonte oficial HTTPS, versão e data; registra a conferência do responsável e não certifica conformidade. Não cite número de norma sem essas informações.</w:t>
       </w:r>
@@ -8994,7 +8953,7 @@
       <w:spacing w:before="280" w:after="80"/>
       <w:outlineLvl w:val="0"/>
       <w:pBdr>
-        <w:bottom w:val="single" w:sz="8" w:space="3" w:color="B85C00"/>
+        <w:bottom w:val="single" w:sz="6" w:space="3" w:color="D5DDE5"/>
       </w:pBdr>
     </w:pPr>
     <w:rPr>
@@ -9025,7 +8984,7 @@
       <w:rFonts w:ascii="Arial" w:hAnsi="Arial" w:cs="Arial" w:eastAsia="Arial"/>
       <w:b/>
       <w:bCs/>
-      <w:color w:val="B85C00"/>
+      <w:color w:val="0B3D63"/>
       <w:sz w:val="22"/>
       <w:szCs w:val="26"/>
     </w:rPr>
@@ -9284,22 +9243,18 @@
       <w:keepNext/>
       <w:pBdr>
         <w:bottom w:val="single" w:sz="8" w:space="4" w:color="4F81BD" w:themeColor="accent1"/>
-        <w:top w:val="single" w:sz="24" w:space="10" w:color="0B3D63"/>
-        <w:left w:val="single" w:sz="24" w:space="10" w:color="0B3D63"/>
-        <w:bottom w:val="single" w:sz="24" w:space="10" w:color="0B3D63"/>
-        <w:right w:val="single" w:sz="24" w:space="10" w:color="0B3D63"/>
+        <w:bottom w:val="single" w:sz="12" w:space="4" w:color="0B3D63"/>
       </w:pBdr>
-      <w:spacing w:after="0" w:line="240" w:lineRule="auto" w:before="160"/>
+      <w:spacing w:after="40" w:line="240" w:lineRule="auto" w:before="160"/>
       <w:contextualSpacing/>
-      <w:shd w:val="clear" w:color="auto" w:fill="0B3D63"/>
     </w:pPr>
     <w:rPr>
       <w:rFonts w:ascii="Arial" w:hAnsi="Arial" w:cs="Arial" w:eastAsia="Arial"/>
       <w:b/>
-      <w:color w:val="FFFFFF"/>
+      <w:color w:val="0B3D63"/>
       <w:spacing w:val="5"/>
       <w:kern w:val="28"/>
-      <w:sz w:val="44"/>
+      <w:sz w:val="40"/>
       <w:szCs w:val="52"/>
     </w:rPr>
   </w:style>

--- a/entrega-templates/manuais/PCMD-W2-Manual-Estrategia-Manutencao-Exemplo.docx
+++ b/entrega-templates/manuais/PCMD-W2-Manual-Estrategia-Manutencao-Exemplo.docx
@@ -4,452 +4,10 @@
   <w:body>
     <w:p>
       <w:pPr>
-        <w:pStyle w:val="Title"/>
-      </w:pPr>
-      <w:r>
-        <w:t>Manual de Estratégia de Manutenção</w:t>
-      </w:r>
-    </w:p>
-    <w:p>
-      <w:pPr>
-        <w:spacing w:before="80" w:after="200"/>
-      </w:pPr>
-      <w:r>
-        <w:rPr>
-          <w:b/>
-          <w:color w:val="B85C00"/>
-        </w:rPr>
-        <w:t xml:space="preserve">PCMD-W2  ·  </w:t>
-      </w:r>
-      <w:r>
-        <w:rPr>
-          <w:color w:val="5B6875"/>
-        </w:rPr>
-        <w:t>Como escolher e revisar estratégias, planejar, registrar execuções e tratar falhas.</w:t>
-      </w:r>
-    </w:p>
-    <w:tbl>
-      <w:tblPr>
-        <w:tblW w:type="auto" w:w="0"/>
-        <w:jc w:val="center"/>
-        <w:tblLayout w:type="fixed"/>
-        <w:tblLook w:firstColumn="1" w:firstRow="1" w:lastColumn="0" w:lastRow="0" w:noHBand="0" w:noVBand="1" w:val="04A0"/>
-        <w:tblLayout w:type="fixed"/>
-        <w:tblBorders>
-          <w:top w:val="single" w:sz="8" w:space="0" w:color="D5DDE5"/>
-          <w:left w:val="nil"/>
-          <w:bottom w:val="single" w:sz="8" w:space="0" w:color="D5DDE5"/>
-          <w:right w:val="nil"/>
-          <w:insideH w:val="single" w:sz="4" w:space="0" w:color="D5DDE5"/>
-          <w:insideV w:val="nil"/>
-        </w:tblBorders>
-        <w:tblCellMar>
-          <w:top w:w="45" w:type="dxa"/>
-          <w:bottom w:w="45" w:type="dxa"/>
-          <w:left w:w="85" w:type="dxa"/>
-          <w:right w:w="85" w:type="dxa"/>
-        </w:tblCellMar>
-      </w:tblPr>
-      <w:tblGrid>
-        <w:gridCol w:w="1701"/>
-        <w:gridCol w:w="3118"/>
-        <w:gridCol w:w="1701"/>
-        <w:gridCol w:w="3118"/>
-      </w:tblGrid>
-      <w:tr>
-        <w:trPr>
-          <w:cantSplit/>
-        </w:trPr>
-        <w:tc>
-          <w:tcPr>
-            <w:tcW w:type="dxa" w:w="1701"/>
-            <w:shd w:val="clear" w:color="auto" w:fill="EEF3F8"/>
-          </w:tcPr>
-          <w:p>
-            <w:pPr>
-              <w:pStyle w:val="TabelaPCMD"/>
-            </w:pPr>
-            <w:r>
-              <w:rPr>
-                <w:b/>
-                <w:color w:val="5B6875"/>
-                <w:sz w:val="16"/>
-              </w:rPr>
-              <w:t>Organização</w:t>
-            </w:r>
-          </w:p>
-        </w:tc>
-        <w:tc>
-          <w:tcPr>
-            <w:tcW w:type="dxa" w:w="3118"/>
-          </w:tcPr>
-          <w:p>
-            <w:pPr>
-              <w:pStyle w:val="TabelaPCMD"/>
-            </w:pPr>
-            <w:r>
-              <w:rPr>
-                <w:b/>
-              </w:rPr>
-              <w:t>Indústria Exemplo</w:t>
-            </w:r>
-          </w:p>
-        </w:tc>
-        <w:tc>
-          <w:tcPr>
-            <w:tcW w:type="dxa" w:w="1701"/>
-            <w:shd w:val="clear" w:color="auto" w:fill="EEF3F8"/>
-          </w:tcPr>
-          <w:p>
-            <w:pPr>
-              <w:pStyle w:val="TabelaPCMD"/>
-            </w:pPr>
-            <w:r>
-              <w:rPr>
-                <w:b/>
-                <w:color w:val="5B6875"/>
-                <w:sz w:val="16"/>
-              </w:rPr>
-              <w:t>Referencial</w:t>
-            </w:r>
-          </w:p>
-        </w:tc>
-        <w:tc>
-          <w:tcPr>
-            <w:tcW w:type="dxa" w:w="3118"/>
-          </w:tcPr>
-          <w:p>
-            <w:pPr>
-              <w:pStyle w:val="TabelaPCMD"/>
-            </w:pPr>
-            <w:r>
-              <w:rPr>
-                <w:b/>
-              </w:rPr>
-              <w:t>GERAL (sem norma)</w:t>
-            </w:r>
-          </w:p>
-        </w:tc>
-      </w:tr>
-      <w:tr>
-        <w:trPr>
-          <w:cantSplit/>
-        </w:trPr>
-        <w:tc>
-          <w:tcPr>
-            <w:tcW w:type="dxa" w:w="1701"/>
-            <w:shd w:val="clear" w:color="auto" w:fill="EEF3F8"/>
-          </w:tcPr>
-          <w:p>
-            <w:pPr>
-              <w:pStyle w:val="TabelaPCMD"/>
-            </w:pPr>
-            <w:r>
-              <w:rPr>
-                <w:b/>
-                <w:color w:val="5B6875"/>
-                <w:sz w:val="16"/>
-              </w:rPr>
-              <w:t>Revisão</w:t>
-            </w:r>
-          </w:p>
-        </w:tc>
-        <w:tc>
-          <w:tcPr>
-            <w:tcW w:type="dxa" w:w="3118"/>
-          </w:tcPr>
-          <w:p>
-            <w:pPr>
-              <w:pStyle w:val="TabelaPCMD"/>
-            </w:pPr>
-            <w:r>
-              <w:rPr>
-                <w:b/>
-              </w:rPr>
-              <w:t>00</w:t>
-            </w:r>
-          </w:p>
-        </w:tc>
-        <w:tc>
-          <w:tcPr>
-            <w:tcW w:type="dxa" w:w="1701"/>
-            <w:shd w:val="clear" w:color="auto" w:fill="EEF3F8"/>
-          </w:tcPr>
-          <w:p>
-            <w:pPr>
-              <w:pStyle w:val="TabelaPCMD"/>
-            </w:pPr>
-            <w:r>
-              <w:rPr>
-                <w:b/>
-                <w:color w:val="5B6875"/>
-                <w:sz w:val="16"/>
-              </w:rPr>
-              <w:t>Data da revisão</w:t>
-            </w:r>
-          </w:p>
-        </w:tc>
-        <w:tc>
-          <w:tcPr>
-            <w:tcW w:type="dxa" w:w="3118"/>
-          </w:tcPr>
-          <w:p>
-            <w:pPr>
-              <w:pStyle w:val="TabelaPCMD"/>
-            </w:pPr>
-            <w:r>
-              <w:rPr>
-                <w:b/>
-              </w:rPr>
-              <w:t>23/10/2026</w:t>
-            </w:r>
-          </w:p>
-        </w:tc>
-      </w:tr>
-      <w:tr>
-        <w:trPr>
-          <w:cantSplit/>
-        </w:trPr>
-        <w:tc>
-          <w:tcPr>
-            <w:tcW w:type="dxa" w:w="1701"/>
-            <w:shd w:val="clear" w:color="auto" w:fill="EEF3F8"/>
-          </w:tcPr>
-          <w:p>
-            <w:pPr>
-              <w:pStyle w:val="TabelaPCMD"/>
-            </w:pPr>
-            <w:r>
-              <w:rPr>
-                <w:b/>
-                <w:color w:val="5B6875"/>
-                <w:sz w:val="16"/>
-              </w:rPr>
-              <w:t>Elaborador</w:t>
-            </w:r>
-          </w:p>
-        </w:tc>
-        <w:tc>
-          <w:tcPr>
-            <w:tcW w:type="dxa" w:w="3118"/>
-          </w:tcPr>
-          <w:p>
-            <w:pPr>
-              <w:pStyle w:val="TabelaPCMD"/>
-            </w:pPr>
-            <w:r>
-              <w:rPr>
-                <w:b/>
-              </w:rPr>
-              <w:t>Pessoa A</w:t>
-            </w:r>
-          </w:p>
-        </w:tc>
-        <w:tc>
-          <w:tcPr>
-            <w:tcW w:type="dxa" w:w="1701"/>
-            <w:shd w:val="clear" w:color="auto" w:fill="EEF3F8"/>
-          </w:tcPr>
-          <w:p>
-            <w:pPr>
-              <w:pStyle w:val="TabelaPCMD"/>
-            </w:pPr>
-            <w:r>
-              <w:rPr>
-                <w:b/>
-                <w:color w:val="5B6875"/>
-                <w:sz w:val="16"/>
-              </w:rPr>
-              <w:t>Aprovador</w:t>
-            </w:r>
-          </w:p>
-        </w:tc>
-        <w:tc>
-          <w:tcPr>
-            <w:tcW w:type="dxa" w:w="3118"/>
-          </w:tcPr>
-          <w:p>
-            <w:pPr>
-              <w:pStyle w:val="TabelaPCMD"/>
-            </w:pPr>
-            <w:r>
-              <w:rPr>
-                <w:b/>
-              </w:rPr>
-              <w:t>A definir (aprovação não registrada)</w:t>
-            </w:r>
-          </w:p>
-        </w:tc>
-      </w:tr>
-      <w:tr>
-        <w:trPr>
-          <w:cantSplit/>
-        </w:trPr>
-        <w:tc>
-          <w:tcPr>
-            <w:tcW w:type="dxa" w:w="1701"/>
-            <w:shd w:val="clear" w:color="auto" w:fill="EEF3F8"/>
-          </w:tcPr>
-          <w:p>
-            <w:pPr>
-              <w:pStyle w:val="TabelaPCMD"/>
-            </w:pPr>
-            <w:r>
-              <w:rPr>
-                <w:b/>
-                <w:color w:val="5B6875"/>
-                <w:sz w:val="16"/>
-              </w:rPr>
-              <w:t>Próxima revisão</w:t>
-            </w:r>
-          </w:p>
-        </w:tc>
-        <w:tc>
-          <w:tcPr>
-            <w:tcW w:type="dxa" w:w="3118"/>
-          </w:tcPr>
-          <w:p>
-            <w:pPr>
-              <w:pStyle w:val="TabelaPCMD"/>
-            </w:pPr>
-            <w:r>
-              <w:rPr>
-                <w:b/>
-              </w:rPr>
-              <w:t>A definir</w:t>
-            </w:r>
-          </w:p>
-        </w:tc>
-        <w:tc>
-          <w:tcPr>
-            <w:tcW w:type="dxa" w:w="1701"/>
-            <w:shd w:val="clear" w:color="auto" w:fill="EEF3F8"/>
-          </w:tcPr>
-          <w:p>
-            <w:pPr>
-              <w:pStyle w:val="TabelaPCMD"/>
-            </w:pPr>
-            <w:r>
-              <w:rPr>
-                <w:b/>
-                <w:color w:val="5B6875"/>
-                <w:sz w:val="16"/>
-              </w:rPr>
-              <w:t>Situação</w:t>
-            </w:r>
-          </w:p>
-        </w:tc>
-        <w:tc>
-          <w:tcPr>
-            <w:tcW w:type="dxa" w:w="3118"/>
-          </w:tcPr>
-          <w:p>
-            <w:pPr>
-              <w:pStyle w:val="TabelaPCMD"/>
-            </w:pPr>
-            <w:r>
-              <w:rPr>
-                <w:b/>
-              </w:rPr>
-              <w:t>Em elaboração</w:t>
-            </w:r>
-          </w:p>
-        </w:tc>
-      </w:tr>
-      <w:tr>
-        <w:trPr>
-          <w:cantSplit/>
-        </w:trPr>
-        <w:tc>
-          <w:tcPr>
-            <w:tcW w:type="dxa" w:w="1701"/>
-            <w:shd w:val="clear" w:color="auto" w:fill="EEF3F8"/>
-          </w:tcPr>
-          <w:p>
-            <w:pPr>
-              <w:pStyle w:val="TabelaPCMD"/>
-            </w:pPr>
-            <w:r>
-              <w:rPr>
-                <w:b/>
-                <w:color w:val="5B6875"/>
-                <w:sz w:val="16"/>
-              </w:rPr>
-              <w:t>Origem dos dados</w:t>
-            </w:r>
-          </w:p>
-        </w:tc>
-        <w:tc>
-          <w:tcPr>
-            <w:tcW w:type="dxa" w:w="3118"/>
-          </w:tcPr>
-          <w:p>
-            <w:pPr>
-              <w:pStyle w:val="TabelaPCMD"/>
-            </w:pPr>
-            <w:r>
-              <w:rPr>
-                <w:b/>
-              </w:rPr>
-              <w:t>Demonstração fictícia (não é exportação do app)</w:t>
-            </w:r>
-          </w:p>
-        </w:tc>
-        <w:tc>
-          <w:tcPr>
-            <w:tcW w:type="dxa" w:w="1701"/>
-            <w:shd w:val="clear" w:color="auto" w:fill="EEF3F8"/>
-          </w:tcPr>
-          <w:p>
-            <w:pPr>
-              <w:pStyle w:val="TabelaPCMD"/>
-            </w:pPr>
-            <w:r>
-              <w:rPr>
-                <w:b/>
-                <w:color w:val="5B6875"/>
-                <w:sz w:val="16"/>
-              </w:rPr>
-              <w:t>Data de emissão</w:t>
-            </w:r>
-          </w:p>
-        </w:tc>
-        <w:tc>
-          <w:tcPr>
-            <w:tcW w:type="dxa" w:w="3118"/>
-          </w:tcPr>
-          <w:p>
-            <w:pPr>
-              <w:pStyle w:val="TabelaPCMD"/>
-            </w:pPr>
-            <w:r>
-              <w:rPr>
-                <w:b/>
-              </w:rPr>
-              <w:t>23/10/2026</w:t>
-            </w:r>
-          </w:p>
-        </w:tc>
-      </w:tr>
-    </w:tbl>
-    <w:p>
-      <w:pPr>
-        <w:spacing w:before="80"/>
-      </w:pPr>
-      <w:r>
-        <w:rPr>
-          <w:color w:val="8C96A0"/>
-          <w:sz w:val="16"/>
-        </w:rPr>
-        <w:t>Modelo PCM Direto 1.0.0 · Thiago Oliveira Lima · pcmdireto@gmail.com · Licença MIT</w:t>
-      </w:r>
-    </w:p>
-    <w:p>
-      <w:pPr>
         <w:pStyle w:val="Heading1"/>
       </w:pPr>
       <w:r>
-        <w:t>1. Objetivo e escopo</w:t>
+        <w:t>1.  OBJETIVO</w:t>
       </w:r>
     </w:p>
     <w:p>
@@ -460,19 +18,7 @@
         <w:t>Indústria Exemplo</w:t>
       </w:r>
       <w:r>
-        <w:t xml:space="preserve"> escolhe e revisa estratégias de manutenção, planeja, registra execuções e trata falhas, com os registros do PCM Direto e os modelos PCMD. Cadastro, criticidade e histórico seguem o Manual de Gestão de Ativos (PCMD-W1).</w:t>
-      </w:r>
-    </w:p>
-    <w:p>
-      <w:pPr>
-        <w:pStyle w:val="DestaquePCMD"/>
-        <w:pBdr>
-          <w:left w:val="single" w:sz="18" w:space="8" w:color="0B3D63"/>
-        </w:pBdr>
-        <w:shd w:val="clear" w:color="auto" w:fill="F4F7FA"/>
-      </w:pPr>
-      <w:r>
-        <w:t>Estratégias, prazos por classe e metas são definidos pelo profissional responsável. Enquanto não forem, aparecem como A definir: este manual não cria regras técnicas.</w:t>
+        <w:t xml:space="preserve"> escolhe e revisa estratégias de manutenção, planeja, registra execuções e trata falhas, com os registros do PCM Direto e os modelos PCMD.</w:t>
       </w:r>
     </w:p>
     <w:p>
@@ -480,7 +26,72 @@
         <w:pStyle w:val="Heading1"/>
       </w:pPr>
       <w:r>
-        <w:t>2. Termos</w:t>
+        <w:t>2.  ESCOPO E APLICAÇÃO</w:t>
+      </w:r>
+    </w:p>
+    <w:p>
+      <w:r>
+        <w:t>Aplica-se aos ativos cadastrados no PCMD-02 e às tarefas do plano mestre (PCMD-03). Cadastro, criticidade e histórico seguem o Manual de Gestão de Ativos (PCMD-W1).</w:t>
+      </w:r>
+    </w:p>
+    <w:p>
+      <w:pPr>
+        <w:pStyle w:val="DestaquePCMD"/>
+        <w:pBdr>
+          <w:left w:val="single" w:sz="24" w:space="6" w:color="0B3D63"/>
+        </w:pBdr>
+        <w:shd w:val="clear" w:color="auto" w:fill="EEF2F8"/>
+      </w:pPr>
+      <w:r>
+        <w:rPr>
+          <w:rFonts w:ascii="Arial Black" w:hAnsi="Arial Black" w:cs="Arial Black"/>
+          <w:color w:val="0B3D63"/>
+          <w:sz w:val="16"/>
+        </w:rPr>
+        <w:t xml:space="preserve">NOTA   </w:t>
+      </w:r>
+      <w:r>
+        <w:t>Estratégias, prazos por classe e metas são definidos pelo profissional responsável. Enquanto não forem, aparecem como A definir: este manual não cria regras técnicas.</w:t>
+      </w:r>
+    </w:p>
+    <w:p>
+      <w:r>
+        <w:t xml:space="preserve">Referencial adotado: </w:t>
+      </w:r>
+      <w:r>
+        <w:t>GERAL (sem norma)</w:t>
+      </w:r>
+      <w:r>
+        <w:t xml:space="preserve"> (o inicial do PCM Direto é GERAL (sem norma)).</w:t>
+      </w:r>
+    </w:p>
+    <w:p>
+      <w:pPr>
+        <w:pStyle w:val="DestaquePCMD"/>
+        <w:pBdr>
+          <w:left w:val="single" w:sz="24" w:space="6" w:color="0B3D63"/>
+        </w:pBdr>
+        <w:shd w:val="clear" w:color="auto" w:fill="EEF2F8"/>
+      </w:pPr>
+      <w:r>
+        <w:rPr>
+          <w:rFonts w:ascii="Arial Black" w:hAnsi="Arial Black" w:cs="Arial Black"/>
+          <w:color w:val="0B3D63"/>
+          <w:sz w:val="16"/>
+        </w:rPr>
+        <w:t xml:space="preserve">NOTA   </w:t>
+      </w:r>
+      <w:r>
+        <w:t>Cada referência começa Não verificado. Verificado exige fonte oficial HTTPS, versão e data; registra a conferência do responsável e não certifica conformidade. Não cite número de norma sem essas informações.</w:t>
+      </w:r>
+    </w:p>
+    <w:p>
+      <w:pPr>
+        <w:pStyle w:val="NotaPCMD"/>
+        <w:keepNext/>
+      </w:pPr>
+      <w:r>
+        <w:t>Referências registradas (PCMD-01, aba Requisitos)</w:t>
       </w:r>
     </w:p>
     <w:tbl>
@@ -492,18 +103,244 @@
         <w:tblLook w:firstColumn="1" w:firstRow="1" w:lastColumn="0" w:lastRow="0" w:noHBand="0" w:noVBand="1" w:val="04A0"/>
         <w:tblLayout w:type="fixed"/>
         <w:tblBorders>
-          <w:top w:val="single" w:sz="8" w:space="0" w:color="0B3D63"/>
-          <w:left w:val="nil"/>
-          <w:bottom w:val="single" w:sz="8" w:space="0" w:color="0B3D63"/>
-          <w:right w:val="nil"/>
-          <w:insideH w:val="single" w:sz="4" w:space="0" w:color="D5DDE5"/>
-          <w:insideV w:val="nil"/>
+          <w:top w:val="single" w:sz="4" w:space="0" w:color="D5DCE8"/>
+          <w:left w:val="single" w:sz="4" w:space="0" w:color="D5DCE8"/>
+          <w:bottom w:val="single" w:sz="4" w:space="0" w:color="D5DCE8"/>
+          <w:right w:val="single" w:sz="4" w:space="0" w:color="D5DCE8"/>
+          <w:insideH w:val="single" w:sz="4" w:space="0" w:color="D5DCE8"/>
+          <w:insideV w:val="single" w:sz="4" w:space="0" w:color="D5DCE8"/>
         </w:tblBorders>
         <w:tblCellMar>
-          <w:top w:w="45" w:type="dxa"/>
-          <w:bottom w:w="45" w:type="dxa"/>
-          <w:left w:w="85" w:type="dxa"/>
-          <w:right w:w="85" w:type="dxa"/>
+          <w:top w:w="50" w:type="dxa"/>
+          <w:bottom w:w="50" w:type="dxa"/>
+          <w:left w:w="90" w:type="dxa"/>
+          <w:right w:w="90" w:type="dxa"/>
+        </w:tblCellMar>
+      </w:tblPr>
+      <w:tblGrid>
+        <w:gridCol w:w="2948"/>
+        <w:gridCol w:w="1134"/>
+        <w:gridCol w:w="1304"/>
+        <w:gridCol w:w="2665"/>
+        <w:gridCol w:w="1587"/>
+      </w:tblGrid>
+      <w:tr>
+        <w:trPr>
+          <w:tblHeader w:val="true"/>
+          <w:cantSplit/>
+        </w:trPr>
+        <w:tc>
+          <w:tcPr>
+            <w:tcW w:type="dxa" w:w="2948"/>
+            <w:shd w:val="clear" w:color="auto" w:fill="DCE6F5"/>
+            <w:tcBorders>
+              <w:bottom w:val="single" w:sz="8" w:space="0" w:color="0B3D63"/>
+            </w:tcBorders>
+          </w:tcPr>
+          <w:p>
+            <w:pPr>
+              <w:pStyle w:val="TabelaPCMD"/>
+              <w:jc w:val="center"/>
+            </w:pPr>
+            <w:r>
+              <w:rPr>
+                <w:b/>
+                <w:color w:val="0B3D63"/>
+              </w:rPr>
+              <w:t>Referência</w:t>
+            </w:r>
+          </w:p>
+        </w:tc>
+        <w:tc>
+          <w:tcPr>
+            <w:tcW w:type="dxa" w:w="1134"/>
+            <w:shd w:val="clear" w:color="auto" w:fill="DCE6F5"/>
+            <w:tcBorders>
+              <w:bottom w:val="single" w:sz="8" w:space="0" w:color="0B3D63"/>
+            </w:tcBorders>
+          </w:tcPr>
+          <w:p>
+            <w:pPr>
+              <w:pStyle w:val="TabelaPCMD"/>
+              <w:jc w:val="center"/>
+            </w:pPr>
+            <w:r>
+              <w:rPr>
+                <w:b/>
+                <w:color w:val="0B3D63"/>
+              </w:rPr>
+              <w:t>Versão</w:t>
+            </w:r>
+          </w:p>
+        </w:tc>
+        <w:tc>
+          <w:tcPr>
+            <w:tcW w:type="dxa" w:w="1304"/>
+            <w:shd w:val="clear" w:color="auto" w:fill="DCE6F5"/>
+            <w:tcBorders>
+              <w:bottom w:val="single" w:sz="8" w:space="0" w:color="0B3D63"/>
+            </w:tcBorders>
+          </w:tcPr>
+          <w:p>
+            <w:pPr>
+              <w:pStyle w:val="TabelaPCMD"/>
+              <w:jc w:val="center"/>
+            </w:pPr>
+            <w:r>
+              <w:rPr>
+                <w:b/>
+                <w:color w:val="0B3D63"/>
+              </w:rPr>
+              <w:t>Data</w:t>
+            </w:r>
+          </w:p>
+        </w:tc>
+        <w:tc>
+          <w:tcPr>
+            <w:tcW w:type="dxa" w:w="2665"/>
+            <w:shd w:val="clear" w:color="auto" w:fill="DCE6F5"/>
+            <w:tcBorders>
+              <w:bottom w:val="single" w:sz="8" w:space="0" w:color="0B3D63"/>
+            </w:tcBorders>
+          </w:tcPr>
+          <w:p>
+            <w:pPr>
+              <w:pStyle w:val="TabelaPCMD"/>
+              <w:jc w:val="center"/>
+            </w:pPr>
+            <w:r>
+              <w:rPr>
+                <w:b/>
+                <w:color w:val="0B3D63"/>
+              </w:rPr>
+              <w:t>Fonte (HTTPS)</w:t>
+            </w:r>
+          </w:p>
+        </w:tc>
+        <w:tc>
+          <w:tcPr>
+            <w:tcW w:type="dxa" w:w="1587"/>
+            <w:shd w:val="clear" w:color="auto" w:fill="DCE6F5"/>
+            <w:tcBorders>
+              <w:bottom w:val="single" w:sz="8" w:space="0" w:color="0B3D63"/>
+            </w:tcBorders>
+          </w:tcPr>
+          <w:p>
+            <w:pPr>
+              <w:pStyle w:val="TabelaPCMD"/>
+              <w:jc w:val="center"/>
+            </w:pPr>
+            <w:r>
+              <w:rPr>
+                <w:b/>
+                <w:color w:val="0B3D63"/>
+              </w:rPr>
+              <w:t>Status</w:t>
+            </w:r>
+          </w:p>
+        </w:tc>
+      </w:tr>
+      <w:tr>
+        <w:trPr>
+          <w:cantSplit/>
+        </w:trPr>
+        <w:tc>
+          <w:tcPr>
+            <w:tcW w:type="dxa" w:w="2948"/>
+          </w:tcPr>
+          <w:p>
+            <w:pPr>
+              <w:pStyle w:val="TabelaPCMD"/>
+            </w:pPr>
+            <w:r>
+              <w:t>GERAL (sem norma)</w:t>
+            </w:r>
+          </w:p>
+        </w:tc>
+        <w:tc>
+          <w:tcPr>
+            <w:tcW w:type="dxa" w:w="1134"/>
+          </w:tcPr>
+          <w:p>
+            <w:pPr>
+              <w:pStyle w:val="TabelaPCMD"/>
+            </w:pPr>
+            <w:r>
+              <w:t>A definir</w:t>
+            </w:r>
+          </w:p>
+        </w:tc>
+        <w:tc>
+          <w:tcPr>
+            <w:tcW w:type="dxa" w:w="1304"/>
+          </w:tcPr>
+          <w:p>
+            <w:pPr>
+              <w:pStyle w:val="TabelaPCMD"/>
+            </w:pPr>
+            <w:r>
+              <w:t>A definir</w:t>
+            </w:r>
+          </w:p>
+        </w:tc>
+        <w:tc>
+          <w:tcPr>
+            <w:tcW w:type="dxa" w:w="2665"/>
+          </w:tcPr>
+          <w:p>
+            <w:pPr>
+              <w:pStyle w:val="TabelaPCMD"/>
+            </w:pPr>
+            <w:r>
+              <w:t>A definir</w:t>
+            </w:r>
+          </w:p>
+        </w:tc>
+        <w:tc>
+          <w:tcPr>
+            <w:tcW w:type="dxa" w:w="1587"/>
+          </w:tcPr>
+          <w:p>
+            <w:pPr>
+              <w:pStyle w:val="TabelaPCMD"/>
+            </w:pPr>
+            <w:r>
+              <w:t>Não verificado</w:t>
+            </w:r>
+          </w:p>
+        </w:tc>
+      </w:tr>
+    </w:tbl>
+    <w:p/>
+    <w:p>
+      <w:pPr>
+        <w:pStyle w:val="Heading1"/>
+      </w:pPr>
+      <w:r>
+        <w:t>3.  DEFINIÇÕES E SIGLAS</w:t>
+      </w:r>
+    </w:p>
+    <w:tbl>
+      <w:tblPr>
+        <w:tblStyle w:val="TableGrid"/>
+        <w:tblW w:type="auto" w:w="0"/>
+        <w:jc w:val="center"/>
+        <w:tblLayout w:type="fixed"/>
+        <w:tblLook w:firstColumn="1" w:firstRow="1" w:lastColumn="0" w:lastRow="0" w:noHBand="0" w:noVBand="1" w:val="04A0"/>
+        <w:tblLayout w:type="fixed"/>
+        <w:tblBorders>
+          <w:top w:val="single" w:sz="4" w:space="0" w:color="D5DCE8"/>
+          <w:left w:val="single" w:sz="4" w:space="0" w:color="D5DCE8"/>
+          <w:bottom w:val="single" w:sz="4" w:space="0" w:color="D5DCE8"/>
+          <w:right w:val="single" w:sz="4" w:space="0" w:color="D5DCE8"/>
+          <w:insideH w:val="single" w:sz="4" w:space="0" w:color="D5DCE8"/>
+          <w:insideV w:val="single" w:sz="4" w:space="0" w:color="D5DCE8"/>
+        </w:tblBorders>
+        <w:tblCellMar>
+          <w:top w:w="50" w:type="dxa"/>
+          <w:bottom w:w="50" w:type="dxa"/>
+          <w:left w:w="90" w:type="dxa"/>
+          <w:right w:w="90" w:type="dxa"/>
         </w:tblCellMar>
       </w:tblPr>
       <w:tblGrid>
@@ -518,16 +355,20 @@
         <w:tc>
           <w:tcPr>
             <w:tcW w:type="dxa" w:w="2551"/>
-            <w:shd w:val="clear" w:color="auto" w:fill="0B3D63"/>
-          </w:tcPr>
-          <w:p>
-            <w:pPr>
-              <w:pStyle w:val="TabelaPCMD"/>
+            <w:shd w:val="clear" w:color="auto" w:fill="DCE6F5"/>
+            <w:tcBorders>
+              <w:bottom w:val="single" w:sz="8" w:space="0" w:color="0B3D63"/>
+            </w:tcBorders>
+          </w:tcPr>
+          <w:p>
+            <w:pPr>
+              <w:pStyle w:val="TabelaPCMD"/>
+              <w:jc w:val="center"/>
             </w:pPr>
             <w:r>
               <w:rPr>
                 <w:b/>
-                <w:color w:val="FFFFFF"/>
+                <w:color w:val="0B3D63"/>
               </w:rPr>
               <w:t>Termo</w:t>
             </w:r>
@@ -536,16 +377,20 @@
         <w:tc>
           <w:tcPr>
             <w:tcW w:type="dxa" w:w="7087"/>
-            <w:shd w:val="clear" w:color="auto" w:fill="0B3D63"/>
-          </w:tcPr>
-          <w:p>
-            <w:pPr>
-              <w:pStyle w:val="TabelaPCMD"/>
+            <w:shd w:val="clear" w:color="auto" w:fill="DCE6F5"/>
+            <w:tcBorders>
+              <w:bottom w:val="single" w:sz="8" w:space="0" w:color="0B3D63"/>
+            </w:tcBorders>
+          </w:tcPr>
+          <w:p>
+            <w:pPr>
+              <w:pStyle w:val="TabelaPCMD"/>
+              <w:jc w:val="center"/>
             </w:pPr>
             <w:r>
               <w:rPr>
                 <w:b/>
-                <w:color w:val="FFFFFF"/>
+                <w:color w:val="0B3D63"/>
               </w:rPr>
               <w:t>Definição</w:t>
             </w:r>
@@ -567,7 +412,6 @@
             <w:r>
               <w:rPr>
                 <w:b/>
-                <w:color w:val="0B3D63"/>
               </w:rPr>
               <w:t>Ocorrência prevista</w:t>
             </w:r>
@@ -594,7 +438,6 @@
         <w:tc>
           <w:tcPr>
             <w:tcW w:type="dxa" w:w="2551"/>
-            <w:shd w:val="clear" w:color="auto" w:fill="F4F7FA"/>
           </w:tcPr>
           <w:p>
             <w:pPr>
@@ -603,7 +446,6 @@
             <w:r>
               <w:rPr>
                 <w:b/>
-                <w:color w:val="0B3D63"/>
               </w:rPr>
               <w:t>Execução vinculada</w:t>
             </w:r>
@@ -612,7 +454,6 @@
         <w:tc>
           <w:tcPr>
             <w:tcW w:type="dxa" w:w="7087"/>
-            <w:shd w:val="clear" w:color="auto" w:fill="F4F7FA"/>
           </w:tcPr>
           <w:p>
             <w:pPr>
@@ -639,7 +480,6 @@
             <w:r>
               <w:rPr>
                 <w:b/>
-                <w:color w:val="0B3D63"/>
               </w:rPr>
               <w:t>Estratégia de manutenção</w:t>
             </w:r>
@@ -666,7 +506,6 @@
         <w:tc>
           <w:tcPr>
             <w:tcW w:type="dxa" w:w="2551"/>
-            <w:shd w:val="clear" w:color="auto" w:fill="F4F7FA"/>
           </w:tcPr>
           <w:p>
             <w:pPr>
@@ -675,7 +514,6 @@
             <w:r>
               <w:rPr>
                 <w:b/>
-                <w:color w:val="0B3D63"/>
               </w:rPr>
               <w:t>Tarefa de segurança</w:t>
             </w:r>
@@ -684,7 +522,6 @@
         <w:tc>
           <w:tcPr>
             <w:tcW w:type="dxa" w:w="7087"/>
-            <w:shd w:val="clear" w:color="auto" w:fill="F4F7FA"/>
           </w:tcPr>
           <w:p>
             <w:pPr>
@@ -711,7 +548,7 @@
         <w:pStyle w:val="Heading1"/>
       </w:pPr>
       <w:r>
-        <w:t>3. Responsabilidades</w:t>
+        <w:t>4.  RESPONSABILIDADES</w:t>
       </w:r>
     </w:p>
     <w:tbl>
@@ -723,18 +560,18 @@
         <w:tblLook w:firstColumn="1" w:firstRow="1" w:lastColumn="0" w:lastRow="0" w:noHBand="0" w:noVBand="1" w:val="04A0"/>
         <w:tblLayout w:type="fixed"/>
         <w:tblBorders>
-          <w:top w:val="single" w:sz="8" w:space="0" w:color="0B3D63"/>
-          <w:left w:val="nil"/>
-          <w:bottom w:val="single" w:sz="8" w:space="0" w:color="0B3D63"/>
-          <w:right w:val="nil"/>
-          <w:insideH w:val="single" w:sz="4" w:space="0" w:color="D5DDE5"/>
-          <w:insideV w:val="nil"/>
+          <w:top w:val="single" w:sz="4" w:space="0" w:color="D5DCE8"/>
+          <w:left w:val="single" w:sz="4" w:space="0" w:color="D5DCE8"/>
+          <w:bottom w:val="single" w:sz="4" w:space="0" w:color="D5DCE8"/>
+          <w:right w:val="single" w:sz="4" w:space="0" w:color="D5DCE8"/>
+          <w:insideH w:val="single" w:sz="4" w:space="0" w:color="D5DCE8"/>
+          <w:insideV w:val="single" w:sz="4" w:space="0" w:color="D5DCE8"/>
         </w:tblBorders>
         <w:tblCellMar>
-          <w:top w:w="45" w:type="dxa"/>
-          <w:bottom w:w="45" w:type="dxa"/>
-          <w:left w:w="85" w:type="dxa"/>
-          <w:right w:w="85" w:type="dxa"/>
+          <w:top w:w="50" w:type="dxa"/>
+          <w:bottom w:w="50" w:type="dxa"/>
+          <w:left w:w="90" w:type="dxa"/>
+          <w:right w:w="90" w:type="dxa"/>
         </w:tblCellMar>
       </w:tblPr>
       <w:tblGrid>
@@ -750,16 +587,20 @@
         <w:tc>
           <w:tcPr>
             <w:tcW w:type="dxa" w:w="2381"/>
-            <w:shd w:val="clear" w:color="auto" w:fill="0B3D63"/>
-          </w:tcPr>
-          <w:p>
-            <w:pPr>
-              <w:pStyle w:val="TabelaPCMD"/>
+            <w:shd w:val="clear" w:color="auto" w:fill="DCE6F5"/>
+            <w:tcBorders>
+              <w:bottom w:val="single" w:sz="8" w:space="0" w:color="0B3D63"/>
+            </w:tcBorders>
+          </w:tcPr>
+          <w:p>
+            <w:pPr>
+              <w:pStyle w:val="TabelaPCMD"/>
+              <w:jc w:val="center"/>
             </w:pPr>
             <w:r>
               <w:rPr>
                 <w:b/>
-                <w:color w:val="FFFFFF"/>
+                <w:color w:val="0B3D63"/>
               </w:rPr>
               <w:t>Papel</w:t>
             </w:r>
@@ -768,16 +609,20 @@
         <w:tc>
           <w:tcPr>
             <w:tcW w:type="dxa" w:w="4989"/>
-            <w:shd w:val="clear" w:color="auto" w:fill="0B3D63"/>
-          </w:tcPr>
-          <w:p>
-            <w:pPr>
-              <w:pStyle w:val="TabelaPCMD"/>
+            <w:shd w:val="clear" w:color="auto" w:fill="DCE6F5"/>
+            <w:tcBorders>
+              <w:bottom w:val="single" w:sz="8" w:space="0" w:color="0B3D63"/>
+            </w:tcBorders>
+          </w:tcPr>
+          <w:p>
+            <w:pPr>
+              <w:pStyle w:val="TabelaPCMD"/>
+              <w:jc w:val="center"/>
             </w:pPr>
             <w:r>
               <w:rPr>
                 <w:b/>
-                <w:color w:val="FFFFFF"/>
+                <w:color w:val="0B3D63"/>
               </w:rPr>
               <w:t>Responsabilidade</w:t>
             </w:r>
@@ -786,16 +631,20 @@
         <w:tc>
           <w:tcPr>
             <w:tcW w:type="dxa" w:w="2268"/>
-            <w:shd w:val="clear" w:color="auto" w:fill="0B3D63"/>
-          </w:tcPr>
-          <w:p>
-            <w:pPr>
-              <w:pStyle w:val="TabelaPCMD"/>
+            <w:shd w:val="clear" w:color="auto" w:fill="DCE6F5"/>
+            <w:tcBorders>
+              <w:bottom w:val="single" w:sz="8" w:space="0" w:color="0B3D63"/>
+            </w:tcBorders>
+          </w:tcPr>
+          <w:p>
+            <w:pPr>
+              <w:pStyle w:val="TabelaPCMD"/>
+              <w:jc w:val="center"/>
             </w:pPr>
             <w:r>
               <w:rPr>
                 <w:b/>
-                <w:color w:val="FFFFFF"/>
+                <w:color w:val="0B3D63"/>
               </w:rPr>
               <w:t>Pessoa</w:t>
             </w:r>
@@ -817,7 +666,6 @@
             <w:r>
               <w:rPr>
                 <w:b/>
-                <w:color w:val="0B3D63"/>
               </w:rPr>
               <w:t>Elaborador</w:t>
             </w:r>
@@ -857,7 +705,6 @@
         <w:tc>
           <w:tcPr>
             <w:tcW w:type="dxa" w:w="2381"/>
-            <w:shd w:val="clear" w:color="auto" w:fill="F4F7FA"/>
           </w:tcPr>
           <w:p>
             <w:pPr>
@@ -866,7 +713,6 @@
             <w:r>
               <w:rPr>
                 <w:b/>
-                <w:color w:val="0B3D63"/>
               </w:rPr>
               <w:t>Aprovador</w:t>
             </w:r>
@@ -875,7 +721,6 @@
         <w:tc>
           <w:tcPr>
             <w:tcW w:type="dxa" w:w="4989"/>
-            <w:shd w:val="clear" w:color="auto" w:fill="F4F7FA"/>
           </w:tcPr>
           <w:p>
             <w:pPr>
@@ -889,7 +734,6 @@
         <w:tc>
           <w:tcPr>
             <w:tcW w:type="dxa" w:w="2268"/>
-            <w:shd w:val="clear" w:color="auto" w:fill="F4F7FA"/>
           </w:tcPr>
           <w:p>
             <w:pPr>
@@ -916,7 +760,6 @@
             <w:r>
               <w:rPr>
                 <w:b/>
-                <w:color w:val="0B3D63"/>
               </w:rPr>
               <w:t>Responsável pela estratégia</w:t>
             </w:r>
@@ -956,7 +799,6 @@
         <w:tc>
           <w:tcPr>
             <w:tcW w:type="dxa" w:w="2381"/>
-            <w:shd w:val="clear" w:color="auto" w:fill="F4F7FA"/>
           </w:tcPr>
           <w:p>
             <w:pPr>
@@ -965,7 +807,6 @@
             <w:r>
               <w:rPr>
                 <w:b/>
-                <w:color w:val="0B3D63"/>
               </w:rPr>
               <w:t>Responsável por tarefa</w:t>
             </w:r>
@@ -974,7 +815,6 @@
         <w:tc>
           <w:tcPr>
             <w:tcW w:type="dxa" w:w="4989"/>
-            <w:shd w:val="clear" w:color="auto" w:fill="F4F7FA"/>
           </w:tcPr>
           <w:p>
             <w:pPr>
@@ -988,7 +828,6 @@
         <w:tc>
           <w:tcPr>
             <w:tcW w:type="dxa" w:w="2268"/>
-            <w:shd w:val="clear" w:color="auto" w:fill="F4F7FA"/>
           </w:tcPr>
           <w:p>
             <w:pPr>
@@ -1020,18 +859,18 @@
         <w:tblLook w:firstColumn="1" w:firstRow="1" w:lastColumn="0" w:lastRow="0" w:noHBand="0" w:noVBand="1" w:val="04A0"/>
         <w:tblLayout w:type="fixed"/>
         <w:tblBorders>
-          <w:top w:val="single" w:sz="8" w:space="0" w:color="0B3D63"/>
-          <w:left w:val="nil"/>
-          <w:bottom w:val="single" w:sz="8" w:space="0" w:color="0B3D63"/>
-          <w:right w:val="nil"/>
-          <w:insideH w:val="single" w:sz="4" w:space="0" w:color="D5DDE5"/>
-          <w:insideV w:val="nil"/>
+          <w:top w:val="single" w:sz="4" w:space="0" w:color="D5DCE8"/>
+          <w:left w:val="single" w:sz="4" w:space="0" w:color="D5DCE8"/>
+          <w:bottom w:val="single" w:sz="4" w:space="0" w:color="D5DCE8"/>
+          <w:right w:val="single" w:sz="4" w:space="0" w:color="D5DCE8"/>
+          <w:insideH w:val="single" w:sz="4" w:space="0" w:color="D5DCE8"/>
+          <w:insideV w:val="single" w:sz="4" w:space="0" w:color="D5DCE8"/>
         </w:tblBorders>
         <w:tblCellMar>
-          <w:top w:w="45" w:type="dxa"/>
-          <w:bottom w:w="45" w:type="dxa"/>
-          <w:left w:w="85" w:type="dxa"/>
-          <w:right w:w="85" w:type="dxa"/>
+          <w:top w:w="50" w:type="dxa"/>
+          <w:bottom w:w="50" w:type="dxa"/>
+          <w:left w:w="90" w:type="dxa"/>
+          <w:right w:w="90" w:type="dxa"/>
         </w:tblCellMar>
       </w:tblPr>
       <w:tblGrid>
@@ -1048,16 +887,20 @@
         <w:tc>
           <w:tcPr>
             <w:tcW w:type="dxa" w:w="2268"/>
-            <w:shd w:val="clear" w:color="auto" w:fill="0B3D63"/>
-          </w:tcPr>
-          <w:p>
-            <w:pPr>
-              <w:pStyle w:val="TabelaPCMD"/>
+            <w:shd w:val="clear" w:color="auto" w:fill="DCE6F5"/>
+            <w:tcBorders>
+              <w:bottom w:val="single" w:sz="8" w:space="0" w:color="0B3D63"/>
+            </w:tcBorders>
+          </w:tcPr>
+          <w:p>
+            <w:pPr>
+              <w:pStyle w:val="TabelaPCMD"/>
+              <w:jc w:val="center"/>
             </w:pPr>
             <w:r>
               <w:rPr>
                 <w:b/>
-                <w:color w:val="FFFFFF"/>
+                <w:color w:val="0B3D63"/>
               </w:rPr>
               <w:t>Nome</w:t>
             </w:r>
@@ -1066,16 +909,20 @@
         <w:tc>
           <w:tcPr>
             <w:tcW w:type="dxa" w:w="2494"/>
-            <w:shd w:val="clear" w:color="auto" w:fill="0B3D63"/>
-          </w:tcPr>
-          <w:p>
-            <w:pPr>
-              <w:pStyle w:val="TabelaPCMD"/>
+            <w:shd w:val="clear" w:color="auto" w:fill="DCE6F5"/>
+            <w:tcBorders>
+              <w:bottom w:val="single" w:sz="8" w:space="0" w:color="0B3D63"/>
+            </w:tcBorders>
+          </w:tcPr>
+          <w:p>
+            <w:pPr>
+              <w:pStyle w:val="TabelaPCMD"/>
+              <w:jc w:val="center"/>
             </w:pPr>
             <w:r>
               <w:rPr>
                 <w:b/>
-                <w:color w:val="FFFFFF"/>
+                <w:color w:val="0B3D63"/>
               </w:rPr>
               <w:t>Função</w:t>
             </w:r>
@@ -1084,16 +931,20 @@
         <w:tc>
           <w:tcPr>
             <w:tcW w:type="dxa" w:w="1928"/>
-            <w:shd w:val="clear" w:color="auto" w:fill="0B3D63"/>
-          </w:tcPr>
-          <w:p>
-            <w:pPr>
-              <w:pStyle w:val="TabelaPCMD"/>
+            <w:shd w:val="clear" w:color="auto" w:fill="DCE6F5"/>
+            <w:tcBorders>
+              <w:bottom w:val="single" w:sz="8" w:space="0" w:color="0B3D63"/>
+            </w:tcBorders>
+          </w:tcPr>
+          <w:p>
+            <w:pPr>
+              <w:pStyle w:val="TabelaPCMD"/>
+              <w:jc w:val="center"/>
             </w:pPr>
             <w:r>
               <w:rPr>
                 <w:b/>
-                <w:color w:val="FFFFFF"/>
+                <w:color w:val="0B3D63"/>
               </w:rPr>
               <w:t>Especialidade</w:t>
             </w:r>
@@ -1102,16 +953,20 @@
         <w:tc>
           <w:tcPr>
             <w:tcW w:type="dxa" w:w="2948"/>
-            <w:shd w:val="clear" w:color="auto" w:fill="0B3D63"/>
-          </w:tcPr>
-          <w:p>
-            <w:pPr>
-              <w:pStyle w:val="TabelaPCMD"/>
+            <w:shd w:val="clear" w:color="auto" w:fill="DCE6F5"/>
+            <w:tcBorders>
+              <w:bottom w:val="single" w:sz="8" w:space="0" w:color="0B3D63"/>
+            </w:tcBorders>
+          </w:tcPr>
+          <w:p>
+            <w:pPr>
+              <w:pStyle w:val="TabelaPCMD"/>
+              <w:jc w:val="center"/>
             </w:pPr>
             <w:r>
               <w:rPr>
                 <w:b/>
-                <w:color w:val="FFFFFF"/>
+                <w:color w:val="0B3D63"/>
               </w:rPr>
               <w:t>Responsabilidade neste manual (manual)</w:t>
             </w:r>
@@ -1182,7 +1037,6 @@
         <w:tc>
           <w:tcPr>
             <w:tcW w:type="dxa" w:w="2268"/>
-            <w:shd w:val="clear" w:color="auto" w:fill="F4F7FA"/>
           </w:tcPr>
           <w:p>
             <w:pPr>
@@ -1196,7 +1050,6 @@
         <w:tc>
           <w:tcPr>
             <w:tcW w:type="dxa" w:w="2494"/>
-            <w:shd w:val="clear" w:color="auto" w:fill="F4F7FA"/>
           </w:tcPr>
           <w:p>
             <w:pPr>
@@ -1210,7 +1063,6 @@
         <w:tc>
           <w:tcPr>
             <w:tcW w:type="dxa" w:w="1928"/>
-            <w:shd w:val="clear" w:color="auto" w:fill="F4F7FA"/>
           </w:tcPr>
           <w:p>
             <w:pPr>
@@ -1224,7 +1076,6 @@
         <w:tc>
           <w:tcPr>
             <w:tcW w:type="dxa" w:w="2948"/>
-            <w:shd w:val="clear" w:color="auto" w:fill="F4F7FA"/>
           </w:tcPr>
           <w:p>
             <w:pPr>
@@ -1251,7 +1102,15 @@
         <w:pStyle w:val="Heading1"/>
       </w:pPr>
       <w:r>
-        <w:t>4. Estratégia por classe</w:t>
+        <w:t>5.  DESCRIÇÃO DO PROCEDIMENTO</w:t>
+      </w:r>
+    </w:p>
+    <w:p>
+      <w:pPr>
+        <w:pStyle w:val="Heading2"/>
+      </w:pPr>
+      <w:r>
+        <w:t>5.1  Estratégia por classe</w:t>
       </w:r>
     </w:p>
     <w:p>
@@ -1283,18 +1142,18 @@
         <w:tblLook w:firstColumn="1" w:firstRow="1" w:lastColumn="0" w:lastRow="0" w:noHBand="0" w:noVBand="1" w:val="04A0"/>
         <w:tblLayout w:type="fixed"/>
         <w:tblBorders>
-          <w:top w:val="single" w:sz="8" w:space="0" w:color="0B3D63"/>
-          <w:left w:val="nil"/>
-          <w:bottom w:val="single" w:sz="8" w:space="0" w:color="0B3D63"/>
-          <w:right w:val="nil"/>
-          <w:insideH w:val="single" w:sz="4" w:space="0" w:color="D5DDE5"/>
-          <w:insideV w:val="nil"/>
+          <w:top w:val="single" w:sz="4" w:space="0" w:color="D5DCE8"/>
+          <w:left w:val="single" w:sz="4" w:space="0" w:color="D5DCE8"/>
+          <w:bottom w:val="single" w:sz="4" w:space="0" w:color="D5DCE8"/>
+          <w:right w:val="single" w:sz="4" w:space="0" w:color="D5DCE8"/>
+          <w:insideH w:val="single" w:sz="4" w:space="0" w:color="D5DCE8"/>
+          <w:insideV w:val="single" w:sz="4" w:space="0" w:color="D5DCE8"/>
         </w:tblBorders>
         <w:tblCellMar>
-          <w:top w:w="45" w:type="dxa"/>
-          <w:bottom w:w="45" w:type="dxa"/>
-          <w:left w:w="85" w:type="dxa"/>
-          <w:right w:w="85" w:type="dxa"/>
+          <w:top w:w="50" w:type="dxa"/>
+          <w:bottom w:w="50" w:type="dxa"/>
+          <w:left w:w="90" w:type="dxa"/>
+          <w:right w:w="90" w:type="dxa"/>
         </w:tblCellMar>
       </w:tblPr>
       <w:tblGrid>
@@ -1311,16 +1170,20 @@
         <w:tc>
           <w:tcPr>
             <w:tcW w:type="dxa" w:w="1247"/>
-            <w:shd w:val="clear" w:color="auto" w:fill="0B3D63"/>
-          </w:tcPr>
-          <w:p>
-            <w:pPr>
-              <w:pStyle w:val="TabelaPCMD"/>
+            <w:shd w:val="clear" w:color="auto" w:fill="DCE6F5"/>
+            <w:tcBorders>
+              <w:bottom w:val="single" w:sz="8" w:space="0" w:color="0B3D63"/>
+            </w:tcBorders>
+          </w:tcPr>
+          <w:p>
+            <w:pPr>
+              <w:pStyle w:val="TabelaPCMD"/>
+              <w:jc w:val="center"/>
             </w:pPr>
             <w:r>
               <w:rPr>
                 <w:b/>
-                <w:color w:val="FFFFFF"/>
+                <w:color w:val="0B3D63"/>
               </w:rPr>
               <w:t>Classe</w:t>
             </w:r>
@@ -1329,16 +1192,20 @@
         <w:tc>
           <w:tcPr>
             <w:tcW w:type="dxa" w:w="3175"/>
-            <w:shd w:val="clear" w:color="auto" w:fill="0B3D63"/>
-          </w:tcPr>
-          <w:p>
-            <w:pPr>
-              <w:pStyle w:val="TabelaPCMD"/>
+            <w:shd w:val="clear" w:color="auto" w:fill="DCE6F5"/>
+            <w:tcBorders>
+              <w:bottom w:val="single" w:sz="8" w:space="0" w:color="0B3D63"/>
+            </w:tcBorders>
+          </w:tcPr>
+          <w:p>
+            <w:pPr>
+              <w:pStyle w:val="TabelaPCMD"/>
+              <w:jc w:val="center"/>
             </w:pPr>
             <w:r>
               <w:rPr>
                 <w:b/>
-                <w:color w:val="FFFFFF"/>
+                <w:color w:val="0B3D63"/>
               </w:rPr>
               <w:t>Estratégia predominante</w:t>
             </w:r>
@@ -1347,16 +1214,20 @@
         <w:tc>
           <w:tcPr>
             <w:tcW w:type="dxa" w:w="2608"/>
-            <w:shd w:val="clear" w:color="auto" w:fill="0B3D63"/>
-          </w:tcPr>
-          <w:p>
-            <w:pPr>
-              <w:pStyle w:val="TabelaPCMD"/>
+            <w:shd w:val="clear" w:color="auto" w:fill="DCE6F5"/>
+            <w:tcBorders>
+              <w:bottom w:val="single" w:sz="8" w:space="0" w:color="0B3D63"/>
+            </w:tcBorders>
+          </w:tcPr>
+          <w:p>
+            <w:pPr>
+              <w:pStyle w:val="TabelaPCMD"/>
+              <w:jc w:val="center"/>
             </w:pPr>
             <w:r>
               <w:rPr>
                 <w:b/>
-                <w:color w:val="FFFFFF"/>
+                <w:color w:val="0B3D63"/>
               </w:rPr>
               <w:t>Prazo de atendimento</w:t>
             </w:r>
@@ -1365,16 +1236,20 @@
         <w:tc>
           <w:tcPr>
             <w:tcW w:type="dxa" w:w="2608"/>
-            <w:shd w:val="clear" w:color="auto" w:fill="0B3D63"/>
-          </w:tcPr>
-          <w:p>
-            <w:pPr>
-              <w:pStyle w:val="TabelaPCMD"/>
+            <w:shd w:val="clear" w:color="auto" w:fill="DCE6F5"/>
+            <w:tcBorders>
+              <w:bottom w:val="single" w:sz="8" w:space="0" w:color="0B3D63"/>
+            </w:tcBorders>
+          </w:tcPr>
+          <w:p>
+            <w:pPr>
+              <w:pStyle w:val="TabelaPCMD"/>
+              <w:jc w:val="center"/>
             </w:pPr>
             <w:r>
               <w:rPr>
                 <w:b/>
-                <w:color w:val="FFFFFF"/>
+                <w:color w:val="0B3D63"/>
               </w:rPr>
               <w:t>Revisão do plano</w:t>
             </w:r>
@@ -1396,7 +1271,6 @@
             <w:r>
               <w:rPr>
                 <w:b/>
-                <w:color w:val="0B3D63"/>
               </w:rPr>
               <w:t>A</w:t>
             </w:r>
@@ -1449,7 +1323,6 @@
         <w:tc>
           <w:tcPr>
             <w:tcW w:type="dxa" w:w="1247"/>
-            <w:shd w:val="clear" w:color="auto" w:fill="F4F7FA"/>
           </w:tcPr>
           <w:p>
             <w:pPr>
@@ -1458,7 +1331,6 @@
             <w:r>
               <w:rPr>
                 <w:b/>
-                <w:color w:val="0B3D63"/>
               </w:rPr>
               <w:t>B</w:t>
             </w:r>
@@ -1467,7 +1339,6 @@
         <w:tc>
           <w:tcPr>
             <w:tcW w:type="dxa" w:w="3175"/>
-            <w:shd w:val="clear" w:color="auto" w:fill="F4F7FA"/>
           </w:tcPr>
           <w:p>
             <w:pPr>
@@ -1481,7 +1352,6 @@
         <w:tc>
           <w:tcPr>
             <w:tcW w:type="dxa" w:w="2608"/>
-            <w:shd w:val="clear" w:color="auto" w:fill="F4F7FA"/>
           </w:tcPr>
           <w:p>
             <w:pPr>
@@ -1495,7 +1365,6 @@
         <w:tc>
           <w:tcPr>
             <w:tcW w:type="dxa" w:w="2608"/>
-            <w:shd w:val="clear" w:color="auto" w:fill="F4F7FA"/>
           </w:tcPr>
           <w:p>
             <w:pPr>
@@ -1522,7 +1391,6 @@
             <w:r>
               <w:rPr>
                 <w:b/>
-                <w:color w:val="0B3D63"/>
               </w:rPr>
               <w:t>C</w:t>
             </w:r>
@@ -1575,7 +1443,6 @@
         <w:tc>
           <w:tcPr>
             <w:tcW w:type="dxa" w:w="1247"/>
-            <w:shd w:val="clear" w:color="auto" w:fill="F4F7FA"/>
           </w:tcPr>
           <w:p>
             <w:pPr>
@@ -1584,7 +1451,6 @@
             <w:r>
               <w:rPr>
                 <w:b/>
-                <w:color w:val="0B3D63"/>
               </w:rPr>
               <w:t>Pendente</w:t>
             </w:r>
@@ -1593,7 +1459,6 @@
         <w:tc>
           <w:tcPr>
             <w:tcW w:type="dxa" w:w="3175"/>
-            <w:shd w:val="clear" w:color="auto" w:fill="F4F7FA"/>
           </w:tcPr>
           <w:p>
             <w:pPr>
@@ -1607,7 +1472,6 @@
         <w:tc>
           <w:tcPr>
             <w:tcW w:type="dxa" w:w="2608"/>
-            <w:shd w:val="clear" w:color="auto" w:fill="F4F7FA"/>
           </w:tcPr>
           <w:p>
             <w:pPr>
@@ -1621,7 +1485,6 @@
         <w:tc>
           <w:tcPr>
             <w:tcW w:type="dxa" w:w="2608"/>
-            <w:shd w:val="clear" w:color="auto" w:fill="F4F7FA"/>
           </w:tcPr>
           <w:p>
             <w:pPr>
@@ -1648,10 +1511,10 @@
     </w:p>
     <w:p>
       <w:pPr>
-        <w:pStyle w:val="Heading1"/>
+        <w:pStyle w:val="Heading2"/>
       </w:pPr>
       <w:r>
-        <w:t>5. Origem das tarefas</w:t>
+        <w:t>5.2  Origem das tarefas</w:t>
       </w:r>
     </w:p>
     <w:tbl>
@@ -1663,18 +1526,18 @@
         <w:tblLook w:firstColumn="1" w:firstRow="1" w:lastColumn="0" w:lastRow="0" w:noHBand="0" w:noVBand="1" w:val="04A0"/>
         <w:tblLayout w:type="fixed"/>
         <w:tblBorders>
-          <w:top w:val="single" w:sz="8" w:space="0" w:color="0B3D63"/>
-          <w:left w:val="nil"/>
-          <w:bottom w:val="single" w:sz="8" w:space="0" w:color="0B3D63"/>
-          <w:right w:val="nil"/>
-          <w:insideH w:val="single" w:sz="4" w:space="0" w:color="D5DDE5"/>
-          <w:insideV w:val="nil"/>
+          <w:top w:val="single" w:sz="4" w:space="0" w:color="D5DCE8"/>
+          <w:left w:val="single" w:sz="4" w:space="0" w:color="D5DCE8"/>
+          <w:bottom w:val="single" w:sz="4" w:space="0" w:color="D5DCE8"/>
+          <w:right w:val="single" w:sz="4" w:space="0" w:color="D5DCE8"/>
+          <w:insideH w:val="single" w:sz="4" w:space="0" w:color="D5DCE8"/>
+          <w:insideV w:val="single" w:sz="4" w:space="0" w:color="D5DCE8"/>
         </w:tblBorders>
         <w:tblCellMar>
-          <w:top w:w="45" w:type="dxa"/>
-          <w:bottom w:w="45" w:type="dxa"/>
-          <w:left w:w="85" w:type="dxa"/>
-          <w:right w:w="85" w:type="dxa"/>
+          <w:top w:w="50" w:type="dxa"/>
+          <w:bottom w:w="50" w:type="dxa"/>
+          <w:left w:w="90" w:type="dxa"/>
+          <w:right w:w="90" w:type="dxa"/>
         </w:tblCellMar>
       </w:tblPr>
       <w:tblGrid>
@@ -1689,16 +1552,20 @@
         <w:tc>
           <w:tcPr>
             <w:tcW w:type="dxa" w:w="2268"/>
-            <w:shd w:val="clear" w:color="auto" w:fill="0B3D63"/>
-          </w:tcPr>
-          <w:p>
-            <w:pPr>
-              <w:pStyle w:val="TabelaPCMD"/>
+            <w:shd w:val="clear" w:color="auto" w:fill="DCE6F5"/>
+            <w:tcBorders>
+              <w:bottom w:val="single" w:sz="8" w:space="0" w:color="0B3D63"/>
+            </w:tcBorders>
+          </w:tcPr>
+          <w:p>
+            <w:pPr>
+              <w:pStyle w:val="TabelaPCMD"/>
+              <w:jc w:val="center"/>
             </w:pPr>
             <w:r>
               <w:rPr>
                 <w:b/>
-                <w:color w:val="FFFFFF"/>
+                <w:color w:val="0B3D63"/>
               </w:rPr>
               <w:t>Regra</w:t>
             </w:r>
@@ -1707,16 +1574,20 @@
         <w:tc>
           <w:tcPr>
             <w:tcW w:type="dxa" w:w="7370"/>
-            <w:shd w:val="clear" w:color="auto" w:fill="0B3D63"/>
-          </w:tcPr>
-          <w:p>
-            <w:pPr>
-              <w:pStyle w:val="TabelaPCMD"/>
+            <w:shd w:val="clear" w:color="auto" w:fill="DCE6F5"/>
+            <w:tcBorders>
+              <w:bottom w:val="single" w:sz="8" w:space="0" w:color="0B3D63"/>
+            </w:tcBorders>
+          </w:tcPr>
+          <w:p>
+            <w:pPr>
+              <w:pStyle w:val="TabelaPCMD"/>
+              <w:jc w:val="center"/>
             </w:pPr>
             <w:r>
               <w:rPr>
                 <w:b/>
-                <w:color w:val="FFFFFF"/>
+                <w:color w:val="0B3D63"/>
               </w:rPr>
               <w:t>Detalhe</w:t>
             </w:r>
@@ -1738,7 +1609,6 @@
             <w:r>
               <w:rPr>
                 <w:b/>
-                <w:color w:val="0B3D63"/>
               </w:rPr>
               <w:t>Origem e versão</w:t>
             </w:r>
@@ -1765,7 +1635,6 @@
         <w:tc>
           <w:tcPr>
             <w:tcW w:type="dxa" w:w="2268"/>
-            <w:shd w:val="clear" w:color="auto" w:fill="F4F7FA"/>
           </w:tcPr>
           <w:p>
             <w:pPr>
@@ -1774,7 +1643,6 @@
             <w:r>
               <w:rPr>
                 <w:b/>
-                <w:color w:val="0B3D63"/>
               </w:rPr>
               <w:t>Tarefa genérica</w:t>
             </w:r>
@@ -1783,7 +1651,6 @@
         <w:tc>
           <w:tcPr>
             <w:tcW w:type="dxa" w:w="7370"/>
-            <w:shd w:val="clear" w:color="auto" w:fill="F4F7FA"/>
           </w:tcPr>
           <w:p>
             <w:pPr>
@@ -1810,7 +1677,6 @@
             <w:r>
               <w:rPr>
                 <w:b/>
-                <w:color w:val="0B3D63"/>
               </w:rPr>
               <w:t>Confirmação</w:t>
             </w:r>
@@ -1836,20 +1702,20 @@
       <w:pPr>
         <w:pStyle w:val="DestaquePCMD"/>
         <w:pBdr>
-          <w:left w:val="single" w:sz="18" w:space="8" w:color="0B3D63"/>
+          <w:left w:val="single" w:sz="24" w:space="6" w:color="0B3D63"/>
         </w:pBdr>
-        <w:shd w:val="clear" w:color="auto" w:fill="F4F7FA"/>
+        <w:shd w:val="clear" w:color="auto" w:fill="EEF2F8"/>
       </w:pPr>
       <w:r>
+        <w:rPr>
+          <w:rFonts w:ascii="Arial Black" w:hAnsi="Arial Black" w:cs="Arial Black"/>
+          <w:color w:val="0B3D63"/>
+          <w:sz w:val="16"/>
+        </w:rPr>
+        <w:t xml:space="preserve">NOTA   </w:t>
+      </w:r>
+      <w:r>
         <w:t>Tarefa de segurança não pode ser excluída, desmarcada nem ter intervalo ampliado; só é permitido manter ou aumentar a frequência. Validações de planilha ajudam, mas podem ser contornadas e não substituem as travas do app.</w:t>
-      </w:r>
-    </w:p>
-    <w:p>
-      <w:pPr>
-        <w:pStyle w:val="Heading1"/>
-      </w:pPr>
-      <w:r>
-        <w:t>6. Do plano ao registro</w:t>
       </w:r>
     </w:p>
     <w:p>
@@ -1857,7 +1723,7 @@
         <w:pStyle w:val="Heading2"/>
       </w:pPr>
       <w:r>
-        <w:t>Fluxo</w:t>
+        <w:t>5.3  Do plano ao registro</w:t>
       </w:r>
     </w:p>
     <w:tbl>
@@ -1869,18 +1735,18 @@
         <w:tblLook w:firstColumn="1" w:firstRow="1" w:lastColumn="0" w:lastRow="0" w:noHBand="0" w:noVBand="1" w:val="04A0"/>
         <w:tblLayout w:type="fixed"/>
         <w:tblBorders>
-          <w:top w:val="single" w:sz="8" w:space="0" w:color="0B3D63"/>
-          <w:left w:val="nil"/>
-          <w:bottom w:val="single" w:sz="8" w:space="0" w:color="0B3D63"/>
-          <w:right w:val="nil"/>
-          <w:insideH w:val="single" w:sz="4" w:space="0" w:color="D5DDE5"/>
-          <w:insideV w:val="nil"/>
+          <w:top w:val="single" w:sz="4" w:space="0" w:color="D5DCE8"/>
+          <w:left w:val="single" w:sz="4" w:space="0" w:color="D5DCE8"/>
+          <w:bottom w:val="single" w:sz="4" w:space="0" w:color="D5DCE8"/>
+          <w:right w:val="single" w:sz="4" w:space="0" w:color="D5DCE8"/>
+          <w:insideH w:val="single" w:sz="4" w:space="0" w:color="D5DCE8"/>
+          <w:insideV w:val="single" w:sz="4" w:space="0" w:color="D5DCE8"/>
         </w:tblBorders>
         <w:tblCellMar>
-          <w:top w:w="45" w:type="dxa"/>
-          <w:bottom w:w="45" w:type="dxa"/>
-          <w:left w:w="85" w:type="dxa"/>
-          <w:right w:w="85" w:type="dxa"/>
+          <w:top w:w="50" w:type="dxa"/>
+          <w:bottom w:w="50" w:type="dxa"/>
+          <w:left w:w="90" w:type="dxa"/>
+          <w:right w:w="90" w:type="dxa"/>
         </w:tblCellMar>
       </w:tblPr>
       <w:tblGrid>
@@ -1896,16 +1762,20 @@
         <w:tc>
           <w:tcPr>
             <w:tcW w:type="dxa" w:w="1474"/>
-            <w:shd w:val="clear" w:color="auto" w:fill="0B3D63"/>
-          </w:tcPr>
-          <w:p>
-            <w:pPr>
-              <w:pStyle w:val="TabelaPCMD"/>
+            <w:shd w:val="clear" w:color="auto" w:fill="DCE6F5"/>
+            <w:tcBorders>
+              <w:bottom w:val="single" w:sz="8" w:space="0" w:color="0B3D63"/>
+            </w:tcBorders>
+          </w:tcPr>
+          <w:p>
+            <w:pPr>
+              <w:pStyle w:val="TabelaPCMD"/>
+              <w:jc w:val="center"/>
             </w:pPr>
             <w:r>
               <w:rPr>
                 <w:b/>
-                <w:color w:val="FFFFFF"/>
+                <w:color w:val="0B3D63"/>
               </w:rPr>
               <w:t>Etapa</w:t>
             </w:r>
@@ -1914,16 +1784,20 @@
         <w:tc>
           <w:tcPr>
             <w:tcW w:type="dxa" w:w="5896"/>
-            <w:shd w:val="clear" w:color="auto" w:fill="0B3D63"/>
-          </w:tcPr>
-          <w:p>
-            <w:pPr>
-              <w:pStyle w:val="TabelaPCMD"/>
+            <w:shd w:val="clear" w:color="auto" w:fill="DCE6F5"/>
+            <w:tcBorders>
+              <w:bottom w:val="single" w:sz="8" w:space="0" w:color="0B3D63"/>
+            </w:tcBorders>
+          </w:tcPr>
+          <w:p>
+            <w:pPr>
+              <w:pStyle w:val="TabelaPCMD"/>
+              <w:jc w:val="center"/>
             </w:pPr>
             <w:r>
               <w:rPr>
                 <w:b/>
-                <w:color w:val="FFFFFF"/>
+                <w:color w:val="0B3D63"/>
               </w:rPr>
               <w:t>O que fazer</w:t>
             </w:r>
@@ -1932,16 +1806,20 @@
         <w:tc>
           <w:tcPr>
             <w:tcW w:type="dxa" w:w="2268"/>
-            <w:shd w:val="clear" w:color="auto" w:fill="0B3D63"/>
-          </w:tcPr>
-          <w:p>
-            <w:pPr>
-              <w:pStyle w:val="TabelaPCMD"/>
+            <w:shd w:val="clear" w:color="auto" w:fill="DCE6F5"/>
+            <w:tcBorders>
+              <w:bottom w:val="single" w:sz="8" w:space="0" w:color="0B3D63"/>
+            </w:tcBorders>
+          </w:tcPr>
+          <w:p>
+            <w:pPr>
+              <w:pStyle w:val="TabelaPCMD"/>
+              <w:jc w:val="center"/>
             </w:pPr>
             <w:r>
               <w:rPr>
                 <w:b/>
-                <w:color w:val="FFFFFF"/>
+                <w:color w:val="0B3D63"/>
               </w:rPr>
               <w:t>Onde</w:t>
             </w:r>
@@ -1963,7 +1841,6 @@
             <w:r>
               <w:rPr>
                 <w:b/>
-                <w:color w:val="0B3D63"/>
               </w:rPr>
               <w:t>1. Planejar</w:t>
             </w:r>
@@ -2003,7 +1880,6 @@
         <w:tc>
           <w:tcPr>
             <w:tcW w:type="dxa" w:w="1474"/>
-            <w:shd w:val="clear" w:color="auto" w:fill="F4F7FA"/>
           </w:tcPr>
           <w:p>
             <w:pPr>
@@ -2012,7 +1888,6 @@
             <w:r>
               <w:rPr>
                 <w:b/>
-                <w:color w:val="0B3D63"/>
               </w:rPr>
               <w:t>2. Prever</w:t>
             </w:r>
@@ -2021,7 +1896,6 @@
         <w:tc>
           <w:tcPr>
             <w:tcW w:type="dxa" w:w="5896"/>
-            <w:shd w:val="clear" w:color="auto" w:fill="F4F7FA"/>
           </w:tcPr>
           <w:p>
             <w:pPr>
@@ -2035,7 +1909,6 @@
         <w:tc>
           <w:tcPr>
             <w:tcW w:type="dxa" w:w="2268"/>
-            <w:shd w:val="clear" w:color="auto" w:fill="F4F7FA"/>
           </w:tcPr>
           <w:p>
             <w:pPr>
@@ -2062,7 +1935,6 @@
             <w:r>
               <w:rPr>
                 <w:b/>
-                <w:color w:val="0B3D63"/>
               </w:rPr>
               <w:t>3. Executar</w:t>
             </w:r>
@@ -2102,7 +1974,6 @@
         <w:tc>
           <w:tcPr>
             <w:tcW w:type="dxa" w:w="1474"/>
-            <w:shd w:val="clear" w:color="auto" w:fill="F4F7FA"/>
           </w:tcPr>
           <w:p>
             <w:pPr>
@@ -2111,7 +1982,6 @@
             <w:r>
               <w:rPr>
                 <w:b/>
-                <w:color w:val="0B3D63"/>
               </w:rPr>
               <w:t>4. Acompanhar</w:t>
             </w:r>
@@ -2120,7 +1990,6 @@
         <w:tc>
           <w:tcPr>
             <w:tcW w:type="dxa" w:w="5896"/>
-            <w:shd w:val="clear" w:color="auto" w:fill="F4F7FA"/>
           </w:tcPr>
           <w:p>
             <w:pPr>
@@ -2140,7 +2009,6 @@
         <w:tc>
           <w:tcPr>
             <w:tcW w:type="dxa" w:w="2268"/>
-            <w:shd w:val="clear" w:color="auto" w:fill="F4F7FA"/>
           </w:tcPr>
           <w:p>
             <w:pPr>
@@ -2155,11 +2023,8 @@
     </w:tbl>
     <w:p/>
     <w:p>
-      <w:pPr>
-        <w:pStyle w:val="Heading2"/>
-      </w:pPr>
       <w:r>
-        <w:t>Como o realizado é contado</w:t>
+        <w:t>Como o realizado é contado:</w:t>
       </w:r>
     </w:p>
     <w:p>
@@ -2188,10 +2053,10 @@
     </w:p>
     <w:p>
       <w:pPr>
-        <w:pStyle w:val="Heading1"/>
+        <w:pStyle w:val="Heading2"/>
       </w:pPr>
       <w:r>
-        <w:t>7. Tratamento de falhas</w:t>
+        <w:t>5.4  Tratamento de falhas</w:t>
       </w:r>
     </w:p>
     <w:p>
@@ -2217,10 +2082,10 @@
     </w:p>
     <w:p>
       <w:pPr>
-        <w:pStyle w:val="Heading1"/>
+        <w:pStyle w:val="Heading2"/>
       </w:pPr>
       <w:r>
-        <w:t>8. Indicadores</w:t>
+        <w:t>5.5  Indicadores</w:t>
       </w:r>
     </w:p>
     <w:tbl>
@@ -2232,18 +2097,18 @@
         <w:tblLook w:firstColumn="1" w:firstRow="1" w:lastColumn="0" w:lastRow="0" w:noHBand="0" w:noVBand="1" w:val="04A0"/>
         <w:tblLayout w:type="fixed"/>
         <w:tblBorders>
-          <w:top w:val="single" w:sz="8" w:space="0" w:color="0B3D63"/>
-          <w:left w:val="nil"/>
-          <w:bottom w:val="single" w:sz="8" w:space="0" w:color="0B3D63"/>
-          <w:right w:val="nil"/>
-          <w:insideH w:val="single" w:sz="4" w:space="0" w:color="D5DDE5"/>
-          <w:insideV w:val="nil"/>
+          <w:top w:val="single" w:sz="4" w:space="0" w:color="D5DCE8"/>
+          <w:left w:val="single" w:sz="4" w:space="0" w:color="D5DCE8"/>
+          <w:bottom w:val="single" w:sz="4" w:space="0" w:color="D5DCE8"/>
+          <w:right w:val="single" w:sz="4" w:space="0" w:color="D5DCE8"/>
+          <w:insideH w:val="single" w:sz="4" w:space="0" w:color="D5DCE8"/>
+          <w:insideV w:val="single" w:sz="4" w:space="0" w:color="D5DCE8"/>
         </w:tblBorders>
         <w:tblCellMar>
-          <w:top w:w="45" w:type="dxa"/>
-          <w:bottom w:w="45" w:type="dxa"/>
-          <w:left w:w="85" w:type="dxa"/>
-          <w:right w:w="85" w:type="dxa"/>
+          <w:top w:w="50" w:type="dxa"/>
+          <w:bottom w:w="50" w:type="dxa"/>
+          <w:left w:w="90" w:type="dxa"/>
+          <w:right w:w="90" w:type="dxa"/>
         </w:tblCellMar>
       </w:tblPr>
       <w:tblGrid>
@@ -2259,16 +2124,20 @@
         <w:tc>
           <w:tcPr>
             <w:tcW w:type="dxa" w:w="2381"/>
-            <w:shd w:val="clear" w:color="auto" w:fill="0B3D63"/>
-          </w:tcPr>
-          <w:p>
-            <w:pPr>
-              <w:pStyle w:val="TabelaPCMD"/>
+            <w:shd w:val="clear" w:color="auto" w:fill="DCE6F5"/>
+            <w:tcBorders>
+              <w:bottom w:val="single" w:sz="8" w:space="0" w:color="0B3D63"/>
+            </w:tcBorders>
+          </w:tcPr>
+          <w:p>
+            <w:pPr>
+              <w:pStyle w:val="TabelaPCMD"/>
+              <w:jc w:val="center"/>
             </w:pPr>
             <w:r>
               <w:rPr>
                 <w:b/>
-                <w:color w:val="FFFFFF"/>
+                <w:color w:val="0B3D63"/>
               </w:rPr>
               <w:t>Indicador</w:t>
             </w:r>
@@ -2277,16 +2146,20 @@
         <w:tc>
           <w:tcPr>
             <w:tcW w:type="dxa" w:w="5443"/>
-            <w:shd w:val="clear" w:color="auto" w:fill="0B3D63"/>
-          </w:tcPr>
-          <w:p>
-            <w:pPr>
-              <w:pStyle w:val="TabelaPCMD"/>
+            <w:shd w:val="clear" w:color="auto" w:fill="DCE6F5"/>
+            <w:tcBorders>
+              <w:bottom w:val="single" w:sz="8" w:space="0" w:color="0B3D63"/>
+            </w:tcBorders>
+          </w:tcPr>
+          <w:p>
+            <w:pPr>
+              <w:pStyle w:val="TabelaPCMD"/>
+              <w:jc w:val="center"/>
             </w:pPr>
             <w:r>
               <w:rPr>
                 <w:b/>
-                <w:color w:val="FFFFFF"/>
+                <w:color w:val="0B3D63"/>
               </w:rPr>
               <w:t>Regra explícita</w:t>
             </w:r>
@@ -2295,16 +2168,20 @@
         <w:tc>
           <w:tcPr>
             <w:tcW w:type="dxa" w:w="1814"/>
-            <w:shd w:val="clear" w:color="auto" w:fill="0B3D63"/>
-          </w:tcPr>
-          <w:p>
-            <w:pPr>
-              <w:pStyle w:val="TabelaPCMD"/>
+            <w:shd w:val="clear" w:color="auto" w:fill="DCE6F5"/>
+            <w:tcBorders>
+              <w:bottom w:val="single" w:sz="8" w:space="0" w:color="0B3D63"/>
+            </w:tcBorders>
+          </w:tcPr>
+          <w:p>
+            <w:pPr>
+              <w:pStyle w:val="TabelaPCMD"/>
+              <w:jc w:val="center"/>
             </w:pPr>
             <w:r>
               <w:rPr>
                 <w:b/>
-                <w:color w:val="FFFFFF"/>
+                <w:color w:val="0B3D63"/>
               </w:rPr>
               <w:t>Meta</w:t>
             </w:r>
@@ -2326,7 +2203,6 @@
             <w:r>
               <w:rPr>
                 <w:b/>
-                <w:color w:val="0B3D63"/>
               </w:rPr>
               <w:t>% realizado (por ocorrência)</w:t>
             </w:r>
@@ -2366,7 +2242,6 @@
         <w:tc>
           <w:tcPr>
             <w:tcW w:type="dxa" w:w="2381"/>
-            <w:shd w:val="clear" w:color="auto" w:fill="F4F7FA"/>
           </w:tcPr>
           <w:p>
             <w:pPr>
@@ -2375,7 +2250,6 @@
             <w:r>
               <w:rPr>
                 <w:b/>
-                <w:color w:val="0B3D63"/>
               </w:rPr>
               <w:t>Falhas registradas</w:t>
             </w:r>
@@ -2384,7 +2258,6 @@
         <w:tc>
           <w:tcPr>
             <w:tcW w:type="dxa" w:w="5443"/>
-            <w:shd w:val="clear" w:color="auto" w:fill="F4F7FA"/>
           </w:tcPr>
           <w:p>
             <w:pPr>
@@ -2398,7 +2271,6 @@
         <w:tc>
           <w:tcPr>
             <w:tcW w:type="dxa" w:w="1814"/>
-            <w:shd w:val="clear" w:color="auto" w:fill="F4F7FA"/>
           </w:tcPr>
           <w:p>
             <w:pPr>
@@ -2425,7 +2297,6 @@
             <w:r>
               <w:rPr>
                 <w:b/>
-                <w:color w:val="0B3D63"/>
               </w:rPr>
               <w:t>Horas de parada informadas</w:t>
             </w:r>
@@ -2465,7 +2336,6 @@
         <w:tc>
           <w:tcPr>
             <w:tcW w:type="dxa" w:w="2381"/>
-            <w:shd w:val="clear" w:color="auto" w:fill="F4F7FA"/>
           </w:tcPr>
           <w:p>
             <w:pPr>
@@ -2474,7 +2344,6 @@
             <w:r>
               <w:rPr>
                 <w:b/>
-                <w:color w:val="0B3D63"/>
               </w:rPr>
               <w:t>Disponibilidade, MTBF e MTTR</w:t>
             </w:r>
@@ -2483,7 +2352,6 @@
         <w:tc>
           <w:tcPr>
             <w:tcW w:type="dxa" w:w="5443"/>
-            <w:shd w:val="clear" w:color="auto" w:fill="F4F7FA"/>
           </w:tcPr>
           <w:p>
             <w:pPr>
@@ -2497,7 +2365,6 @@
         <w:tc>
           <w:tcPr>
             <w:tcW w:type="dxa" w:w="1814"/>
-            <w:shd w:val="clear" w:color="auto" w:fill="F4F7FA"/>
           </w:tcPr>
           <w:p>
             <w:pPr>
@@ -2513,10 +2380,10 @@
     <w:p/>
     <w:p>
       <w:pPr>
-        <w:pStyle w:val="Heading1"/>
+        <w:pStyle w:val="Heading2"/>
       </w:pPr>
       <w:r>
-        <w:t>9. Revisão</w:t>
+        <w:t>5.6  Revisão da estratégia</w:t>
       </w:r>
     </w:p>
     <w:p>
@@ -2532,42 +2399,10 @@
     </w:p>
     <w:p>
       <w:pPr>
-        <w:pStyle w:val="Heading1"/>
+        <w:pStyle w:val="Heading2"/>
       </w:pPr>
       <w:r>
-        <w:t>10. Referências e requisitos</w:t>
-      </w:r>
-    </w:p>
-    <w:p>
-      <w:r>
-        <w:t xml:space="preserve">Referencial adotado: </w:t>
-      </w:r>
-      <w:r>
-        <w:t>GERAL (sem norma)</w:t>
-      </w:r>
-      <w:r>
-        <w:t xml:space="preserve"> (o inicial do PCM Direto é GERAL (sem norma)).</w:t>
-      </w:r>
-    </w:p>
-    <w:p>
-      <w:pPr>
-        <w:pStyle w:val="DestaquePCMD"/>
-        <w:pBdr>
-          <w:left w:val="single" w:sz="18" w:space="8" w:color="0B3D63"/>
-        </w:pBdr>
-        <w:shd w:val="clear" w:color="auto" w:fill="F4F7FA"/>
-      </w:pPr>
-      <w:r>
-        <w:t>Cada referência começa Não verificado. Verificado exige fonte oficial HTTPS, versão e data; registra a conferência do responsável e não certifica conformidade. Não cite número de norma sem essas informações.</w:t>
-      </w:r>
-    </w:p>
-    <w:p>
-      <w:pPr>
-        <w:pStyle w:val="NotaPCMD"/>
-        <w:keepNext/>
-      </w:pPr>
-      <w:r>
-        <w:t>Referências registradas (PCMD-01, aba Requisitos)</w:t>
+        <w:t>5.7  Checklist de conferência</w:t>
       </w:r>
     </w:p>
     <w:tbl>
@@ -2579,224 +2414,18 @@
         <w:tblLook w:firstColumn="1" w:firstRow="1" w:lastColumn="0" w:lastRow="0" w:noHBand="0" w:noVBand="1" w:val="04A0"/>
         <w:tblLayout w:type="fixed"/>
         <w:tblBorders>
-          <w:top w:val="single" w:sz="8" w:space="0" w:color="0B3D63"/>
-          <w:left w:val="nil"/>
-          <w:bottom w:val="single" w:sz="8" w:space="0" w:color="0B3D63"/>
-          <w:right w:val="nil"/>
-          <w:insideH w:val="single" w:sz="4" w:space="0" w:color="D5DDE5"/>
-          <w:insideV w:val="nil"/>
+          <w:top w:val="single" w:sz="4" w:space="0" w:color="D5DCE8"/>
+          <w:left w:val="single" w:sz="4" w:space="0" w:color="D5DCE8"/>
+          <w:bottom w:val="single" w:sz="4" w:space="0" w:color="D5DCE8"/>
+          <w:right w:val="single" w:sz="4" w:space="0" w:color="D5DCE8"/>
+          <w:insideH w:val="single" w:sz="4" w:space="0" w:color="D5DCE8"/>
+          <w:insideV w:val="single" w:sz="4" w:space="0" w:color="D5DCE8"/>
         </w:tblBorders>
         <w:tblCellMar>
-          <w:top w:w="45" w:type="dxa"/>
-          <w:bottom w:w="45" w:type="dxa"/>
-          <w:left w:w="85" w:type="dxa"/>
-          <w:right w:w="85" w:type="dxa"/>
-        </w:tblCellMar>
-      </w:tblPr>
-      <w:tblGrid>
-        <w:gridCol w:w="2948"/>
-        <w:gridCol w:w="1134"/>
-        <w:gridCol w:w="1304"/>
-        <w:gridCol w:w="2665"/>
-        <w:gridCol w:w="1587"/>
-      </w:tblGrid>
-      <w:tr>
-        <w:trPr>
-          <w:tblHeader w:val="true"/>
-          <w:cantSplit/>
-        </w:trPr>
-        <w:tc>
-          <w:tcPr>
-            <w:tcW w:type="dxa" w:w="2948"/>
-            <w:shd w:val="clear" w:color="auto" w:fill="0B3D63"/>
-          </w:tcPr>
-          <w:p>
-            <w:pPr>
-              <w:pStyle w:val="TabelaPCMD"/>
-            </w:pPr>
-            <w:r>
-              <w:rPr>
-                <w:b/>
-                <w:color w:val="FFFFFF"/>
-              </w:rPr>
-              <w:t>Referência</w:t>
-            </w:r>
-          </w:p>
-        </w:tc>
-        <w:tc>
-          <w:tcPr>
-            <w:tcW w:type="dxa" w:w="1134"/>
-            <w:shd w:val="clear" w:color="auto" w:fill="0B3D63"/>
-          </w:tcPr>
-          <w:p>
-            <w:pPr>
-              <w:pStyle w:val="TabelaPCMD"/>
-            </w:pPr>
-            <w:r>
-              <w:rPr>
-                <w:b/>
-                <w:color w:val="FFFFFF"/>
-              </w:rPr>
-              <w:t>Versão</w:t>
-            </w:r>
-          </w:p>
-        </w:tc>
-        <w:tc>
-          <w:tcPr>
-            <w:tcW w:type="dxa" w:w="1304"/>
-            <w:shd w:val="clear" w:color="auto" w:fill="0B3D63"/>
-          </w:tcPr>
-          <w:p>
-            <w:pPr>
-              <w:pStyle w:val="TabelaPCMD"/>
-            </w:pPr>
-            <w:r>
-              <w:rPr>
-                <w:b/>
-                <w:color w:val="FFFFFF"/>
-              </w:rPr>
-              <w:t>Data</w:t>
-            </w:r>
-          </w:p>
-        </w:tc>
-        <w:tc>
-          <w:tcPr>
-            <w:tcW w:type="dxa" w:w="2665"/>
-            <w:shd w:val="clear" w:color="auto" w:fill="0B3D63"/>
-          </w:tcPr>
-          <w:p>
-            <w:pPr>
-              <w:pStyle w:val="TabelaPCMD"/>
-            </w:pPr>
-            <w:r>
-              <w:rPr>
-                <w:b/>
-                <w:color w:val="FFFFFF"/>
-              </w:rPr>
-              <w:t>Fonte (HTTPS)</w:t>
-            </w:r>
-          </w:p>
-        </w:tc>
-        <w:tc>
-          <w:tcPr>
-            <w:tcW w:type="dxa" w:w="1587"/>
-            <w:shd w:val="clear" w:color="auto" w:fill="0B3D63"/>
-          </w:tcPr>
-          <w:p>
-            <w:pPr>
-              <w:pStyle w:val="TabelaPCMD"/>
-            </w:pPr>
-            <w:r>
-              <w:rPr>
-                <w:b/>
-                <w:color w:val="FFFFFF"/>
-              </w:rPr>
-              <w:t>Status</w:t>
-            </w:r>
-          </w:p>
-        </w:tc>
-      </w:tr>
-      <w:tr>
-        <w:trPr>
-          <w:cantSplit/>
-        </w:trPr>
-        <w:tc>
-          <w:tcPr>
-            <w:tcW w:type="dxa" w:w="2948"/>
-          </w:tcPr>
-          <w:p>
-            <w:pPr>
-              <w:pStyle w:val="TabelaPCMD"/>
-            </w:pPr>
-            <w:r>
-              <w:t>GERAL (sem norma)</w:t>
-            </w:r>
-          </w:p>
-        </w:tc>
-        <w:tc>
-          <w:tcPr>
-            <w:tcW w:type="dxa" w:w="1134"/>
-          </w:tcPr>
-          <w:p>
-            <w:pPr>
-              <w:pStyle w:val="TabelaPCMD"/>
-            </w:pPr>
-            <w:r>
-              <w:t>A definir</w:t>
-            </w:r>
-          </w:p>
-        </w:tc>
-        <w:tc>
-          <w:tcPr>
-            <w:tcW w:type="dxa" w:w="1304"/>
-          </w:tcPr>
-          <w:p>
-            <w:pPr>
-              <w:pStyle w:val="TabelaPCMD"/>
-            </w:pPr>
-            <w:r>
-              <w:t>A definir</w:t>
-            </w:r>
-          </w:p>
-        </w:tc>
-        <w:tc>
-          <w:tcPr>
-            <w:tcW w:type="dxa" w:w="2665"/>
-          </w:tcPr>
-          <w:p>
-            <w:pPr>
-              <w:pStyle w:val="TabelaPCMD"/>
-            </w:pPr>
-            <w:r>
-              <w:t>A definir</w:t>
-            </w:r>
-          </w:p>
-        </w:tc>
-        <w:tc>
-          <w:tcPr>
-            <w:tcW w:type="dxa" w:w="1587"/>
-          </w:tcPr>
-          <w:p>
-            <w:pPr>
-              <w:pStyle w:val="TabelaPCMD"/>
-            </w:pPr>
-            <w:r>
-              <w:t>Não verificado</w:t>
-            </w:r>
-          </w:p>
-        </w:tc>
-      </w:tr>
-    </w:tbl>
-    <w:p/>
-    <w:p>
-      <w:pPr>
-        <w:pStyle w:val="Heading1"/>
-      </w:pPr>
-      <w:r>
-        <w:t>11. Checklist de conferência</w:t>
-      </w:r>
-    </w:p>
-    <w:tbl>
-      <w:tblPr>
-        <w:tblStyle w:val="TableGrid"/>
-        <w:tblW w:type="auto" w:w="0"/>
-        <w:jc w:val="center"/>
-        <w:tblLayout w:type="fixed"/>
-        <w:tblLook w:firstColumn="1" w:firstRow="1" w:lastColumn="0" w:lastRow="0" w:noHBand="0" w:noVBand="1" w:val="04A0"/>
-        <w:tblLayout w:type="fixed"/>
-        <w:tblBorders>
-          <w:top w:val="single" w:sz="8" w:space="0" w:color="0B3D63"/>
-          <w:left w:val="nil"/>
-          <w:bottom w:val="single" w:sz="8" w:space="0" w:color="0B3D63"/>
-          <w:right w:val="nil"/>
-          <w:insideH w:val="single" w:sz="4" w:space="0" w:color="D5DDE5"/>
-          <w:insideV w:val="nil"/>
-        </w:tblBorders>
-        <w:tblCellMar>
-          <w:top w:w="45" w:type="dxa"/>
-          <w:bottom w:w="45" w:type="dxa"/>
-          <w:left w:w="85" w:type="dxa"/>
-          <w:right w:w="85" w:type="dxa"/>
+          <w:top w:w="50" w:type="dxa"/>
+          <w:bottom w:w="50" w:type="dxa"/>
+          <w:left w:w="90" w:type="dxa"/>
+          <w:right w:w="90" w:type="dxa"/>
         </w:tblCellMar>
       </w:tblPr>
       <w:tblGrid>
@@ -2812,16 +2441,20 @@
         <w:tc>
           <w:tcPr>
             <w:tcW w:type="dxa" w:w="567"/>
-            <w:shd w:val="clear" w:color="auto" w:fill="0B3D63"/>
-          </w:tcPr>
-          <w:p>
-            <w:pPr>
-              <w:pStyle w:val="TabelaPCMD"/>
+            <w:shd w:val="clear" w:color="auto" w:fill="DCE6F5"/>
+            <w:tcBorders>
+              <w:bottom w:val="single" w:sz="8" w:space="0" w:color="0B3D63"/>
+            </w:tcBorders>
+          </w:tcPr>
+          <w:p>
+            <w:pPr>
+              <w:pStyle w:val="TabelaPCMD"/>
+              <w:jc w:val="center"/>
             </w:pPr>
             <w:r>
               <w:rPr>
                 <w:b/>
-                <w:color w:val="FFFFFF"/>
+                <w:color w:val="0B3D63"/>
               </w:rPr>
               <w:t>Nº</w:t>
             </w:r>
@@ -2830,16 +2463,20 @@
         <w:tc>
           <w:tcPr>
             <w:tcW w:type="dxa" w:w="6520"/>
-            <w:shd w:val="clear" w:color="auto" w:fill="0B3D63"/>
-          </w:tcPr>
-          <w:p>
-            <w:pPr>
-              <w:pStyle w:val="TabelaPCMD"/>
+            <w:shd w:val="clear" w:color="auto" w:fill="DCE6F5"/>
+            <w:tcBorders>
+              <w:bottom w:val="single" w:sz="8" w:space="0" w:color="0B3D63"/>
+            </w:tcBorders>
+          </w:tcPr>
+          <w:p>
+            <w:pPr>
+              <w:pStyle w:val="TabelaPCMD"/>
+              <w:jc w:val="center"/>
             </w:pPr>
             <w:r>
               <w:rPr>
                 <w:b/>
-                <w:color w:val="FFFFFF"/>
+                <w:color w:val="0B3D63"/>
               </w:rPr>
               <w:t>Item de conferência</w:t>
             </w:r>
@@ -2848,16 +2485,20 @@
         <w:tc>
           <w:tcPr>
             <w:tcW w:type="dxa" w:w="2551"/>
-            <w:shd w:val="clear" w:color="auto" w:fill="0B3D63"/>
-          </w:tcPr>
-          <w:p>
-            <w:pPr>
-              <w:pStyle w:val="TabelaPCMD"/>
+            <w:shd w:val="clear" w:color="auto" w:fill="DCE6F5"/>
+            <w:tcBorders>
+              <w:bottom w:val="single" w:sz="8" w:space="0" w:color="0B3D63"/>
+            </w:tcBorders>
+          </w:tcPr>
+          <w:p>
+            <w:pPr>
+              <w:pStyle w:val="TabelaPCMD"/>
+              <w:jc w:val="center"/>
             </w:pPr>
             <w:r>
               <w:rPr>
                 <w:b/>
-                <w:color w:val="FFFFFF"/>
+                <w:color w:val="0B3D63"/>
               </w:rPr>
               <w:t>Conferido por / data</w:t>
             </w:r>
@@ -2912,7 +2553,6 @@
         <w:tc>
           <w:tcPr>
             <w:tcW w:type="dxa" w:w="567"/>
-            <w:shd w:val="clear" w:color="auto" w:fill="F4F7FA"/>
           </w:tcPr>
           <w:p>
             <w:pPr>
@@ -2926,7 +2566,6 @@
         <w:tc>
           <w:tcPr>
             <w:tcW w:type="dxa" w:w="6520"/>
-            <w:shd w:val="clear" w:color="auto" w:fill="F4F7FA"/>
           </w:tcPr>
           <w:p>
             <w:pPr>
@@ -2940,7 +2579,6 @@
         <w:tc>
           <w:tcPr>
             <w:tcW w:type="dxa" w:w="2551"/>
-            <w:shd w:val="clear" w:color="auto" w:fill="F4F7FA"/>
           </w:tcPr>
           <w:p>
             <w:pPr>
@@ -2997,7 +2635,6 @@
         <w:tc>
           <w:tcPr>
             <w:tcW w:type="dxa" w:w="567"/>
-            <w:shd w:val="clear" w:color="auto" w:fill="F4F7FA"/>
           </w:tcPr>
           <w:p>
             <w:pPr>
@@ -3011,7 +2648,6 @@
         <w:tc>
           <w:tcPr>
             <w:tcW w:type="dxa" w:w="6520"/>
-            <w:shd w:val="clear" w:color="auto" w:fill="F4F7FA"/>
           </w:tcPr>
           <w:p>
             <w:pPr>
@@ -3025,7 +2661,6 @@
         <w:tc>
           <w:tcPr>
             <w:tcW w:type="dxa" w:w="2551"/>
-            <w:shd w:val="clear" w:color="auto" w:fill="F4F7FA"/>
           </w:tcPr>
           <w:p>
             <w:pPr>
@@ -3082,7 +2717,6 @@
         <w:tc>
           <w:tcPr>
             <w:tcW w:type="dxa" w:w="567"/>
-            <w:shd w:val="clear" w:color="auto" w:fill="F4F7FA"/>
           </w:tcPr>
           <w:p>
             <w:pPr>
@@ -3096,7 +2730,6 @@
         <w:tc>
           <w:tcPr>
             <w:tcW w:type="dxa" w:w="6520"/>
-            <w:shd w:val="clear" w:color="auto" w:fill="F4F7FA"/>
           </w:tcPr>
           <w:p>
             <w:pPr>
@@ -3110,7 +2743,6 @@
         <w:tc>
           <w:tcPr>
             <w:tcW w:type="dxa" w:w="2551"/>
-            <w:shd w:val="clear" w:color="auto" w:fill="F4F7FA"/>
           </w:tcPr>
           <w:p>
             <w:pPr>
@@ -3126,7 +2758,369 @@
         <w:pStyle w:val="Heading1"/>
       </w:pPr>
       <w:r>
-        <w:t>12. Histórico de revisão</w:t>
+        <w:t>6.  REGISTROS E ANEXOS</w:t>
+      </w:r>
+    </w:p>
+    <w:tbl>
+      <w:tblPr>
+        <w:tblW w:type="auto" w:w="0"/>
+        <w:jc w:val="center"/>
+        <w:tblLayout w:type="fixed"/>
+        <w:tblLook w:firstColumn="1" w:firstRow="1" w:lastColumn="0" w:lastRow="0" w:noHBand="0" w:noVBand="1" w:val="04A0"/>
+        <w:tblLayout w:type="fixed"/>
+        <w:tblBorders>
+          <w:top w:val="single" w:sz="4" w:space="0" w:color="D5DCE8"/>
+          <w:left w:val="single" w:sz="4" w:space="0" w:color="D5DCE8"/>
+          <w:bottom w:val="single" w:sz="4" w:space="0" w:color="D5DCE8"/>
+          <w:right w:val="single" w:sz="4" w:space="0" w:color="D5DCE8"/>
+          <w:insideH w:val="single" w:sz="4" w:space="0" w:color="D5DCE8"/>
+          <w:insideV w:val="single" w:sz="4" w:space="0" w:color="D5DCE8"/>
+        </w:tblBorders>
+        <w:tblCellMar>
+          <w:top w:w="50" w:type="dxa"/>
+          <w:bottom w:w="50" w:type="dxa"/>
+          <w:left w:w="90" w:type="dxa"/>
+          <w:right w:w="90" w:type="dxa"/>
+        </w:tblCellMar>
+      </w:tblPr>
+      <w:tblGrid>
+        <w:gridCol w:w="1701"/>
+        <w:gridCol w:w="3118"/>
+        <w:gridCol w:w="1701"/>
+        <w:gridCol w:w="3118"/>
+      </w:tblGrid>
+      <w:tr>
+        <w:trPr>
+          <w:cantSplit/>
+        </w:trPr>
+        <w:tc>
+          <w:tcPr>
+            <w:tcW w:type="dxa" w:w="1701"/>
+            <w:shd w:val="clear" w:color="auto" w:fill="DCE6F5"/>
+          </w:tcPr>
+          <w:p>
+            <w:pPr>
+              <w:pStyle w:val="TabelaPCMD"/>
+            </w:pPr>
+            <w:r>
+              <w:rPr>
+                <w:b/>
+                <w:color w:val="0B3D63"/>
+              </w:rPr>
+              <w:t>Situação</w:t>
+            </w:r>
+          </w:p>
+        </w:tc>
+        <w:tc>
+          <w:tcPr>
+            <w:tcW w:type="dxa" w:w="3118"/>
+          </w:tcPr>
+          <w:p>
+            <w:pPr>
+              <w:pStyle w:val="TabelaPCMD"/>
+            </w:pPr>
+            <w:r>
+              <w:t>Em elaboração</w:t>
+            </w:r>
+          </w:p>
+        </w:tc>
+        <w:tc>
+          <w:tcPr>
+            <w:tcW w:type="dxa" w:w="1701"/>
+            <w:shd w:val="clear" w:color="auto" w:fill="DCE6F5"/>
+          </w:tcPr>
+          <w:p>
+            <w:pPr>
+              <w:pStyle w:val="TabelaPCMD"/>
+            </w:pPr>
+            <w:r>
+              <w:rPr>
+                <w:b/>
+                <w:color w:val="0B3D63"/>
+              </w:rPr>
+              <w:t>Próxima revisão</w:t>
+            </w:r>
+          </w:p>
+        </w:tc>
+        <w:tc>
+          <w:tcPr>
+            <w:tcW w:type="dxa" w:w="3118"/>
+          </w:tcPr>
+          <w:p>
+            <w:pPr>
+              <w:pStyle w:val="TabelaPCMD"/>
+            </w:pPr>
+            <w:r>
+              <w:t>A definir</w:t>
+            </w:r>
+          </w:p>
+        </w:tc>
+      </w:tr>
+      <w:tr>
+        <w:trPr>
+          <w:cantSplit/>
+        </w:trPr>
+        <w:tc>
+          <w:tcPr>
+            <w:tcW w:type="dxa" w:w="1701"/>
+            <w:shd w:val="clear" w:color="auto" w:fill="DCE6F5"/>
+          </w:tcPr>
+          <w:p>
+            <w:pPr>
+              <w:pStyle w:val="TabelaPCMD"/>
+            </w:pPr>
+            <w:r>
+              <w:rPr>
+                <w:b/>
+                <w:color w:val="0B3D63"/>
+              </w:rPr>
+              <w:t>Origem dos dados</w:t>
+            </w:r>
+          </w:p>
+        </w:tc>
+        <w:tc>
+          <w:tcPr>
+            <w:tcW w:type="dxa" w:w="3118"/>
+          </w:tcPr>
+          <w:p>
+            <w:pPr>
+              <w:pStyle w:val="TabelaPCMD"/>
+            </w:pPr>
+            <w:r>
+              <w:t>Demonstração fictícia (não é exportação do app)</w:t>
+            </w:r>
+          </w:p>
+        </w:tc>
+        <w:tc>
+          <w:tcPr>
+            <w:tcW w:type="dxa" w:w="1701"/>
+            <w:shd w:val="clear" w:color="auto" w:fill="DCE6F5"/>
+          </w:tcPr>
+          <w:p>
+            <w:pPr>
+              <w:pStyle w:val="TabelaPCMD"/>
+            </w:pPr>
+            <w:r>
+              <w:rPr>
+                <w:b/>
+                <w:color w:val="0B3D63"/>
+              </w:rPr>
+              <w:t>Data de emissão</w:t>
+            </w:r>
+          </w:p>
+        </w:tc>
+        <w:tc>
+          <w:tcPr>
+            <w:tcW w:type="dxa" w:w="3118"/>
+          </w:tcPr>
+          <w:p>
+            <w:pPr>
+              <w:pStyle w:val="TabelaPCMD"/>
+            </w:pPr>
+            <w:r>
+              <w:t>23/10/2026</w:t>
+            </w:r>
+          </w:p>
+        </w:tc>
+      </w:tr>
+    </w:tbl>
+    <w:p/>
+    <w:tbl>
+      <w:tblPr>
+        <w:tblStyle w:val="TableGrid"/>
+        <w:tblW w:type="auto" w:w="0"/>
+        <w:jc w:val="center"/>
+        <w:tblLayout w:type="fixed"/>
+        <w:tblLook w:firstColumn="1" w:firstRow="1" w:lastColumn="0" w:lastRow="0" w:noHBand="0" w:noVBand="1" w:val="04A0"/>
+        <w:tblLayout w:type="fixed"/>
+        <w:tblBorders>
+          <w:top w:val="single" w:sz="4" w:space="0" w:color="D5DCE8"/>
+          <w:left w:val="single" w:sz="4" w:space="0" w:color="D5DCE8"/>
+          <w:bottom w:val="single" w:sz="4" w:space="0" w:color="D5DCE8"/>
+          <w:right w:val="single" w:sz="4" w:space="0" w:color="D5DCE8"/>
+          <w:insideH w:val="single" w:sz="4" w:space="0" w:color="D5DCE8"/>
+          <w:insideV w:val="single" w:sz="4" w:space="0" w:color="D5DCE8"/>
+        </w:tblBorders>
+        <w:tblCellMar>
+          <w:top w:w="50" w:type="dxa"/>
+          <w:bottom w:w="50" w:type="dxa"/>
+          <w:left w:w="90" w:type="dxa"/>
+          <w:right w:w="90" w:type="dxa"/>
+        </w:tblCellMar>
+      </w:tblPr>
+      <w:tblGrid>
+        <w:gridCol w:w="3402"/>
+        <w:gridCol w:w="6236"/>
+      </w:tblGrid>
+      <w:tr>
+        <w:trPr>
+          <w:tblHeader w:val="true"/>
+          <w:cantSplit/>
+        </w:trPr>
+        <w:tc>
+          <w:tcPr>
+            <w:tcW w:type="dxa" w:w="3402"/>
+            <w:shd w:val="clear" w:color="auto" w:fill="DCE6F5"/>
+            <w:tcBorders>
+              <w:bottom w:val="single" w:sz="8" w:space="0" w:color="0B3D63"/>
+            </w:tcBorders>
+          </w:tcPr>
+          <w:p>
+            <w:pPr>
+              <w:pStyle w:val="TabelaPCMD"/>
+              <w:jc w:val="center"/>
+            </w:pPr>
+            <w:r>
+              <w:rPr>
+                <w:b/>
+                <w:color w:val="0B3D63"/>
+              </w:rPr>
+              <w:t>Registro</w:t>
+            </w:r>
+          </w:p>
+        </w:tc>
+        <w:tc>
+          <w:tcPr>
+            <w:tcW w:type="dxa" w:w="6236"/>
+            <w:shd w:val="clear" w:color="auto" w:fill="DCE6F5"/>
+            <w:tcBorders>
+              <w:bottom w:val="single" w:sz="8" w:space="0" w:color="0B3D63"/>
+            </w:tcBorders>
+          </w:tcPr>
+          <w:p>
+            <w:pPr>
+              <w:pStyle w:val="TabelaPCMD"/>
+              <w:jc w:val="center"/>
+            </w:pPr>
+            <w:r>
+              <w:rPr>
+                <w:b/>
+                <w:color w:val="0B3D63"/>
+              </w:rPr>
+              <w:t>Onde fica</w:t>
+            </w:r>
+          </w:p>
+        </w:tc>
+      </w:tr>
+      <w:tr>
+        <w:trPr>
+          <w:cantSplit/>
+        </w:trPr>
+        <w:tc>
+          <w:tcPr>
+            <w:tcW w:type="dxa" w:w="3402"/>
+          </w:tcPr>
+          <w:p>
+            <w:pPr>
+              <w:pStyle w:val="TabelaPCMD"/>
+            </w:pPr>
+            <w:r>
+              <w:rPr>
+                <w:b/>
+              </w:rPr>
+              <w:t>Plano mestre</w:t>
+            </w:r>
+          </w:p>
+        </w:tc>
+        <w:tc>
+          <w:tcPr>
+            <w:tcW w:type="dxa" w:w="6236"/>
+          </w:tcPr>
+          <w:p>
+            <w:pPr>
+              <w:pStyle w:val="TabelaPCMD"/>
+            </w:pPr>
+            <w:r>
+              <w:t>PCMD-03-04 (aba Plano Mestre); resumo no Anexo A</w:t>
+            </w:r>
+          </w:p>
+        </w:tc>
+      </w:tr>
+      <w:tr>
+        <w:trPr>
+          <w:cantSplit/>
+        </w:trPr>
+        <w:tc>
+          <w:tcPr>
+            <w:tcW w:type="dxa" w:w="3402"/>
+          </w:tcPr>
+          <w:p>
+            <w:pPr>
+              <w:pStyle w:val="TabelaPCMD"/>
+            </w:pPr>
+            <w:r>
+              <w:rPr>
+                <w:b/>
+              </w:rPr>
+              <w:t>Ocorrências, execuções e cronograma</w:t>
+            </w:r>
+          </w:p>
+        </w:tc>
+        <w:tc>
+          <w:tcPr>
+            <w:tcW w:type="dxa" w:w="6236"/>
+          </w:tcPr>
+          <w:p>
+            <w:pPr>
+              <w:pStyle w:val="TabelaPCMD"/>
+            </w:pPr>
+            <w:r>
+              <w:t>PCMD-03-04 (abas Ocorrências, Execuções e Cronograma)</w:t>
+            </w:r>
+          </w:p>
+        </w:tc>
+      </w:tr>
+      <w:tr>
+        <w:trPr>
+          <w:cantSplit/>
+        </w:trPr>
+        <w:tc>
+          <w:tcPr>
+            <w:tcW w:type="dxa" w:w="3402"/>
+          </w:tcPr>
+          <w:p>
+            <w:pPr>
+              <w:pStyle w:val="TabelaPCMD"/>
+            </w:pPr>
+            <w:r>
+              <w:rPr>
+                <w:b/>
+              </w:rPr>
+              <w:t>Falhas</w:t>
+            </w:r>
+          </w:p>
+        </w:tc>
+        <w:tc>
+          <w:tcPr>
+            <w:tcW w:type="dxa" w:w="6236"/>
+          </w:tcPr>
+          <w:p>
+            <w:pPr>
+              <w:pStyle w:val="TabelaPCMD"/>
+            </w:pPr>
+            <w:r>
+              <w:t>PCMD-05 (aba Ficha de Falha)</w:t>
+            </w:r>
+          </w:p>
+        </w:tc>
+      </w:tr>
+    </w:tbl>
+    <w:p/>
+    <w:p>
+      <w:r>
+        <w:rPr>
+          <w:color w:val="8C96A0"/>
+          <w:sz w:val="16"/>
+        </w:rPr>
+        <w:t>Modelo PCM Direto 1.0.0 · Thiago Oliveira Lima · pcmdireto@gmail.com · Licença MIT</w:t>
+      </w:r>
+    </w:p>
+    <w:p>
+      <w:pPr>
+        <w:pStyle w:val="Heading1"/>
+      </w:pPr>
+      <w:r>
+        <w:t>7.  HISTÓRICO DE REVISÕES</w:t>
       </w:r>
     </w:p>
     <w:p>
@@ -3147,18 +3141,18 @@
         <w:tblLook w:firstColumn="1" w:firstRow="1" w:lastColumn="0" w:lastRow="0" w:noHBand="0" w:noVBand="1" w:val="04A0"/>
         <w:tblLayout w:type="fixed"/>
         <w:tblBorders>
-          <w:top w:val="single" w:sz="8" w:space="0" w:color="0B3D63"/>
-          <w:left w:val="nil"/>
-          <w:bottom w:val="single" w:sz="8" w:space="0" w:color="0B3D63"/>
-          <w:right w:val="nil"/>
-          <w:insideH w:val="single" w:sz="4" w:space="0" w:color="D5DDE5"/>
-          <w:insideV w:val="nil"/>
+          <w:top w:val="single" w:sz="4" w:space="0" w:color="D5DCE8"/>
+          <w:left w:val="single" w:sz="4" w:space="0" w:color="D5DCE8"/>
+          <w:bottom w:val="single" w:sz="4" w:space="0" w:color="D5DCE8"/>
+          <w:right w:val="single" w:sz="4" w:space="0" w:color="D5DCE8"/>
+          <w:insideH w:val="single" w:sz="4" w:space="0" w:color="D5DCE8"/>
+          <w:insideV w:val="single" w:sz="4" w:space="0" w:color="D5DCE8"/>
         </w:tblBorders>
         <w:tblCellMar>
-          <w:top w:w="45" w:type="dxa"/>
-          <w:bottom w:w="45" w:type="dxa"/>
-          <w:left w:w="85" w:type="dxa"/>
-          <w:right w:w="85" w:type="dxa"/>
+          <w:top w:w="50" w:type="dxa"/>
+          <w:bottom w:w="50" w:type="dxa"/>
+          <w:left w:w="90" w:type="dxa"/>
+          <w:right w:w="90" w:type="dxa"/>
         </w:tblCellMar>
       </w:tblPr>
       <w:tblGrid>
@@ -3175,16 +3169,20 @@
         <w:tc>
           <w:tcPr>
             <w:tcW w:type="dxa" w:w="1134"/>
-            <w:shd w:val="clear" w:color="auto" w:fill="0B3D63"/>
-          </w:tcPr>
-          <w:p>
-            <w:pPr>
-              <w:pStyle w:val="TabelaPCMD"/>
+            <w:shd w:val="clear" w:color="auto" w:fill="DCE6F5"/>
+            <w:tcBorders>
+              <w:bottom w:val="single" w:sz="8" w:space="0" w:color="0B3D63"/>
+            </w:tcBorders>
+          </w:tcPr>
+          <w:p>
+            <w:pPr>
+              <w:pStyle w:val="TabelaPCMD"/>
+              <w:jc w:val="center"/>
             </w:pPr>
             <w:r>
               <w:rPr>
                 <w:b/>
-                <w:color w:val="FFFFFF"/>
+                <w:color w:val="0B3D63"/>
               </w:rPr>
               <w:t>Revisão</w:t>
             </w:r>
@@ -3193,16 +3191,20 @@
         <w:tc>
           <w:tcPr>
             <w:tcW w:type="dxa" w:w="1587"/>
-            <w:shd w:val="clear" w:color="auto" w:fill="0B3D63"/>
-          </w:tcPr>
-          <w:p>
-            <w:pPr>
-              <w:pStyle w:val="TabelaPCMD"/>
+            <w:shd w:val="clear" w:color="auto" w:fill="DCE6F5"/>
+            <w:tcBorders>
+              <w:bottom w:val="single" w:sz="8" w:space="0" w:color="0B3D63"/>
+            </w:tcBorders>
+          </w:tcPr>
+          <w:p>
+            <w:pPr>
+              <w:pStyle w:val="TabelaPCMD"/>
+              <w:jc w:val="center"/>
             </w:pPr>
             <w:r>
               <w:rPr>
                 <w:b/>
-                <w:color w:val="FFFFFF"/>
+                <w:color w:val="0B3D63"/>
               </w:rPr>
               <w:t>Data</w:t>
             </w:r>
@@ -3211,16 +3213,20 @@
         <w:tc>
           <w:tcPr>
             <w:tcW w:type="dxa" w:w="4649"/>
-            <w:shd w:val="clear" w:color="auto" w:fill="0B3D63"/>
-          </w:tcPr>
-          <w:p>
-            <w:pPr>
-              <w:pStyle w:val="TabelaPCMD"/>
+            <w:shd w:val="clear" w:color="auto" w:fill="DCE6F5"/>
+            <w:tcBorders>
+              <w:bottom w:val="single" w:sz="8" w:space="0" w:color="0B3D63"/>
+            </w:tcBorders>
+          </w:tcPr>
+          <w:p>
+            <w:pPr>
+              <w:pStyle w:val="TabelaPCMD"/>
+              <w:jc w:val="center"/>
             </w:pPr>
             <w:r>
               <w:rPr>
                 <w:b/>
-                <w:color w:val="FFFFFF"/>
+                <w:color w:val="0B3D63"/>
               </w:rPr>
               <w:t>Descrição da mudança</w:t>
             </w:r>
@@ -3229,16 +3235,20 @@
         <w:tc>
           <w:tcPr>
             <w:tcW w:type="dxa" w:w="2268"/>
-            <w:shd w:val="clear" w:color="auto" w:fill="0B3D63"/>
-          </w:tcPr>
-          <w:p>
-            <w:pPr>
-              <w:pStyle w:val="TabelaPCMD"/>
+            <w:shd w:val="clear" w:color="auto" w:fill="DCE6F5"/>
+            <w:tcBorders>
+              <w:bottom w:val="single" w:sz="8" w:space="0" w:color="0B3D63"/>
+            </w:tcBorders>
+          </w:tcPr>
+          <w:p>
+            <w:pPr>
+              <w:pStyle w:val="TabelaPCMD"/>
+              <w:jc w:val="center"/>
             </w:pPr>
             <w:r>
               <w:rPr>
                 <w:b/>
-                <w:color w:val="FFFFFF"/>
+                <w:color w:val="0B3D63"/>
               </w:rPr>
               <w:t>Responsável</w:t>
             </w:r>
@@ -3310,7 +3320,7 @@
           <w:headerReference w:type="default" r:id="rId9"/>
           <w:footerReference w:type="default" r:id="rId10"/>
           <w:pgSz w:w="11906" w:h="16838"/>
-          <w:pgMar w:top="1361" w:right="1134" w:bottom="1474" w:left="1134" w:header="510" w:footer="454" w:gutter="0"/>
+          <w:pgMar w:top="850" w:right="1134" w:bottom="1298" w:left="1134" w:header="283" w:footer="680" w:gutter="0"/>
           <w:cols w:space="720"/>
           <w:docGrid w:linePitch="360"/>
         </w:sectPr>
@@ -3321,7 +3331,7 @@
         <w:pStyle w:val="Heading1"/>
       </w:pPr>
       <w:r>
-        <w:t>Anexo A · Plano mestre (resumo)</w:t>
+        <w:t>ANEXO A · PLANO MESTRE (RESUMO)</w:t>
       </w:r>
     </w:p>
     <w:p>
@@ -3347,18 +3357,18 @@
         <w:tblLook w:firstColumn="1" w:firstRow="1" w:lastColumn="0" w:lastRow="0" w:noHBand="0" w:noVBand="1" w:val="04A0"/>
         <w:tblLayout w:type="fixed"/>
         <w:tblBorders>
-          <w:top w:val="single" w:sz="8" w:space="0" w:color="0B3D63"/>
-          <w:left w:val="nil"/>
-          <w:bottom w:val="single" w:sz="8" w:space="0" w:color="0B3D63"/>
-          <w:right w:val="nil"/>
-          <w:insideH w:val="single" w:sz="4" w:space="0" w:color="D5DDE5"/>
-          <w:insideV w:val="nil"/>
+          <w:top w:val="single" w:sz="4" w:space="0" w:color="D5DCE8"/>
+          <w:left w:val="single" w:sz="4" w:space="0" w:color="D5DCE8"/>
+          <w:bottom w:val="single" w:sz="4" w:space="0" w:color="D5DCE8"/>
+          <w:right w:val="single" w:sz="4" w:space="0" w:color="D5DCE8"/>
+          <w:insideH w:val="single" w:sz="4" w:space="0" w:color="D5DCE8"/>
+          <w:insideV w:val="single" w:sz="4" w:space="0" w:color="D5DCE8"/>
         </w:tblBorders>
         <w:tblCellMar>
-          <w:top w:w="45" w:type="dxa"/>
-          <w:bottom w:w="45" w:type="dxa"/>
-          <w:left w:w="85" w:type="dxa"/>
-          <w:right w:w="85" w:type="dxa"/>
+          <w:top w:w="50" w:type="dxa"/>
+          <w:bottom w:w="50" w:type="dxa"/>
+          <w:left w:w="90" w:type="dxa"/>
+          <w:right w:w="90" w:type="dxa"/>
         </w:tblCellMar>
       </w:tblPr>
       <w:tblGrid>
@@ -3380,16 +3390,20 @@
         <w:tc>
           <w:tcPr>
             <w:tcW w:type="dxa" w:w="1361"/>
-            <w:shd w:val="clear" w:color="auto" w:fill="0B3D63"/>
-          </w:tcPr>
-          <w:p>
-            <w:pPr>
-              <w:pStyle w:val="TabelaPCMD"/>
+            <w:shd w:val="clear" w:color="auto" w:fill="DCE6F5"/>
+            <w:tcBorders>
+              <w:bottom w:val="single" w:sz="8" w:space="0" w:color="0B3D63"/>
+            </w:tcBorders>
+          </w:tcPr>
+          <w:p>
+            <w:pPr>
+              <w:pStyle w:val="TabelaPCMD"/>
+              <w:jc w:val="center"/>
             </w:pPr>
             <w:r>
               <w:rPr>
                 <w:b/>
-                <w:color w:val="FFFFFF"/>
+                <w:color w:val="0B3D63"/>
               </w:rPr>
               <w:t>TAG</w:t>
             </w:r>
@@ -3398,16 +3412,20 @@
         <w:tc>
           <w:tcPr>
             <w:tcW w:type="dxa" w:w="964"/>
-            <w:shd w:val="clear" w:color="auto" w:fill="0B3D63"/>
-          </w:tcPr>
-          <w:p>
-            <w:pPr>
-              <w:pStyle w:val="TabelaPCMD"/>
+            <w:shd w:val="clear" w:color="auto" w:fill="DCE6F5"/>
+            <w:tcBorders>
+              <w:bottom w:val="single" w:sz="8" w:space="0" w:color="0B3D63"/>
+            </w:tcBorders>
+          </w:tcPr>
+          <w:p>
+            <w:pPr>
+              <w:pStyle w:val="TabelaPCMD"/>
+              <w:jc w:val="center"/>
             </w:pPr>
             <w:r>
               <w:rPr>
                 <w:b/>
-                <w:color w:val="FFFFFF"/>
+                <w:color w:val="0B3D63"/>
               </w:rPr>
               <w:t>ID tarefa</w:t>
             </w:r>
@@ -3416,16 +3434,20 @@
         <w:tc>
           <w:tcPr>
             <w:tcW w:type="dxa" w:w="3742"/>
-            <w:shd w:val="clear" w:color="auto" w:fill="0B3D63"/>
-          </w:tcPr>
-          <w:p>
-            <w:pPr>
-              <w:pStyle w:val="TabelaPCMD"/>
+            <w:shd w:val="clear" w:color="auto" w:fill="DCE6F5"/>
+            <w:tcBorders>
+              <w:bottom w:val="single" w:sz="8" w:space="0" w:color="0B3D63"/>
+            </w:tcBorders>
+          </w:tcPr>
+          <w:p>
+            <w:pPr>
+              <w:pStyle w:val="TabelaPCMD"/>
+              <w:jc w:val="center"/>
             </w:pPr>
             <w:r>
               <w:rPr>
                 <w:b/>
-                <w:color w:val="FFFFFF"/>
+                <w:color w:val="0B3D63"/>
               </w:rPr>
               <w:t>Atividade</w:t>
             </w:r>
@@ -3434,16 +3456,20 @@
         <w:tc>
           <w:tcPr>
             <w:tcW w:type="dxa" w:w="1247"/>
-            <w:shd w:val="clear" w:color="auto" w:fill="0B3D63"/>
-          </w:tcPr>
-          <w:p>
-            <w:pPr>
-              <w:pStyle w:val="TabelaPCMD"/>
+            <w:shd w:val="clear" w:color="auto" w:fill="DCE6F5"/>
+            <w:tcBorders>
+              <w:bottom w:val="single" w:sz="8" w:space="0" w:color="0B3D63"/>
+            </w:tcBorders>
+          </w:tcPr>
+          <w:p>
+            <w:pPr>
+              <w:pStyle w:val="TabelaPCMD"/>
+              <w:jc w:val="center"/>
             </w:pPr>
             <w:r>
               <w:rPr>
                 <w:b/>
-                <w:color w:val="FFFFFF"/>
+                <w:color w:val="0B3D63"/>
               </w:rPr>
               <w:t>Frequência</w:t>
             </w:r>
@@ -3452,16 +3478,20 @@
         <w:tc>
           <w:tcPr>
             <w:tcW w:type="dxa" w:w="1531"/>
-            <w:shd w:val="clear" w:color="auto" w:fill="0B3D63"/>
-          </w:tcPr>
-          <w:p>
-            <w:pPr>
-              <w:pStyle w:val="TabelaPCMD"/>
+            <w:shd w:val="clear" w:color="auto" w:fill="DCE6F5"/>
+            <w:tcBorders>
+              <w:bottom w:val="single" w:sz="8" w:space="0" w:color="0B3D63"/>
+            </w:tcBorders>
+          </w:tcPr>
+          <w:p>
+            <w:pPr>
+              <w:pStyle w:val="TabelaPCMD"/>
+              <w:jc w:val="center"/>
             </w:pPr>
             <w:r>
               <w:rPr>
                 <w:b/>
-                <w:color w:val="FFFFFF"/>
+                <w:color w:val="0B3D63"/>
               </w:rPr>
               <w:t>Especialidade</w:t>
             </w:r>
@@ -3470,16 +3500,20 @@
         <w:tc>
           <w:tcPr>
             <w:tcW w:type="dxa" w:w="1134"/>
-            <w:shd w:val="clear" w:color="auto" w:fill="0B3D63"/>
-          </w:tcPr>
-          <w:p>
-            <w:pPr>
-              <w:pStyle w:val="TabelaPCMD"/>
+            <w:shd w:val="clear" w:color="auto" w:fill="DCE6F5"/>
+            <w:tcBorders>
+              <w:bottom w:val="single" w:sz="8" w:space="0" w:color="0B3D63"/>
+            </w:tcBorders>
+          </w:tcPr>
+          <w:p>
+            <w:pPr>
+              <w:pStyle w:val="TabelaPCMD"/>
+              <w:jc w:val="center"/>
             </w:pPr>
             <w:r>
               <w:rPr>
                 <w:b/>
-                <w:color w:val="FFFFFF"/>
+                <w:color w:val="0B3D63"/>
               </w:rPr>
               <w:t>Duração (h)</w:t>
             </w:r>
@@ -3488,16 +3522,20 @@
         <w:tc>
           <w:tcPr>
             <w:tcW w:type="dxa" w:w="1304"/>
-            <w:shd w:val="clear" w:color="auto" w:fill="0B3D63"/>
-          </w:tcPr>
-          <w:p>
-            <w:pPr>
-              <w:pStyle w:val="TabelaPCMD"/>
+            <w:shd w:val="clear" w:color="auto" w:fill="DCE6F5"/>
+            <w:tcBorders>
+              <w:bottom w:val="single" w:sz="8" w:space="0" w:color="0B3D63"/>
+            </w:tcBorders>
+          </w:tcPr>
+          <w:p>
+            <w:pPr>
+              <w:pStyle w:val="TabelaPCMD"/>
+              <w:jc w:val="center"/>
             </w:pPr>
             <w:r>
               <w:rPr>
                 <w:b/>
-                <w:color w:val="FFFFFF"/>
+                <w:color w:val="0B3D63"/>
               </w:rPr>
               <w:t>Segurança</w:t>
             </w:r>
@@ -3506,16 +3544,20 @@
         <w:tc>
           <w:tcPr>
             <w:tcW w:type="dxa" w:w="1928"/>
-            <w:shd w:val="clear" w:color="auto" w:fill="0B3D63"/>
-          </w:tcPr>
-          <w:p>
-            <w:pPr>
-              <w:pStyle w:val="TabelaPCMD"/>
+            <w:shd w:val="clear" w:color="auto" w:fill="DCE6F5"/>
+            <w:tcBorders>
+              <w:bottom w:val="single" w:sz="8" w:space="0" w:color="0B3D63"/>
+            </w:tcBorders>
+          </w:tcPr>
+          <w:p>
+            <w:pPr>
+              <w:pStyle w:val="TabelaPCMD"/>
+              <w:jc w:val="center"/>
             </w:pPr>
             <w:r>
               <w:rPr>
                 <w:b/>
-                <w:color w:val="FFFFFF"/>
+                <w:color w:val="0B3D63"/>
               </w:rPr>
               <w:t>Origem / versão</w:t>
             </w:r>
@@ -3524,16 +3566,20 @@
         <w:tc>
           <w:tcPr>
             <w:tcW w:type="dxa" w:w="1361"/>
-            <w:shd w:val="clear" w:color="auto" w:fill="0B3D63"/>
-          </w:tcPr>
-          <w:p>
-            <w:pPr>
-              <w:pStyle w:val="TabelaPCMD"/>
+            <w:shd w:val="clear" w:color="auto" w:fill="DCE6F5"/>
+            <w:tcBorders>
+              <w:bottom w:val="single" w:sz="8" w:space="0" w:color="0B3D63"/>
+            </w:tcBorders>
+          </w:tcPr>
+          <w:p>
+            <w:pPr>
+              <w:pStyle w:val="TabelaPCMD"/>
+              <w:jc w:val="center"/>
             </w:pPr>
             <w:r>
               <w:rPr>
                 <w:b/>
-                <w:color w:val="FFFFFF"/>
+                <w:color w:val="0B3D63"/>
               </w:rPr>
               <w:t>Responsável</w:t>
             </w:r>
@@ -3669,7 +3715,6 @@
         <w:tc>
           <w:tcPr>
             <w:tcW w:type="dxa" w:w="1361"/>
-            <w:shd w:val="clear" w:color="auto" w:fill="F4F7FA"/>
           </w:tcPr>
           <w:p>
             <w:pPr>
@@ -3683,7 +3728,6 @@
         <w:tc>
           <w:tcPr>
             <w:tcW w:type="dxa" w:w="964"/>
-            <w:shd w:val="clear" w:color="auto" w:fill="F4F7FA"/>
           </w:tcPr>
           <w:p>
             <w:pPr>
@@ -3697,7 +3741,6 @@
         <w:tc>
           <w:tcPr>
             <w:tcW w:type="dxa" w:w="3742"/>
-            <w:shd w:val="clear" w:color="auto" w:fill="F4F7FA"/>
           </w:tcPr>
           <w:p>
             <w:pPr>
@@ -3711,7 +3754,6 @@
         <w:tc>
           <w:tcPr>
             <w:tcW w:type="dxa" w:w="1247"/>
-            <w:shd w:val="clear" w:color="auto" w:fill="F4F7FA"/>
           </w:tcPr>
           <w:p>
             <w:pPr>
@@ -3725,7 +3767,6 @@
         <w:tc>
           <w:tcPr>
             <w:tcW w:type="dxa" w:w="1531"/>
-            <w:shd w:val="clear" w:color="auto" w:fill="F4F7FA"/>
           </w:tcPr>
           <w:p>
             <w:pPr>
@@ -3739,7 +3780,6 @@
         <w:tc>
           <w:tcPr>
             <w:tcW w:type="dxa" w:w="1134"/>
-            <w:shd w:val="clear" w:color="auto" w:fill="F4F7FA"/>
           </w:tcPr>
           <w:p>
             <w:pPr>
@@ -3753,7 +3793,6 @@
         <w:tc>
           <w:tcPr>
             <w:tcW w:type="dxa" w:w="1304"/>
-            <w:shd w:val="clear" w:color="auto" w:fill="F4F7FA"/>
           </w:tcPr>
           <w:p>
             <w:pPr>
@@ -3767,7 +3806,6 @@
         <w:tc>
           <w:tcPr>
             <w:tcW w:type="dxa" w:w="1928"/>
-            <w:shd w:val="clear" w:color="auto" w:fill="F4F7FA"/>
           </w:tcPr>
           <w:p>
             <w:pPr>
@@ -3781,7 +3819,6 @@
         <w:tc>
           <w:tcPr>
             <w:tcW w:type="dxa" w:w="1361"/>
-            <w:shd w:val="clear" w:color="auto" w:fill="F4F7FA"/>
           </w:tcPr>
           <w:p>
             <w:pPr>
@@ -3919,7 +3956,6 @@
         <w:tc>
           <w:tcPr>
             <w:tcW w:type="dxa" w:w="1361"/>
-            <w:shd w:val="clear" w:color="auto" w:fill="F4F7FA"/>
           </w:tcPr>
           <w:p>
             <w:pPr>
@@ -3933,7 +3969,6 @@
         <w:tc>
           <w:tcPr>
             <w:tcW w:type="dxa" w:w="964"/>
-            <w:shd w:val="clear" w:color="auto" w:fill="F4F7FA"/>
           </w:tcPr>
           <w:p>
             <w:pPr>
@@ -3947,7 +3982,6 @@
         <w:tc>
           <w:tcPr>
             <w:tcW w:type="dxa" w:w="3742"/>
-            <w:shd w:val="clear" w:color="auto" w:fill="F4F7FA"/>
           </w:tcPr>
           <w:p>
             <w:pPr>
@@ -3961,7 +3995,6 @@
         <w:tc>
           <w:tcPr>
             <w:tcW w:type="dxa" w:w="1247"/>
-            <w:shd w:val="clear" w:color="auto" w:fill="F4F7FA"/>
           </w:tcPr>
           <w:p>
             <w:pPr>
@@ -3975,7 +4008,6 @@
         <w:tc>
           <w:tcPr>
             <w:tcW w:type="dxa" w:w="1531"/>
-            <w:shd w:val="clear" w:color="auto" w:fill="F4F7FA"/>
           </w:tcPr>
           <w:p>
             <w:pPr>
@@ -3989,7 +4021,6 @@
         <w:tc>
           <w:tcPr>
             <w:tcW w:type="dxa" w:w="1134"/>
-            <w:shd w:val="clear" w:color="auto" w:fill="F4F7FA"/>
           </w:tcPr>
           <w:p>
             <w:pPr>
@@ -4003,7 +4034,6 @@
         <w:tc>
           <w:tcPr>
             <w:tcW w:type="dxa" w:w="1304"/>
-            <w:shd w:val="clear" w:color="auto" w:fill="F4F7FA"/>
           </w:tcPr>
           <w:p>
             <w:pPr>
@@ -4017,7 +4047,6 @@
         <w:tc>
           <w:tcPr>
             <w:tcW w:type="dxa" w:w="1928"/>
-            <w:shd w:val="clear" w:color="auto" w:fill="F4F7FA"/>
           </w:tcPr>
           <w:p>
             <w:pPr>
@@ -4031,7 +4060,6 @@
         <w:tc>
           <w:tcPr>
             <w:tcW w:type="dxa" w:w="1361"/>
-            <w:shd w:val="clear" w:color="auto" w:fill="F4F7FA"/>
           </w:tcPr>
           <w:p>
             <w:pPr>
@@ -4166,7 +4194,6 @@
         <w:tc>
           <w:tcPr>
             <w:tcW w:type="dxa" w:w="1361"/>
-            <w:shd w:val="clear" w:color="auto" w:fill="F4F7FA"/>
           </w:tcPr>
           <w:p>
             <w:pPr>
@@ -4180,7 +4207,6 @@
         <w:tc>
           <w:tcPr>
             <w:tcW w:type="dxa" w:w="964"/>
-            <w:shd w:val="clear" w:color="auto" w:fill="F4F7FA"/>
           </w:tcPr>
           <w:p>
             <w:pPr>
@@ -4194,7 +4220,6 @@
         <w:tc>
           <w:tcPr>
             <w:tcW w:type="dxa" w:w="3742"/>
-            <w:shd w:val="clear" w:color="auto" w:fill="F4F7FA"/>
           </w:tcPr>
           <w:p>
             <w:pPr>
@@ -4208,7 +4233,6 @@
         <w:tc>
           <w:tcPr>
             <w:tcW w:type="dxa" w:w="1247"/>
-            <w:shd w:val="clear" w:color="auto" w:fill="F4F7FA"/>
           </w:tcPr>
           <w:p>
             <w:pPr>
@@ -4222,7 +4246,6 @@
         <w:tc>
           <w:tcPr>
             <w:tcW w:type="dxa" w:w="1531"/>
-            <w:shd w:val="clear" w:color="auto" w:fill="F4F7FA"/>
           </w:tcPr>
           <w:p>
             <w:pPr>
@@ -4236,7 +4259,6 @@
         <w:tc>
           <w:tcPr>
             <w:tcW w:type="dxa" w:w="1134"/>
-            <w:shd w:val="clear" w:color="auto" w:fill="F4F7FA"/>
           </w:tcPr>
           <w:p>
             <w:pPr>
@@ -4250,7 +4272,6 @@
         <w:tc>
           <w:tcPr>
             <w:tcW w:type="dxa" w:w="1304"/>
-            <w:shd w:val="clear" w:color="auto" w:fill="F4F7FA"/>
           </w:tcPr>
           <w:p>
             <w:pPr>
@@ -4268,7 +4289,6 @@
         <w:tc>
           <w:tcPr>
             <w:tcW w:type="dxa" w:w="1928"/>
-            <w:shd w:val="clear" w:color="auto" w:fill="F4F7FA"/>
           </w:tcPr>
           <w:p>
             <w:pPr>
@@ -4282,7 +4302,6 @@
         <w:tc>
           <w:tcPr>
             <w:tcW w:type="dxa" w:w="1361"/>
-            <w:shd w:val="clear" w:color="auto" w:fill="F4F7FA"/>
           </w:tcPr>
           <w:p>
             <w:pPr>
@@ -4427,7 +4446,6 @@
         <w:tc>
           <w:tcPr>
             <w:tcW w:type="dxa" w:w="1361"/>
-            <w:shd w:val="clear" w:color="auto" w:fill="F4F7FA"/>
           </w:tcPr>
           <w:p>
             <w:pPr>
@@ -4441,7 +4459,6 @@
         <w:tc>
           <w:tcPr>
             <w:tcW w:type="dxa" w:w="964"/>
-            <w:shd w:val="clear" w:color="auto" w:fill="F4F7FA"/>
           </w:tcPr>
           <w:p>
             <w:pPr>
@@ -4455,7 +4472,6 @@
         <w:tc>
           <w:tcPr>
             <w:tcW w:type="dxa" w:w="3742"/>
-            <w:shd w:val="clear" w:color="auto" w:fill="F4F7FA"/>
           </w:tcPr>
           <w:p>
             <w:pPr>
@@ -4469,7 +4485,6 @@
         <w:tc>
           <w:tcPr>
             <w:tcW w:type="dxa" w:w="1247"/>
-            <w:shd w:val="clear" w:color="auto" w:fill="F4F7FA"/>
           </w:tcPr>
           <w:p>
             <w:pPr>
@@ -4483,7 +4498,6 @@
         <w:tc>
           <w:tcPr>
             <w:tcW w:type="dxa" w:w="1531"/>
-            <w:shd w:val="clear" w:color="auto" w:fill="F4F7FA"/>
           </w:tcPr>
           <w:p>
             <w:pPr>
@@ -4497,7 +4511,6 @@
         <w:tc>
           <w:tcPr>
             <w:tcW w:type="dxa" w:w="1134"/>
-            <w:shd w:val="clear" w:color="auto" w:fill="F4F7FA"/>
           </w:tcPr>
           <w:p>
             <w:pPr>
@@ -4511,7 +4524,6 @@
         <w:tc>
           <w:tcPr>
             <w:tcW w:type="dxa" w:w="1304"/>
-            <w:shd w:val="clear" w:color="auto" w:fill="F4F7FA"/>
           </w:tcPr>
           <w:p>
             <w:pPr>
@@ -4525,7 +4537,6 @@
         <w:tc>
           <w:tcPr>
             <w:tcW w:type="dxa" w:w="1928"/>
-            <w:shd w:val="clear" w:color="auto" w:fill="F4F7FA"/>
           </w:tcPr>
           <w:p>
             <w:pPr>
@@ -4539,7 +4550,6 @@
         <w:tc>
           <w:tcPr>
             <w:tcW w:type="dxa" w:w="1361"/>
-            <w:shd w:val="clear" w:color="auto" w:fill="F4F7FA"/>
           </w:tcPr>
           <w:p>
             <w:pPr>
@@ -4684,7 +4694,6 @@
         <w:tc>
           <w:tcPr>
             <w:tcW w:type="dxa" w:w="1361"/>
-            <w:shd w:val="clear" w:color="auto" w:fill="F4F7FA"/>
           </w:tcPr>
           <w:p>
             <w:pPr>
@@ -4698,7 +4707,6 @@
         <w:tc>
           <w:tcPr>
             <w:tcW w:type="dxa" w:w="964"/>
-            <w:shd w:val="clear" w:color="auto" w:fill="F4F7FA"/>
           </w:tcPr>
           <w:p>
             <w:pPr>
@@ -4712,7 +4720,6 @@
         <w:tc>
           <w:tcPr>
             <w:tcW w:type="dxa" w:w="3742"/>
-            <w:shd w:val="clear" w:color="auto" w:fill="F4F7FA"/>
           </w:tcPr>
           <w:p>
             <w:pPr>
@@ -4726,7 +4733,6 @@
         <w:tc>
           <w:tcPr>
             <w:tcW w:type="dxa" w:w="1247"/>
-            <w:shd w:val="clear" w:color="auto" w:fill="F4F7FA"/>
           </w:tcPr>
           <w:p>
             <w:pPr>
@@ -4740,7 +4746,6 @@
         <w:tc>
           <w:tcPr>
             <w:tcW w:type="dxa" w:w="1531"/>
-            <w:shd w:val="clear" w:color="auto" w:fill="F4F7FA"/>
           </w:tcPr>
           <w:p>
             <w:pPr>
@@ -4754,7 +4759,6 @@
         <w:tc>
           <w:tcPr>
             <w:tcW w:type="dxa" w:w="1134"/>
-            <w:shd w:val="clear" w:color="auto" w:fill="F4F7FA"/>
           </w:tcPr>
           <w:p>
             <w:pPr>
@@ -4768,7 +4772,6 @@
         <w:tc>
           <w:tcPr>
             <w:tcW w:type="dxa" w:w="1304"/>
-            <w:shd w:val="clear" w:color="auto" w:fill="F4F7FA"/>
           </w:tcPr>
           <w:p>
             <w:pPr>
@@ -4786,7 +4789,6 @@
         <w:tc>
           <w:tcPr>
             <w:tcW w:type="dxa" w:w="1928"/>
-            <w:shd w:val="clear" w:color="auto" w:fill="F4F7FA"/>
           </w:tcPr>
           <w:p>
             <w:pPr>
@@ -4800,7 +4802,6 @@
         <w:tc>
           <w:tcPr>
             <w:tcW w:type="dxa" w:w="1361"/>
-            <w:shd w:val="clear" w:color="auto" w:fill="F4F7FA"/>
           </w:tcPr>
           <w:p>
             <w:pPr>
@@ -4945,7 +4946,6 @@
         <w:tc>
           <w:tcPr>
             <w:tcW w:type="dxa" w:w="1361"/>
-            <w:shd w:val="clear" w:color="auto" w:fill="F4F7FA"/>
           </w:tcPr>
           <w:p>
             <w:pPr>
@@ -4959,7 +4959,6 @@
         <w:tc>
           <w:tcPr>
             <w:tcW w:type="dxa" w:w="964"/>
-            <w:shd w:val="clear" w:color="auto" w:fill="F4F7FA"/>
           </w:tcPr>
           <w:p>
             <w:pPr>
@@ -4973,7 +4972,6 @@
         <w:tc>
           <w:tcPr>
             <w:tcW w:type="dxa" w:w="3742"/>
-            <w:shd w:val="clear" w:color="auto" w:fill="F4F7FA"/>
           </w:tcPr>
           <w:p>
             <w:pPr>
@@ -4987,7 +4985,6 @@
         <w:tc>
           <w:tcPr>
             <w:tcW w:type="dxa" w:w="1247"/>
-            <w:shd w:val="clear" w:color="auto" w:fill="F4F7FA"/>
           </w:tcPr>
           <w:p>
             <w:pPr>
@@ -5001,7 +4998,6 @@
         <w:tc>
           <w:tcPr>
             <w:tcW w:type="dxa" w:w="1531"/>
-            <w:shd w:val="clear" w:color="auto" w:fill="F4F7FA"/>
           </w:tcPr>
           <w:p>
             <w:pPr>
@@ -5015,7 +5011,6 @@
         <w:tc>
           <w:tcPr>
             <w:tcW w:type="dxa" w:w="1134"/>
-            <w:shd w:val="clear" w:color="auto" w:fill="F4F7FA"/>
           </w:tcPr>
           <w:p>
             <w:pPr>
@@ -5029,7 +5024,6 @@
         <w:tc>
           <w:tcPr>
             <w:tcW w:type="dxa" w:w="1304"/>
-            <w:shd w:val="clear" w:color="auto" w:fill="F4F7FA"/>
           </w:tcPr>
           <w:p>
             <w:pPr>
@@ -5047,7 +5041,6 @@
         <w:tc>
           <w:tcPr>
             <w:tcW w:type="dxa" w:w="1928"/>
-            <w:shd w:val="clear" w:color="auto" w:fill="F4F7FA"/>
           </w:tcPr>
           <w:p>
             <w:pPr>
@@ -5061,7 +5054,6 @@
         <w:tc>
           <w:tcPr>
             <w:tcW w:type="dxa" w:w="1361"/>
-            <w:shd w:val="clear" w:color="auto" w:fill="F4F7FA"/>
           </w:tcPr>
           <w:p>
             <w:pPr>
@@ -5206,7 +5198,6 @@
         <w:tc>
           <w:tcPr>
             <w:tcW w:type="dxa" w:w="1361"/>
-            <w:shd w:val="clear" w:color="auto" w:fill="F4F7FA"/>
           </w:tcPr>
           <w:p>
             <w:pPr>
@@ -5220,7 +5211,6 @@
         <w:tc>
           <w:tcPr>
             <w:tcW w:type="dxa" w:w="964"/>
-            <w:shd w:val="clear" w:color="auto" w:fill="F4F7FA"/>
           </w:tcPr>
           <w:p>
             <w:pPr>
@@ -5234,7 +5224,6 @@
         <w:tc>
           <w:tcPr>
             <w:tcW w:type="dxa" w:w="3742"/>
-            <w:shd w:val="clear" w:color="auto" w:fill="F4F7FA"/>
           </w:tcPr>
           <w:p>
             <w:pPr>
@@ -5248,7 +5237,6 @@
         <w:tc>
           <w:tcPr>
             <w:tcW w:type="dxa" w:w="1247"/>
-            <w:shd w:val="clear" w:color="auto" w:fill="F4F7FA"/>
           </w:tcPr>
           <w:p>
             <w:pPr>
@@ -5262,7 +5250,6 @@
         <w:tc>
           <w:tcPr>
             <w:tcW w:type="dxa" w:w="1531"/>
-            <w:shd w:val="clear" w:color="auto" w:fill="F4F7FA"/>
           </w:tcPr>
           <w:p>
             <w:pPr>
@@ -5276,7 +5263,6 @@
         <w:tc>
           <w:tcPr>
             <w:tcW w:type="dxa" w:w="1134"/>
-            <w:shd w:val="clear" w:color="auto" w:fill="F4F7FA"/>
           </w:tcPr>
           <w:p>
             <w:pPr>
@@ -5290,7 +5276,6 @@
         <w:tc>
           <w:tcPr>
             <w:tcW w:type="dxa" w:w="1304"/>
-            <w:shd w:val="clear" w:color="auto" w:fill="F4F7FA"/>
           </w:tcPr>
           <w:p>
             <w:pPr>
@@ -5304,7 +5289,6 @@
         <w:tc>
           <w:tcPr>
             <w:tcW w:type="dxa" w:w="1928"/>
-            <w:shd w:val="clear" w:color="auto" w:fill="F4F7FA"/>
           </w:tcPr>
           <w:p>
             <w:pPr>
@@ -5318,7 +5302,6 @@
         <w:tc>
           <w:tcPr>
             <w:tcW w:type="dxa" w:w="1361"/>
-            <w:shd w:val="clear" w:color="auto" w:fill="F4F7FA"/>
           </w:tcPr>
           <w:p>
             <w:pPr>
@@ -5459,7 +5442,6 @@
         <w:tc>
           <w:tcPr>
             <w:tcW w:type="dxa" w:w="1361"/>
-            <w:shd w:val="clear" w:color="auto" w:fill="F4F7FA"/>
           </w:tcPr>
           <w:p>
             <w:pPr>
@@ -5473,7 +5455,6 @@
         <w:tc>
           <w:tcPr>
             <w:tcW w:type="dxa" w:w="964"/>
-            <w:shd w:val="clear" w:color="auto" w:fill="F4F7FA"/>
           </w:tcPr>
           <w:p>
             <w:pPr>
@@ -5487,7 +5468,6 @@
         <w:tc>
           <w:tcPr>
             <w:tcW w:type="dxa" w:w="3742"/>
-            <w:shd w:val="clear" w:color="auto" w:fill="F4F7FA"/>
           </w:tcPr>
           <w:p>
             <w:pPr>
@@ -5501,7 +5481,6 @@
         <w:tc>
           <w:tcPr>
             <w:tcW w:type="dxa" w:w="1247"/>
-            <w:shd w:val="clear" w:color="auto" w:fill="F4F7FA"/>
           </w:tcPr>
           <w:p>
             <w:pPr>
@@ -5515,7 +5494,6 @@
         <w:tc>
           <w:tcPr>
             <w:tcW w:type="dxa" w:w="1531"/>
-            <w:shd w:val="clear" w:color="auto" w:fill="F4F7FA"/>
           </w:tcPr>
           <w:p>
             <w:pPr>
@@ -5529,7 +5507,6 @@
         <w:tc>
           <w:tcPr>
             <w:tcW w:type="dxa" w:w="1134"/>
-            <w:shd w:val="clear" w:color="auto" w:fill="F4F7FA"/>
           </w:tcPr>
           <w:p>
             <w:pPr>
@@ -5543,7 +5520,6 @@
         <w:tc>
           <w:tcPr>
             <w:tcW w:type="dxa" w:w="1304"/>
-            <w:shd w:val="clear" w:color="auto" w:fill="F4F7FA"/>
           </w:tcPr>
           <w:p>
             <w:pPr>
@@ -5561,7 +5537,6 @@
         <w:tc>
           <w:tcPr>
             <w:tcW w:type="dxa" w:w="1928"/>
-            <w:shd w:val="clear" w:color="auto" w:fill="F4F7FA"/>
           </w:tcPr>
           <w:p>
             <w:pPr>
@@ -5575,7 +5550,6 @@
         <w:tc>
           <w:tcPr>
             <w:tcW w:type="dxa" w:w="1361"/>
-            <w:shd w:val="clear" w:color="auto" w:fill="F4F7FA"/>
           </w:tcPr>
           <w:p>
             <w:pPr>
@@ -5720,7 +5694,6 @@
         <w:tc>
           <w:tcPr>
             <w:tcW w:type="dxa" w:w="1361"/>
-            <w:shd w:val="clear" w:color="auto" w:fill="F4F7FA"/>
           </w:tcPr>
           <w:p>
             <w:pPr>
@@ -5734,7 +5707,6 @@
         <w:tc>
           <w:tcPr>
             <w:tcW w:type="dxa" w:w="964"/>
-            <w:shd w:val="clear" w:color="auto" w:fill="F4F7FA"/>
           </w:tcPr>
           <w:p>
             <w:pPr>
@@ -5748,7 +5720,6 @@
         <w:tc>
           <w:tcPr>
             <w:tcW w:type="dxa" w:w="3742"/>
-            <w:shd w:val="clear" w:color="auto" w:fill="F4F7FA"/>
           </w:tcPr>
           <w:p>
             <w:pPr>
@@ -5762,7 +5733,6 @@
         <w:tc>
           <w:tcPr>
             <w:tcW w:type="dxa" w:w="1247"/>
-            <w:shd w:val="clear" w:color="auto" w:fill="F4F7FA"/>
           </w:tcPr>
           <w:p>
             <w:pPr>
@@ -5776,7 +5746,6 @@
         <w:tc>
           <w:tcPr>
             <w:tcW w:type="dxa" w:w="1531"/>
-            <w:shd w:val="clear" w:color="auto" w:fill="F4F7FA"/>
           </w:tcPr>
           <w:p>
             <w:pPr>
@@ -5790,7 +5759,6 @@
         <w:tc>
           <w:tcPr>
             <w:tcW w:type="dxa" w:w="1134"/>
-            <w:shd w:val="clear" w:color="auto" w:fill="F4F7FA"/>
           </w:tcPr>
           <w:p>
             <w:pPr>
@@ -5804,7 +5772,6 @@
         <w:tc>
           <w:tcPr>
             <w:tcW w:type="dxa" w:w="1304"/>
-            <w:shd w:val="clear" w:color="auto" w:fill="F4F7FA"/>
           </w:tcPr>
           <w:p>
             <w:pPr>
@@ -5822,7 +5789,6 @@
         <w:tc>
           <w:tcPr>
             <w:tcW w:type="dxa" w:w="1928"/>
-            <w:shd w:val="clear" w:color="auto" w:fill="F4F7FA"/>
           </w:tcPr>
           <w:p>
             <w:pPr>
@@ -5836,7 +5802,6 @@
         <w:tc>
           <w:tcPr>
             <w:tcW w:type="dxa" w:w="1361"/>
-            <w:shd w:val="clear" w:color="auto" w:fill="F4F7FA"/>
           </w:tcPr>
           <w:p>
             <w:pPr>
@@ -5981,7 +5946,6 @@
         <w:tc>
           <w:tcPr>
             <w:tcW w:type="dxa" w:w="1361"/>
-            <w:shd w:val="clear" w:color="auto" w:fill="F4F7FA"/>
           </w:tcPr>
           <w:p>
             <w:pPr>
@@ -5995,7 +5959,6 @@
         <w:tc>
           <w:tcPr>
             <w:tcW w:type="dxa" w:w="964"/>
-            <w:shd w:val="clear" w:color="auto" w:fill="F4F7FA"/>
           </w:tcPr>
           <w:p>
             <w:pPr>
@@ -6009,7 +5972,6 @@
         <w:tc>
           <w:tcPr>
             <w:tcW w:type="dxa" w:w="3742"/>
-            <w:shd w:val="clear" w:color="auto" w:fill="F4F7FA"/>
           </w:tcPr>
           <w:p>
             <w:pPr>
@@ -6023,7 +5985,6 @@
         <w:tc>
           <w:tcPr>
             <w:tcW w:type="dxa" w:w="1247"/>
-            <w:shd w:val="clear" w:color="auto" w:fill="F4F7FA"/>
           </w:tcPr>
           <w:p>
             <w:pPr>
@@ -6037,7 +5998,6 @@
         <w:tc>
           <w:tcPr>
             <w:tcW w:type="dxa" w:w="1531"/>
-            <w:shd w:val="clear" w:color="auto" w:fill="F4F7FA"/>
           </w:tcPr>
           <w:p>
             <w:pPr>
@@ -6051,7 +6011,6 @@
         <w:tc>
           <w:tcPr>
             <w:tcW w:type="dxa" w:w="1134"/>
-            <w:shd w:val="clear" w:color="auto" w:fill="F4F7FA"/>
           </w:tcPr>
           <w:p>
             <w:pPr>
@@ -6065,7 +6024,6 @@
         <w:tc>
           <w:tcPr>
             <w:tcW w:type="dxa" w:w="1304"/>
-            <w:shd w:val="clear" w:color="auto" w:fill="F4F7FA"/>
           </w:tcPr>
           <w:p>
             <w:pPr>
@@ -6079,7 +6037,6 @@
         <w:tc>
           <w:tcPr>
             <w:tcW w:type="dxa" w:w="1928"/>
-            <w:shd w:val="clear" w:color="auto" w:fill="F4F7FA"/>
           </w:tcPr>
           <w:p>
             <w:pPr>
@@ -6093,7 +6050,6 @@
         <w:tc>
           <w:tcPr>
             <w:tcW w:type="dxa" w:w="1361"/>
-            <w:shd w:val="clear" w:color="auto" w:fill="F4F7FA"/>
           </w:tcPr>
           <w:p>
             <w:pPr>
@@ -6228,7 +6184,6 @@
         <w:tc>
           <w:tcPr>
             <w:tcW w:type="dxa" w:w="1361"/>
-            <w:shd w:val="clear" w:color="auto" w:fill="F4F7FA"/>
           </w:tcPr>
           <w:p>
             <w:pPr>
@@ -6242,7 +6197,6 @@
         <w:tc>
           <w:tcPr>
             <w:tcW w:type="dxa" w:w="964"/>
-            <w:shd w:val="clear" w:color="auto" w:fill="F4F7FA"/>
           </w:tcPr>
           <w:p>
             <w:pPr>
@@ -6256,7 +6210,6 @@
         <w:tc>
           <w:tcPr>
             <w:tcW w:type="dxa" w:w="3742"/>
-            <w:shd w:val="clear" w:color="auto" w:fill="F4F7FA"/>
           </w:tcPr>
           <w:p>
             <w:pPr>
@@ -6270,7 +6223,6 @@
         <w:tc>
           <w:tcPr>
             <w:tcW w:type="dxa" w:w="1247"/>
-            <w:shd w:val="clear" w:color="auto" w:fill="F4F7FA"/>
           </w:tcPr>
           <w:p>
             <w:pPr>
@@ -6284,7 +6236,6 @@
         <w:tc>
           <w:tcPr>
             <w:tcW w:type="dxa" w:w="1531"/>
-            <w:shd w:val="clear" w:color="auto" w:fill="F4F7FA"/>
           </w:tcPr>
           <w:p>
             <w:pPr>
@@ -6298,7 +6249,6 @@
         <w:tc>
           <w:tcPr>
             <w:tcW w:type="dxa" w:w="1134"/>
-            <w:shd w:val="clear" w:color="auto" w:fill="F4F7FA"/>
           </w:tcPr>
           <w:p>
             <w:pPr>
@@ -6312,7 +6262,6 @@
         <w:tc>
           <w:tcPr>
             <w:tcW w:type="dxa" w:w="1304"/>
-            <w:shd w:val="clear" w:color="auto" w:fill="F4F7FA"/>
           </w:tcPr>
           <w:p>
             <w:pPr>
@@ -6326,7 +6275,6 @@
         <w:tc>
           <w:tcPr>
             <w:tcW w:type="dxa" w:w="1928"/>
-            <w:shd w:val="clear" w:color="auto" w:fill="F4F7FA"/>
           </w:tcPr>
           <w:p>
             <w:pPr>
@@ -6340,7 +6288,6 @@
         <w:tc>
           <w:tcPr>
             <w:tcW w:type="dxa" w:w="1361"/>
-            <w:shd w:val="clear" w:color="auto" w:fill="F4F7FA"/>
           </w:tcPr>
           <w:p>
             <w:pPr>
@@ -6482,7 +6429,6 @@
         <w:tc>
           <w:tcPr>
             <w:tcW w:type="dxa" w:w="1361"/>
-            <w:shd w:val="clear" w:color="auto" w:fill="F4F7FA"/>
           </w:tcPr>
           <w:p>
             <w:pPr>
@@ -6496,7 +6442,6 @@
         <w:tc>
           <w:tcPr>
             <w:tcW w:type="dxa" w:w="964"/>
-            <w:shd w:val="clear" w:color="auto" w:fill="F4F7FA"/>
           </w:tcPr>
           <w:p>
             <w:pPr>
@@ -6510,7 +6455,6 @@
         <w:tc>
           <w:tcPr>
             <w:tcW w:type="dxa" w:w="3742"/>
-            <w:shd w:val="clear" w:color="auto" w:fill="F4F7FA"/>
           </w:tcPr>
           <w:p>
             <w:pPr>
@@ -6524,7 +6468,6 @@
         <w:tc>
           <w:tcPr>
             <w:tcW w:type="dxa" w:w="1247"/>
-            <w:shd w:val="clear" w:color="auto" w:fill="F4F7FA"/>
           </w:tcPr>
           <w:p>
             <w:pPr>
@@ -6538,7 +6481,6 @@
         <w:tc>
           <w:tcPr>
             <w:tcW w:type="dxa" w:w="1531"/>
-            <w:shd w:val="clear" w:color="auto" w:fill="F4F7FA"/>
           </w:tcPr>
           <w:p>
             <w:pPr>
@@ -6552,7 +6494,6 @@
         <w:tc>
           <w:tcPr>
             <w:tcW w:type="dxa" w:w="1134"/>
-            <w:shd w:val="clear" w:color="auto" w:fill="F4F7FA"/>
           </w:tcPr>
           <w:p>
             <w:pPr>
@@ -6566,7 +6507,6 @@
         <w:tc>
           <w:tcPr>
             <w:tcW w:type="dxa" w:w="1304"/>
-            <w:shd w:val="clear" w:color="auto" w:fill="F4F7FA"/>
           </w:tcPr>
           <w:p>
             <w:pPr>
@@ -6580,7 +6520,6 @@
         <w:tc>
           <w:tcPr>
             <w:tcW w:type="dxa" w:w="1928"/>
-            <w:shd w:val="clear" w:color="auto" w:fill="F4F7FA"/>
           </w:tcPr>
           <w:p>
             <w:pPr>
@@ -6594,7 +6533,6 @@
         <w:tc>
           <w:tcPr>
             <w:tcW w:type="dxa" w:w="1361"/>
-            <w:shd w:val="clear" w:color="auto" w:fill="F4F7FA"/>
           </w:tcPr>
           <w:p>
             <w:pPr>
@@ -6732,7 +6670,6 @@
         <w:tc>
           <w:tcPr>
             <w:tcW w:type="dxa" w:w="1361"/>
-            <w:shd w:val="clear" w:color="auto" w:fill="F4F7FA"/>
           </w:tcPr>
           <w:p>
             <w:pPr>
@@ -6746,7 +6683,6 @@
         <w:tc>
           <w:tcPr>
             <w:tcW w:type="dxa" w:w="964"/>
-            <w:shd w:val="clear" w:color="auto" w:fill="F4F7FA"/>
           </w:tcPr>
           <w:p>
             <w:pPr>
@@ -6760,7 +6696,6 @@
         <w:tc>
           <w:tcPr>
             <w:tcW w:type="dxa" w:w="3742"/>
-            <w:shd w:val="clear" w:color="auto" w:fill="F4F7FA"/>
           </w:tcPr>
           <w:p>
             <w:pPr>
@@ -6774,7 +6709,6 @@
         <w:tc>
           <w:tcPr>
             <w:tcW w:type="dxa" w:w="1247"/>
-            <w:shd w:val="clear" w:color="auto" w:fill="F4F7FA"/>
           </w:tcPr>
           <w:p>
             <w:pPr>
@@ -6788,7 +6722,6 @@
         <w:tc>
           <w:tcPr>
             <w:tcW w:type="dxa" w:w="1531"/>
-            <w:shd w:val="clear" w:color="auto" w:fill="F4F7FA"/>
           </w:tcPr>
           <w:p>
             <w:pPr>
@@ -6802,7 +6735,6 @@
         <w:tc>
           <w:tcPr>
             <w:tcW w:type="dxa" w:w="1134"/>
-            <w:shd w:val="clear" w:color="auto" w:fill="F4F7FA"/>
           </w:tcPr>
           <w:p>
             <w:pPr>
@@ -6816,7 +6748,6 @@
         <w:tc>
           <w:tcPr>
             <w:tcW w:type="dxa" w:w="1304"/>
-            <w:shd w:val="clear" w:color="auto" w:fill="F4F7FA"/>
           </w:tcPr>
           <w:p>
             <w:pPr>
@@ -6830,7 +6761,6 @@
         <w:tc>
           <w:tcPr>
             <w:tcW w:type="dxa" w:w="1928"/>
-            <w:shd w:val="clear" w:color="auto" w:fill="F4F7FA"/>
           </w:tcPr>
           <w:p>
             <w:pPr>
@@ -6844,7 +6774,6 @@
         <w:tc>
           <w:tcPr>
             <w:tcW w:type="dxa" w:w="1361"/>
-            <w:shd w:val="clear" w:color="auto" w:fill="F4F7FA"/>
           </w:tcPr>
           <w:p>
             <w:pPr>
@@ -6985,7 +6914,6 @@
         <w:tc>
           <w:tcPr>
             <w:tcW w:type="dxa" w:w="1361"/>
-            <w:shd w:val="clear" w:color="auto" w:fill="F4F7FA"/>
           </w:tcPr>
           <w:p>
             <w:pPr>
@@ -6999,7 +6927,6 @@
         <w:tc>
           <w:tcPr>
             <w:tcW w:type="dxa" w:w="964"/>
-            <w:shd w:val="clear" w:color="auto" w:fill="F4F7FA"/>
           </w:tcPr>
           <w:p>
             <w:pPr>
@@ -7013,7 +6940,6 @@
         <w:tc>
           <w:tcPr>
             <w:tcW w:type="dxa" w:w="3742"/>
-            <w:shd w:val="clear" w:color="auto" w:fill="F4F7FA"/>
           </w:tcPr>
           <w:p>
             <w:pPr>
@@ -7027,7 +6953,6 @@
         <w:tc>
           <w:tcPr>
             <w:tcW w:type="dxa" w:w="1247"/>
-            <w:shd w:val="clear" w:color="auto" w:fill="F4F7FA"/>
           </w:tcPr>
           <w:p>
             <w:pPr>
@@ -7041,7 +6966,6 @@
         <w:tc>
           <w:tcPr>
             <w:tcW w:type="dxa" w:w="1531"/>
-            <w:shd w:val="clear" w:color="auto" w:fill="F4F7FA"/>
           </w:tcPr>
           <w:p>
             <w:pPr>
@@ -7055,7 +6979,6 @@
         <w:tc>
           <w:tcPr>
             <w:tcW w:type="dxa" w:w="1134"/>
-            <w:shd w:val="clear" w:color="auto" w:fill="F4F7FA"/>
           </w:tcPr>
           <w:p>
             <w:pPr>
@@ -7069,7 +6992,6 @@
         <w:tc>
           <w:tcPr>
             <w:tcW w:type="dxa" w:w="1304"/>
-            <w:shd w:val="clear" w:color="auto" w:fill="F4F7FA"/>
           </w:tcPr>
           <w:p>
             <w:pPr>
@@ -7083,7 +7005,6 @@
         <w:tc>
           <w:tcPr>
             <w:tcW w:type="dxa" w:w="1928"/>
-            <w:shd w:val="clear" w:color="auto" w:fill="F4F7FA"/>
           </w:tcPr>
           <w:p>
             <w:pPr>
@@ -7097,7 +7018,6 @@
         <w:tc>
           <w:tcPr>
             <w:tcW w:type="dxa" w:w="1361"/>
-            <w:shd w:val="clear" w:color="auto" w:fill="F4F7FA"/>
           </w:tcPr>
           <w:p>
             <w:pPr>
@@ -7235,7 +7155,6 @@
         <w:tc>
           <w:tcPr>
             <w:tcW w:type="dxa" w:w="1361"/>
-            <w:shd w:val="clear" w:color="auto" w:fill="F4F7FA"/>
           </w:tcPr>
           <w:p>
             <w:pPr>
@@ -7249,7 +7168,6 @@
         <w:tc>
           <w:tcPr>
             <w:tcW w:type="dxa" w:w="964"/>
-            <w:shd w:val="clear" w:color="auto" w:fill="F4F7FA"/>
           </w:tcPr>
           <w:p>
             <w:pPr>
@@ -7263,7 +7181,6 @@
         <w:tc>
           <w:tcPr>
             <w:tcW w:type="dxa" w:w="3742"/>
-            <w:shd w:val="clear" w:color="auto" w:fill="F4F7FA"/>
           </w:tcPr>
           <w:p>
             <w:pPr>
@@ -7277,7 +7194,6 @@
         <w:tc>
           <w:tcPr>
             <w:tcW w:type="dxa" w:w="1247"/>
-            <w:shd w:val="clear" w:color="auto" w:fill="F4F7FA"/>
           </w:tcPr>
           <w:p>
             <w:pPr>
@@ -7291,7 +7207,6 @@
         <w:tc>
           <w:tcPr>
             <w:tcW w:type="dxa" w:w="1531"/>
-            <w:shd w:val="clear" w:color="auto" w:fill="F4F7FA"/>
           </w:tcPr>
           <w:p>
             <w:pPr>
@@ -7305,7 +7220,6 @@
         <w:tc>
           <w:tcPr>
             <w:tcW w:type="dxa" w:w="1134"/>
-            <w:shd w:val="clear" w:color="auto" w:fill="F4F7FA"/>
           </w:tcPr>
           <w:p>
             <w:pPr>
@@ -7319,7 +7233,6 @@
         <w:tc>
           <w:tcPr>
             <w:tcW w:type="dxa" w:w="1304"/>
-            <w:shd w:val="clear" w:color="auto" w:fill="F4F7FA"/>
           </w:tcPr>
           <w:p>
             <w:pPr>
@@ -7333,7 +7246,6 @@
         <w:tc>
           <w:tcPr>
             <w:tcW w:type="dxa" w:w="1928"/>
-            <w:shd w:val="clear" w:color="auto" w:fill="F4F7FA"/>
           </w:tcPr>
           <w:p>
             <w:pPr>
@@ -7347,7 +7259,6 @@
         <w:tc>
           <w:tcPr>
             <w:tcW w:type="dxa" w:w="1361"/>
-            <w:shd w:val="clear" w:color="auto" w:fill="F4F7FA"/>
           </w:tcPr>
           <w:p>
             <w:pPr>
@@ -7485,7 +7396,6 @@
         <w:tc>
           <w:tcPr>
             <w:tcW w:type="dxa" w:w="1361"/>
-            <w:shd w:val="clear" w:color="auto" w:fill="F4F7FA"/>
           </w:tcPr>
           <w:p>
             <w:pPr>
@@ -7499,7 +7409,6 @@
         <w:tc>
           <w:tcPr>
             <w:tcW w:type="dxa" w:w="964"/>
-            <w:shd w:val="clear" w:color="auto" w:fill="F4F7FA"/>
           </w:tcPr>
           <w:p>
             <w:pPr>
@@ -7513,7 +7422,6 @@
         <w:tc>
           <w:tcPr>
             <w:tcW w:type="dxa" w:w="3742"/>
-            <w:shd w:val="clear" w:color="auto" w:fill="F4F7FA"/>
           </w:tcPr>
           <w:p>
             <w:pPr>
@@ -7527,7 +7435,6 @@
         <w:tc>
           <w:tcPr>
             <w:tcW w:type="dxa" w:w="1247"/>
-            <w:shd w:val="clear" w:color="auto" w:fill="F4F7FA"/>
           </w:tcPr>
           <w:p>
             <w:pPr>
@@ -7541,7 +7448,6 @@
         <w:tc>
           <w:tcPr>
             <w:tcW w:type="dxa" w:w="1531"/>
-            <w:shd w:val="clear" w:color="auto" w:fill="F4F7FA"/>
           </w:tcPr>
           <w:p>
             <w:pPr>
@@ -7555,7 +7461,6 @@
         <w:tc>
           <w:tcPr>
             <w:tcW w:type="dxa" w:w="1134"/>
-            <w:shd w:val="clear" w:color="auto" w:fill="F4F7FA"/>
           </w:tcPr>
           <w:p>
             <w:pPr>
@@ -7569,7 +7474,6 @@
         <w:tc>
           <w:tcPr>
             <w:tcW w:type="dxa" w:w="1304"/>
-            <w:shd w:val="clear" w:color="auto" w:fill="F4F7FA"/>
           </w:tcPr>
           <w:p>
             <w:pPr>
@@ -7583,7 +7487,6 @@
         <w:tc>
           <w:tcPr>
             <w:tcW w:type="dxa" w:w="1928"/>
-            <w:shd w:val="clear" w:color="auto" w:fill="F4F7FA"/>
           </w:tcPr>
           <w:p>
             <w:pPr>
@@ -7597,7 +7500,6 @@
         <w:tc>
           <w:tcPr>
             <w:tcW w:type="dxa" w:w="1361"/>
-            <w:shd w:val="clear" w:color="auto" w:fill="F4F7FA"/>
           </w:tcPr>
           <w:p>
             <w:pPr>
@@ -7742,7 +7644,6 @@
         <w:tc>
           <w:tcPr>
             <w:tcW w:type="dxa" w:w="1361"/>
-            <w:shd w:val="clear" w:color="auto" w:fill="F4F7FA"/>
           </w:tcPr>
           <w:p>
             <w:pPr>
@@ -7756,7 +7657,6 @@
         <w:tc>
           <w:tcPr>
             <w:tcW w:type="dxa" w:w="964"/>
-            <w:shd w:val="clear" w:color="auto" w:fill="F4F7FA"/>
           </w:tcPr>
           <w:p>
             <w:pPr>
@@ -7770,7 +7670,6 @@
         <w:tc>
           <w:tcPr>
             <w:tcW w:type="dxa" w:w="3742"/>
-            <w:shd w:val="clear" w:color="auto" w:fill="F4F7FA"/>
           </w:tcPr>
           <w:p>
             <w:pPr>
@@ -7784,7 +7683,6 @@
         <w:tc>
           <w:tcPr>
             <w:tcW w:type="dxa" w:w="1247"/>
-            <w:shd w:val="clear" w:color="auto" w:fill="F4F7FA"/>
           </w:tcPr>
           <w:p>
             <w:pPr>
@@ -7798,7 +7696,6 @@
         <w:tc>
           <w:tcPr>
             <w:tcW w:type="dxa" w:w="1531"/>
-            <w:shd w:val="clear" w:color="auto" w:fill="F4F7FA"/>
           </w:tcPr>
           <w:p>
             <w:pPr>
@@ -7812,7 +7709,6 @@
         <w:tc>
           <w:tcPr>
             <w:tcW w:type="dxa" w:w="1134"/>
-            <w:shd w:val="clear" w:color="auto" w:fill="F4F7FA"/>
           </w:tcPr>
           <w:p>
             <w:pPr>
@@ -7826,7 +7722,6 @@
         <w:tc>
           <w:tcPr>
             <w:tcW w:type="dxa" w:w="1304"/>
-            <w:shd w:val="clear" w:color="auto" w:fill="F4F7FA"/>
           </w:tcPr>
           <w:p>
             <w:pPr>
@@ -7844,7 +7739,6 @@
         <w:tc>
           <w:tcPr>
             <w:tcW w:type="dxa" w:w="1928"/>
-            <w:shd w:val="clear" w:color="auto" w:fill="F4F7FA"/>
           </w:tcPr>
           <w:p>
             <w:pPr>
@@ -7858,7 +7752,6 @@
         <w:tc>
           <w:tcPr>
             <w:tcW w:type="dxa" w:w="1361"/>
-            <w:shd w:val="clear" w:color="auto" w:fill="F4F7FA"/>
           </w:tcPr>
           <w:p>
             <w:pPr>
@@ -8000,7 +7893,6 @@
         <w:tc>
           <w:tcPr>
             <w:tcW w:type="dxa" w:w="1361"/>
-            <w:shd w:val="clear" w:color="auto" w:fill="F4F7FA"/>
           </w:tcPr>
           <w:p>
             <w:pPr>
@@ -8014,7 +7906,6 @@
         <w:tc>
           <w:tcPr>
             <w:tcW w:type="dxa" w:w="964"/>
-            <w:shd w:val="clear" w:color="auto" w:fill="F4F7FA"/>
           </w:tcPr>
           <w:p>
             <w:pPr>
@@ -8028,7 +7919,6 @@
         <w:tc>
           <w:tcPr>
             <w:tcW w:type="dxa" w:w="3742"/>
-            <w:shd w:val="clear" w:color="auto" w:fill="F4F7FA"/>
           </w:tcPr>
           <w:p>
             <w:pPr>
@@ -8042,7 +7932,6 @@
         <w:tc>
           <w:tcPr>
             <w:tcW w:type="dxa" w:w="1247"/>
-            <w:shd w:val="clear" w:color="auto" w:fill="F4F7FA"/>
           </w:tcPr>
           <w:p>
             <w:pPr>
@@ -8056,7 +7945,6 @@
         <w:tc>
           <w:tcPr>
             <w:tcW w:type="dxa" w:w="1531"/>
-            <w:shd w:val="clear" w:color="auto" w:fill="F4F7FA"/>
           </w:tcPr>
           <w:p>
             <w:pPr>
@@ -8070,7 +7958,6 @@
         <w:tc>
           <w:tcPr>
             <w:tcW w:type="dxa" w:w="1134"/>
-            <w:shd w:val="clear" w:color="auto" w:fill="F4F7FA"/>
           </w:tcPr>
           <w:p>
             <w:pPr>
@@ -8084,7 +7971,6 @@
         <w:tc>
           <w:tcPr>
             <w:tcW w:type="dxa" w:w="1304"/>
-            <w:shd w:val="clear" w:color="auto" w:fill="F4F7FA"/>
           </w:tcPr>
           <w:p>
             <w:pPr>
@@ -8098,7 +7984,6 @@
         <w:tc>
           <w:tcPr>
             <w:tcW w:type="dxa" w:w="1928"/>
-            <w:shd w:val="clear" w:color="auto" w:fill="F4F7FA"/>
           </w:tcPr>
           <w:p>
             <w:pPr>
@@ -8112,7 +7997,6 @@
         <w:tc>
           <w:tcPr>
             <w:tcW w:type="dxa" w:w="1361"/>
-            <w:shd w:val="clear" w:color="auto" w:fill="F4F7FA"/>
           </w:tcPr>
           <w:p>
             <w:pPr>
@@ -8250,7 +8134,6 @@
         <w:tc>
           <w:tcPr>
             <w:tcW w:type="dxa" w:w="1361"/>
-            <w:shd w:val="clear" w:color="auto" w:fill="F4F7FA"/>
           </w:tcPr>
           <w:p>
             <w:pPr>
@@ -8264,7 +8147,6 @@
         <w:tc>
           <w:tcPr>
             <w:tcW w:type="dxa" w:w="964"/>
-            <w:shd w:val="clear" w:color="auto" w:fill="F4F7FA"/>
           </w:tcPr>
           <w:p>
             <w:pPr>
@@ -8278,7 +8160,6 @@
         <w:tc>
           <w:tcPr>
             <w:tcW w:type="dxa" w:w="3742"/>
-            <w:shd w:val="clear" w:color="auto" w:fill="F4F7FA"/>
           </w:tcPr>
           <w:p>
             <w:pPr>
@@ -8292,7 +8173,6 @@
         <w:tc>
           <w:tcPr>
             <w:tcW w:type="dxa" w:w="1247"/>
-            <w:shd w:val="clear" w:color="auto" w:fill="F4F7FA"/>
           </w:tcPr>
           <w:p>
             <w:pPr>
@@ -8306,7 +8186,6 @@
         <w:tc>
           <w:tcPr>
             <w:tcW w:type="dxa" w:w="1531"/>
-            <w:shd w:val="clear" w:color="auto" w:fill="F4F7FA"/>
           </w:tcPr>
           <w:p>
             <w:pPr>
@@ -8320,7 +8199,6 @@
         <w:tc>
           <w:tcPr>
             <w:tcW w:type="dxa" w:w="1134"/>
-            <w:shd w:val="clear" w:color="auto" w:fill="F4F7FA"/>
           </w:tcPr>
           <w:p>
             <w:pPr>
@@ -8334,7 +8212,6 @@
         <w:tc>
           <w:tcPr>
             <w:tcW w:type="dxa" w:w="1304"/>
-            <w:shd w:val="clear" w:color="auto" w:fill="F4F7FA"/>
           </w:tcPr>
           <w:p>
             <w:pPr>
@@ -8352,7 +8229,6 @@
         <w:tc>
           <w:tcPr>
             <w:tcW w:type="dxa" w:w="1928"/>
-            <w:shd w:val="clear" w:color="auto" w:fill="F4F7FA"/>
           </w:tcPr>
           <w:p>
             <w:pPr>
@@ -8366,7 +8242,6 @@
         <w:tc>
           <w:tcPr>
             <w:tcW w:type="dxa" w:w="1361"/>
-            <w:shd w:val="clear" w:color="auto" w:fill="F4F7FA"/>
           </w:tcPr>
           <w:p>
             <w:pPr>
@@ -8382,7 +8257,7 @@
     <w:p/>
     <w:sectPr>
       <w:pgSz w:w="16838" w:h="11906" w:orient="landscape"/>
-      <w:pgMar w:top="1361" w:right="1134" w:bottom="1474" w:left="1134" w:header="510" w:footer="454" w:gutter="0"/>
+      <w:pgMar w:top="850" w:right="1134" w:bottom="1298" w:left="1134" w:header="283" w:footer="680" w:gutter="0"/>
       <w:cols w:space="720"/>
       <w:docGrid w:linePitch="360"/>
     </w:sectPr>
@@ -8395,11 +8270,11 @@
   <w:p>
     <w:pPr>
       <w:pStyle w:val="AvisoPCMD"/>
+      <w:pBdr>
+        <w:top w:val="single" w:sz="6" w:space="4" w:color="B8C4D8"/>
+      </w:pBdr>
     </w:pPr>
     <w:r>
-      <w:rPr>
-        <w:sz w:val="16"/>
-      </w:rPr>
       <w:t>O material apoia a organização do PCM e não substitui a avaliação de profissional habilitado nem o texto oficial das normas. As periodicidades são base genérica e devem ser confirmadas com o manual do fabricante.</w:t>
     </w:r>
   </w:p>
@@ -8409,26 +8284,27 @@
       <w:tabs>
         <w:tab w:pos="9638" w:val="right"/>
       </w:tabs>
+      <w:spacing w:before="40"/>
     </w:pPr>
     <w:r>
       <w:rPr>
-        <w:sz w:val="16"/>
-      </w:rPr>
-      <w:t xml:space="preserve">PCMD-W2 · Revisão </w:t>
+        <w:sz w:val="17"/>
+      </w:rPr>
+      <w:t xml:space="preserve">PCM Direto · PCMD-W2 · Rev. </w:t>
     </w:r>
     <w:r>
       <w:rPr>
-        <w:sz w:val="16"/>
+        <w:sz w:val="17"/>
       </w:rPr>
       <w:t>00</w:t>
     </w:r>
     <w:r>
       <w:rPr>
-        <w:sz w:val="16"/>
-      </w:rPr>
-      <w:t xml:space="preserve"> · PCM Direto · Licença MIT</w:t>
+        <w:sz w:val="17"/>
+      </w:rPr>
+      <w:t xml:space="preserve"> · Licença MIT</w:t>
       <w:tab/>
-      <w:t xml:space="preserve">Página </w:t>
+      <w:t xml:space="preserve">Pág. </w:t>
     </w:r>
     <w:fldSimple w:instr="PAGE">
       <w:r>
@@ -8440,7 +8316,7 @@
     </w:fldSimple>
     <w:r>
       <w:rPr>
-        <w:sz w:val="16"/>
+        <w:sz w:val="17"/>
       </w:rPr>
       <w:t xml:space="preserve"> de </w:t>
     </w:r>
@@ -8458,64 +8334,218 @@
 
 <file path=word/header1.xml><?xml version="1.0" encoding="utf-8"?>
 <w:hdr xmlns:m="http://schemas.openxmlformats.org/officeDocument/2006/math" xmlns:mc="http://schemas.openxmlformats.org/markup-compatibility/2006" xmlns:mo="http://schemas.microsoft.com/office/mac/office/2008/main" xmlns:mv="urn:schemas-microsoft-com:mac:vml" xmlns:o="urn:schemas-microsoft-com:office:office" xmlns:r="http://schemas.openxmlformats.org/officeDocument/2006/relationships" xmlns:v="urn:schemas-microsoft-com:vml" xmlns:w10="urn:schemas-microsoft-com:office:word" xmlns:w14="http://schemas.microsoft.com/office/word/2010/wordml" xmlns:w="http://schemas.openxmlformats.org/wordprocessingml/2006/main" xmlns:wne="http://schemas.microsoft.com/office/word/2006/wordml" xmlns:wp14="http://schemas.microsoft.com/office/word/2010/wordprocessingDrawing" xmlns:wp="http://schemas.openxmlformats.org/drawingml/2006/wordprocessingDrawing" xmlns:wpc="http://schemas.microsoft.com/office/word/2010/wordprocessingCanvas" xmlns:wpg="http://schemas.microsoft.com/office/word/2010/wordprocessingGroup" xmlns:wpi="http://schemas.microsoft.com/office/word/2010/wordprocessingInk" xmlns:wps="http://schemas.microsoft.com/office/word/2010/wordprocessingShape" mc:Ignorable="w14 wp14">
+  <w:tbl>
+    <w:tblPr>
+      <w:tblW w:type="auto" w:w="0"/>
+      <w:jc w:val="center"/>
+      <w:tblLayout w:type="fixed"/>
+      <w:tblLook w:firstColumn="1" w:firstRow="1" w:lastColumn="0" w:lastRow="0" w:noHBand="0" w:noVBand="1" w:val="04A0"/>
+      <w:tblLayout w:type="fixed"/>
+      <w:tblBorders>
+        <w:top w:val="single" w:sz="6" w:space="0" w:color="B8C4D8"/>
+        <w:left w:val="single" w:sz="6" w:space="0" w:color="B8C4D8"/>
+        <w:bottom w:val="single" w:sz="6" w:space="0" w:color="B8C4D8"/>
+        <w:right w:val="single" w:sz="6" w:space="0" w:color="B8C4D8"/>
+        <w:insideH w:val="single" w:sz="6" w:space="0" w:color="B8C4D8"/>
+        <w:insideV w:val="single" w:sz="6" w:space="0" w:color="B8C4D8"/>
+      </w:tblBorders>
+      <w:tblCellMar>
+        <w:top w:w="50" w:type="dxa"/>
+        <w:bottom w:w="50" w:type="dxa"/>
+        <w:left w:w="90" w:type="dxa"/>
+        <w:right w:w="90" w:type="dxa"/>
+      </w:tblCellMar>
+    </w:tblPr>
+    <w:tblGrid>
+      <w:gridCol w:w="2750"/>
+      <w:gridCol w:w="4479"/>
+      <w:gridCol w:w="2409"/>
+    </w:tblGrid>
+    <w:tr>
+      <w:tc>
+        <w:tcPr>
+          <w:tcW w:type="dxa" w:w="2750"/>
+          <w:vAlign w:val="center"/>
+        </w:tcPr>
+        <w:p>
+          <w:pPr>
+            <w:spacing w:after="0" w:line="240" w:lineRule="auto"/>
+            <w:jc w:val="center"/>
+          </w:pPr>
+          <w:r>
+            <w:drawing>
+              <wp:inline xmlns:a="http://schemas.openxmlformats.org/drawingml/2006/main" xmlns:pic="http://schemas.openxmlformats.org/drawingml/2006/picture">
+                <wp:extent cx="1512000" cy="353516"/>
+                <wp:docPr id="1" name="Picture 1"/>
+                <wp:cNvGraphicFramePr>
+                  <a:graphicFrameLocks noChangeAspect="1"/>
+                </wp:cNvGraphicFramePr>
+                <a:graphic>
+                  <a:graphicData uri="http://schemas.openxmlformats.org/drawingml/2006/picture">
+                    <pic:pic>
+                      <pic:nvPicPr>
+                        <pic:cNvPr id="0" name="logo-pcm-direto.png"/>
+                        <pic:cNvPicPr/>
+                      </pic:nvPicPr>
+                      <pic:blipFill>
+                        <a:blip r:embed="rId1"/>
+                        <a:stretch>
+                          <a:fillRect/>
+                        </a:stretch>
+                      </pic:blipFill>
+                      <pic:spPr>
+                        <a:xfrm>
+                          <a:off x="0" y="0"/>
+                          <a:ext cx="1512000" cy="353516"/>
+                        </a:xfrm>
+                        <a:prstGeom prst="rect"/>
+                      </pic:spPr>
+                    </pic:pic>
+                  </a:graphicData>
+                </a:graphic>
+              </wp:inline>
+            </w:drawing>
+          </w:r>
+        </w:p>
+      </w:tc>
+      <w:tc>
+        <w:tcPr>
+          <w:tcW w:type="dxa" w:w="4479"/>
+          <w:vAlign w:val="center"/>
+        </w:tcPr>
+        <w:p>
+          <w:pPr>
+            <w:spacing w:after="0" w:line="240" w:lineRule="auto"/>
+            <w:jc w:val="center"/>
+          </w:pPr>
+          <w:r>
+            <w:rPr>
+              <w:rFonts w:ascii="Arial Black" w:hAnsi="Arial Black" w:cs="Arial Black"/>
+              <w:color w:val="000000"/>
+              <w:sz w:val="24"/>
+            </w:rPr>
+            <w:t>MANUAL DE ESTRATÉGIA DE MANUTENÇÃO</w:t>
+          </w:r>
+        </w:p>
+        <w:p>
+          <w:pPr>
+            <w:spacing w:after="0" w:line="240" w:lineRule="auto"/>
+            <w:jc w:val="center"/>
+          </w:pPr>
+          <w:r>
+            <w:rPr>
+              <w:b/>
+              <w:color w:val="B85C00"/>
+              <w:sz w:val="17"/>
+            </w:rPr>
+            <w:t>PCMD-W2</w:t>
+          </w:r>
+        </w:p>
+      </w:tc>
+      <w:tc>
+        <w:tcPr>
+          <w:tcW w:type="dxa" w:w="2409"/>
+          <w:vAlign w:val="center"/>
+        </w:tcPr>
+        <w:p>
+          <w:pPr>
+            <w:spacing w:after="0" w:line="240" w:lineRule="auto"/>
+            <w:jc w:val="center"/>
+          </w:pPr>
+          <w:r>
+            <w:rPr>
+              <w:rFonts w:ascii="Arial Black" w:hAnsi="Arial Black" w:cs="Arial Black"/>
+              <w:sz w:val="16"/>
+            </w:rPr>
+            <w:t xml:space="preserve">Rev. </w:t>
+          </w:r>
+          <w:r>
+            <w:rPr>
+              <w:rFonts w:ascii="Arial Black" w:hAnsi="Arial Black" w:cs="Arial Black"/>
+              <w:sz w:val="16"/>
+            </w:rPr>
+            <w:t>00</w:t>
+          </w:r>
+          <w:r>
+            <w:rPr>
+              <w:rFonts w:ascii="Arial Black" w:hAnsi="Arial Black" w:cs="Arial Black"/>
+              <w:sz w:val="16"/>
+            </w:rPr>
+            <w:t xml:space="preserve"> · </w:t>
+          </w:r>
+          <w:r>
+            <w:rPr>
+              <w:rFonts w:ascii="Arial Black" w:hAnsi="Arial Black" w:cs="Arial Black"/>
+              <w:sz w:val="16"/>
+            </w:rPr>
+            <w:t>23/10/2026</w:t>
+          </w:r>
+        </w:p>
+        <w:p>
+          <w:pPr>
+            <w:spacing w:after="0" w:line="240" w:lineRule="auto"/>
+            <w:jc w:val="center"/>
+          </w:pPr>
+          <w:r>
+            <w:rPr>
+              <w:rFonts w:ascii="Arial Narrow" w:hAnsi="Arial Narrow" w:cs="Arial Narrow"/>
+              <w:b/>
+              <w:color w:val="64717D"/>
+              <w:sz w:val="16"/>
+            </w:rPr>
+            <w:t xml:space="preserve">Elaborado: </w:t>
+          </w:r>
+          <w:r>
+            <w:rPr>
+              <w:rFonts w:ascii="Arial Narrow" w:hAnsi="Arial Narrow" w:cs="Arial Narrow"/>
+              <w:b/>
+              <w:color w:val="64717D"/>
+              <w:sz w:val="16"/>
+            </w:rPr>
+            <w:t>Pessoa A</w:t>
+          </w:r>
+          <w:r>
+            <w:rPr>
+              <w:rFonts w:ascii="Arial Narrow" w:hAnsi="Arial Narrow" w:cs="Arial Narrow"/>
+              <w:b/>
+              <w:color w:val="64717D"/>
+              <w:sz w:val="16"/>
+            </w:rPr>
+            <w:t xml:space="preserve"> · Aprovado: </w:t>
+          </w:r>
+          <w:r>
+            <w:rPr>
+              <w:rFonts w:ascii="Arial Narrow" w:hAnsi="Arial Narrow" w:cs="Arial Narrow"/>
+              <w:b/>
+              <w:color w:val="64717D"/>
+              <w:sz w:val="16"/>
+            </w:rPr>
+            <w:t>A definir (aprovação não registrada)</w:t>
+          </w:r>
+        </w:p>
+      </w:tc>
+    </w:tr>
+  </w:tbl>
   <w:p>
     <w:pPr>
       <w:pStyle w:val="Header"/>
-      <w:tabs>
-        <w:tab w:pos="9638" w:val="right"/>
-      </w:tabs>
+      <w:spacing w:before="0" w:after="0" w:lineRule="exact" w:line="340"/>
+      <w:jc w:val="center"/>
+      <w:shd w:val="clear" w:color="auto" w:fill="0B3D63"/>
     </w:pPr>
     <w:r>
-      <w:drawing>
-        <wp:inline xmlns:a="http://schemas.openxmlformats.org/drawingml/2006/main" xmlns:pic="http://schemas.openxmlformats.org/drawingml/2006/picture">
-          <wp:extent cx="396000" cy="396000"/>
-          <wp:docPr id="1" name="Picture 1"/>
-          <wp:cNvGraphicFramePr>
-            <a:graphicFrameLocks noChangeAspect="1"/>
-          </wp:cNvGraphicFramePr>
-          <a:graphic>
-            <a:graphicData uri="http://schemas.openxmlformats.org/drawingml/2006/picture">
-              <pic:pic>
-                <pic:nvPicPr>
-                  <pic:cNvPr id="0" name="icone-512.png"/>
-                  <pic:cNvPicPr/>
-                </pic:nvPicPr>
-                <pic:blipFill>
-                  <a:blip r:embed="rId1"/>
-                  <a:stretch>
-                    <a:fillRect/>
-                  </a:stretch>
-                </pic:blipFill>
-                <pic:spPr>
-                  <a:xfrm>
-                    <a:off x="0" y="0"/>
-                    <a:ext cx="396000" cy="396000"/>
-                  </a:xfrm>
-                  <a:prstGeom prst="rect"/>
-                </pic:spPr>
-              </pic:pic>
-            </a:graphicData>
-          </a:graphic>
-        </wp:inline>
-      </w:drawing>
+      <w:rPr>
+        <w:rFonts w:ascii="Arial Black" w:hAnsi="Arial Black" w:cs="Arial Black"/>
+        <w:color w:val="FFFFFF"/>
+        <w:sz w:val="18"/>
+      </w:rPr>
+      <w:t xml:space="preserve">MANUAL · </w:t>
     </w:r>
     <w:r>
       <w:rPr>
-        <w:b/>
-        <w:color w:val="0B3D63"/>
+        <w:rFonts w:ascii="Arial Black" w:hAnsi="Arial Black" w:cs="Arial Black"/>
+        <w:color w:val="FFFFFF"/>
         <w:sz w:val="18"/>
-      </w:rPr>
-      <w:tab/>
-      <w:t>PCMD-W2 · Manual de Estratégia de Manutenção</w:t>
-    </w:r>
-  </w:p>
-  <w:p>
-    <w:pPr>
-      <w:jc w:val="right"/>
-    </w:pPr>
-    <w:r>
-      <w:rPr>
-        <w:sz w:val="16"/>
       </w:rPr>
       <w:t>Indústria Exemplo</w:t>
     </w:r>
@@ -8887,11 +8917,13 @@
     <w:qFormat/>
     <w:rsid w:val="00FC693F"/>
     <w:pPr>
-      <w:spacing w:after="80" w:line="264" w:lineRule="auto"/>
+      <w:spacing w:after="100" w:line="276" w:lineRule="auto"/>
+      <w:jc w:val="both"/>
     </w:pPr>
     <w:rPr>
       <w:rFonts w:ascii="Arial" w:hAnsi="Arial" w:cs="Arial" w:eastAsia="Arial"/>
-      <w:sz w:val="21"/>
+      <w:color w:val="1F2937"/>
+      <w:sz w:val="20"/>
       <w:lang w:val="pt-BR"/>
     </w:rPr>
   </w:style>
@@ -8950,18 +8982,20 @@
     <w:pPr>
       <w:keepNext/>
       <w:keepLines/>
-      <w:spacing w:before="280" w:after="80"/>
+      <w:spacing w:before="240" w:after="100"/>
+      <w:jc w:val="left"/>
       <w:outlineLvl w:val="0"/>
       <w:pBdr>
-        <w:bottom w:val="single" w:sz="6" w:space="3" w:color="D5DDE5"/>
+        <w:bottom w:val="single" w:sz="6" w:space="2" w:color="0B3D63"/>
       </w:pBdr>
     </w:pPr>
     <w:rPr>
-      <w:rFonts w:ascii="Arial" w:hAnsi="Arial" w:cs="Arial" w:eastAsia="Arial"/>
-      <w:b/>
+      <w:rFonts w:ascii="Arial Black" w:hAnsi="Arial Black" w:cs="Arial Black" w:eastAsia="Arial Black"/>
+      <w:b w:val="0"/>
       <w:bCs/>
+      <w:i w:val="0"/>
       <w:color w:val="0B3D63"/>
-      <w:sz w:val="26"/>
+      <w:sz w:val="22"/>
       <w:szCs w:val="28"/>
     </w:rPr>
   </w:style>
@@ -8977,15 +9011,17 @@
     <w:pPr>
       <w:keepNext/>
       <w:keepLines/>
-      <w:spacing w:before="160" w:after="80"/>
+      <w:spacing w:before="160" w:after="60"/>
+      <w:jc w:val="left"/>
       <w:outlineLvl w:val="1"/>
     </w:pPr>
     <w:rPr>
       <w:rFonts w:ascii="Arial" w:hAnsi="Arial" w:cs="Arial" w:eastAsia="Arial"/>
       <w:b/>
       <w:bCs/>
+      <w:i w:val="0"/>
       <w:color w:val="0B3D63"/>
-      <w:sz w:val="22"/>
+      <w:sz w:val="21"/>
       <w:szCs w:val="26"/>
     </w:rPr>
   </w:style>
@@ -9001,15 +9037,17 @@
     <w:pPr>
       <w:keepNext/>
       <w:keepLines/>
-      <w:spacing w:before="160" w:after="80"/>
+      <w:spacing w:before="160" w:after="60"/>
+      <w:jc w:val="left"/>
       <w:outlineLvl w:val="2"/>
     </w:pPr>
     <w:rPr>
       <w:rFonts w:ascii="Arial" w:hAnsi="Arial" w:cs="Arial" w:eastAsia="Arial"/>
       <w:b/>
       <w:bCs/>
+      <w:i w:val="0"/>
       <w:color w:val="0B3D63"/>
-      <w:sz w:val="21"/>
+      <w:sz w:val="20"/>
     </w:rPr>
   </w:style>
   <w:style w:type="paragraph" w:styleId="Heading4">
@@ -9240,21 +9278,18 @@
     <w:qFormat/>
     <w:rsid w:val="00FC693F"/>
     <w:pPr>
-      <w:keepNext/>
       <w:pBdr>
         <w:bottom w:val="single" w:sz="8" w:space="4" w:color="4F81BD" w:themeColor="accent1"/>
-        <w:bottom w:val="single" w:sz="12" w:space="4" w:color="0B3D63"/>
       </w:pBdr>
-      <w:spacing w:after="40" w:line="240" w:lineRule="auto" w:before="160"/>
+      <w:spacing w:after="300" w:line="240" w:lineRule="auto"/>
       <w:contextualSpacing/>
     </w:pPr>
     <w:rPr>
-      <w:rFonts w:ascii="Arial" w:hAnsi="Arial" w:cs="Arial" w:eastAsia="Arial"/>
-      <w:b/>
-      <w:color w:val="0B3D63"/>
+      <w:rFonts w:asciiTheme="majorHAnsi" w:eastAsiaTheme="majorEastAsia" w:hAnsiTheme="majorHAnsi" w:cstheme="majorBidi"/>
+      <w:color w:val="17365D" w:themeColor="text2" w:themeShade="BF"/>
       <w:spacing w:val="5"/>
       <w:kern w:val="28"/>
-      <w:sz w:val="40"/>
+      <w:sz w:val="52"/>
       <w:szCs w:val="52"/>
     </w:rPr>
   </w:style>
@@ -20601,18 +20636,23 @@
     <w:name w:val="Aviso PCMD"/>
     <w:basedOn w:val="Normal"/>
     <w:pPr>
-      <w:spacing w:after="0"/>
+      <w:spacing w:after="0" w:line="240" w:lineRule="auto"/>
+      <w:jc w:val="left"/>
     </w:pPr>
     <w:rPr>
+      <w:rFonts w:ascii="Arial Narrow" w:hAnsi="Arial Narrow"/>
+      <w:color w:val="64717D"/>
       <w:sz w:val="16"/>
     </w:rPr>
   </w:style>
   <w:style w:type="paragraph" w:customStyle="1" w:styleId="NotaPCMD">
     <w:name w:val="Nota PCMD"/>
     <w:basedOn w:val="Normal"/>
+    <w:pPr>
+      <w:jc w:val="left"/>
+    </w:pPr>
     <w:rPr>
-      <w:i/>
-      <w:color w:val="404040"/>
+      <w:color w:val="64717D"/>
       <w:sz w:val="18"/>
     </w:rPr>
   </w:style>
@@ -20621,9 +20661,11 @@
     <w:basedOn w:val="Normal"/>
     <w:pPr>
       <w:spacing w:before="80" w:after="160"/>
-      <w:ind w:left="170" w:right="113"/>
+      <w:ind w:left="142"/>
+      <w:jc w:val="left"/>
     </w:pPr>
     <w:rPr>
+      <w:rFonts w:ascii="Arial Narrow" w:hAnsi="Arial Narrow"/>
       <w:sz w:val="19"/>
     </w:rPr>
   </w:style>
@@ -20632,6 +20674,7 @@
     <w:basedOn w:val="Normal"/>
     <w:pPr>
       <w:spacing w:after="0" w:line="240" w:lineRule="auto"/>
+      <w:jc w:val="left"/>
     </w:pPr>
     <w:rPr>
       <w:sz w:val="18"/>

--- a/entrega-templates/manuais/PCMD-W2-Manual-Estrategia-Manutencao-Exemplo.docx
+++ b/entrega-templates/manuais/PCMD-W2-Manual-Estrategia-Manutencao-Exemplo.docx
@@ -8425,20 +8425,6 @@
               <w:sz w:val="24"/>
             </w:rPr>
             <w:t>MANUAL DE ESTRATÉGIA DE MANUTENÇÃO</w:t>
-          </w:r>
-        </w:p>
-        <w:p>
-          <w:pPr>
-            <w:spacing w:after="0" w:line="240" w:lineRule="auto"/>
-            <w:jc w:val="center"/>
-          </w:pPr>
-          <w:r>
-            <w:rPr>
-              <w:b/>
-              <w:color w:val="B85C00"/>
-              <w:sz w:val="17"/>
-            </w:rPr>
-            <w:t>PCMD-W2</w:t>
           </w:r>
         </w:p>
       </w:tc>
